--- a/(e)CRF/Per visite/V6 - Opvolgvisite/08_Screening voet en schoeisel.docx
+++ b/(e)CRF/Per visite/V6 - Opvolgvisite/08_Screening voet en schoeisel.docx
@@ -31,34 +31,18 @@
         </w:rPr>
         <w:t xml:space="preserve">Appendix </w:t>
       </w:r>
-      <w:ins w:author="Janou De Buyser" w:date="2026-07-09T12:44:09.864Z" w16du:dateUtc="2026-07-09T12:44:09.864Z" w:id="843693541">
-        <w:r>
-          <w:rPr>
-            <w:rFonts w:ascii="Calibri" w:hAnsi="Calibri" w:cs="Calibri"/>
-            <w:b w:val="1"/>
-            <w:bCs w:val="1"/>
-            <w:color w:val="000000" w:themeColor="text1" w:themeTint="FF" w:themeShade="FF"/>
-            <w:sz w:val="28"/>
-            <w:szCs w:val="28"/>
-            <w:lang w:val="en-US"/>
-          </w:rPr>
-          <w:t>8</w:t>
-        </w:r>
-      </w:ins>
-      <w:del w:author="Janou De Buyser" w:date="2026-07-09T12:44:09.466Z" w16du:dateUtc="2026-07-09T12:44:09.466Z" w:id="343268666">
-        <w:r>
-          <w:rPr>
-            <w:rFonts w:ascii="Calibri" w:hAnsi="Calibri" w:cs="Calibri"/>
-            <w:b w:val="1"/>
-            <w:bCs w:val="1"/>
-            <w:color w:val="000000" w:themeColor="text1" w:themeTint="FF" w:themeShade="FF"/>
-            <w:sz w:val="28"/>
-            <w:szCs w:val="28"/>
-            <w:lang w:val="en-US"/>
-          </w:rPr>
-          <w:delText>7</w:delText>
-        </w:r>
-      </w:del>
+      <w:r>
+        <w:rPr>
+          <w:rFonts w:ascii="Calibri" w:hAnsi="Calibri" w:cs="Calibri"/>
+          <w:b w:val="1"/>
+          <w:bCs w:val="1"/>
+          <w:color w:val="000000" w:themeColor="text1" w:themeTint="FF" w:themeShade="FF"/>
+          <w:sz w:val="28"/>
+          <w:szCs w:val="28"/>
+          <w:lang w:val="en-US"/>
+        </w:rPr>
+        <w:t>8</w:t>
+      </w:r>
       <w:r>
         <w:rPr>
           <w:rFonts w:ascii="Arial" w:hAnsi="Arial" w:cs="Arial" w:eastAsia="Arial"/>
@@ -83,7 +67,6 @@
         </w:rPr>
         <w:t xml:space="preserve">Foot and footwear screening </w:t>
       </w:r>
-      <w:commentRangeStart w:id="0"/>
       <w:r>
         <w:rPr>
           <w:rFonts w:ascii="Arial" w:hAnsi="Arial" w:cs="Arial" w:eastAsia="Arial"/>
@@ -96,40 +79,17 @@
         </w:rPr>
         <w:t>form</w:t>
       </w:r>
-      <w:commentRangeEnd w:id="0"/>
-      <w:r>
-        <w:rPr>
-          <w:rStyle w:val="CommentReference"/>
-          <w:rFonts w:ascii="Arial" w:hAnsi="Arial" w:eastAsia="Arial" w:cs="Arial"/>
-          <w:color w:val="24303B"/>
-        </w:rPr>
-        <w:commentReference w:id="0"/>
-      </w:r>
     </w:p>
     <w:tbl>
       <w:tblPr>
         <w:tblStyle w:val="TableGrid"/>
         <w:tblW w:w="0" w:type="auto"/>
         <w:tblLook w:val="04A0" w:firstRow="1" w:lastRow="0" w:firstColumn="1" w:lastColumn="0" w:noHBand="0" w:noVBand="1"/>
-        <w:tblPrChange w:author="Janou De Buyser" w:date="2026-07-22T11:47:38.281Z" w16du:dateUtc="2026-07-22T11:47:38.281Z" w:id="176088982">
-          <w:tblPr>
-            <w:tblStyle w:val="TableGrid"/>
-            <w:tblW w:w="0" w:type="auto"/>
-            <w:tblLook w:val="04A0" w:firstRow="1" w:lastRow="0" w:firstColumn="1" w:lastColumn="0" w:noHBand="0" w:noVBand="1"/>
-          </w:tblPr>
-        </w:tblPrChange>
       </w:tblPr>
       <w:tblGrid>
         <w:gridCol w:w="3005"/>
         <w:gridCol w:w="3005"/>
         <w:gridCol w:w="3006"/>
-        <w:tblGridChange w:id="224664021">
-          <w:tblGrid>
-            <w:gridCol w:w="3005"/>
-            <w:gridCol w:w="3005"/>
-            <w:gridCol w:w="3006"/>
-          </w:tblGrid>
-        </w:tblGridChange>
       </w:tblGrid>
       <w:tr>
         <w:tc>
@@ -381,22 +341,12 @@
                 <w:color w:val="FF0000"/>
               </w:rPr>
             </w:pPr>
-            <w:del w:author="Janou De Buyser" w:date="2026-07-22T11:46:43.857Z" w16du:dateUtc="2026-07-22T11:46:43.857Z" w:id="658914831">
-              <w:r>
-                <w:rPr>
-                  <w:color w:val="FF0000"/>
-                </w:rPr>
-                <w:delText>Enkel-Arm index????</w:delText>
-              </w:r>
-            </w:del>
-            <w:ins w:author="Janou De Buyser" w:date="2026-07-22T11:46:53.983Z" w16du:dateUtc="2026-07-22T11:46:53.983Z" w:id="1750795798">
-              <w:r>
-                <w:rPr>
-                  <w:color w:val="FF0000"/>
-                </w:rPr>
-                <w:t>Enkel Arm Index</w:t>
-              </w:r>
-            </w:ins>
+            <w:r>
+              <w:rPr>
+                <w:color w:val="FF0000"/>
+              </w:rPr>
+              <w:t>Enkel Arm Index</w:t>
+            </w:r>
           </w:p>
         </w:tc>
         <w:tc>
@@ -412,21 +362,11 @@
               <w:spacing w:before="0" w:beforeAutospacing="off" w:after="0" w:afterAutospacing="off" w:line="259" w:lineRule="auto"/>
               <w:ind w:left="0" w:right="0"/>
               <w:jc w:val="left"/>
-              <w:rPr>
-                <w:ins w:author="Janou De Buyser" w:date="2026-07-22T11:47:00.156Z" w16du:dateUtc="2026-07-22T11:47:00.156Z" w:id="247243101"/>
-              </w:rPr>
-              <w:pPrChange w:author="Janou De Buyser" w:date="2026-07-22T11:46:44.029Z">
-                <w:pPr>
-                  <w:pStyle w:val="Normal"/>
-                  <w:spacing w:before="0" w:beforeAutospacing="off"/>
-                </w:pPr>
-              </w:pPrChange>
+              <w:rPr/>
             </w:pPr>
-            <w:ins w:author="Janou De Buyser" w:date="2026-07-22T11:47:00.156Z" w16du:dateUtc="2026-07-22T11:47:00.156Z" w:id="710007311">
-              <w:r>
-                <w:t xml:space="preserve">Normaal: 0,90–1,30 </w:t>
-              </w:r>
-            </w:ins>
+            <w:r>
+              <w:t xml:space="preserve">Normaal: 0,90–1,30 </w:t>
+            </w:r>
           </w:p>
           <w:p>
             <w:pPr>
@@ -435,15 +375,11 @@
               <w:spacing w:before="0" w:beforeAutospacing="off" w:after="0" w:afterAutospacing="off" w:line="259" w:lineRule="auto"/>
               <w:ind w:left="0" w:right="0"/>
               <w:jc w:val="left"/>
-              <w:rPr>
-                <w:ins w:author="Janou De Buyser" w:date="2026-07-22T11:47:00.156Z" w16du:dateUtc="2026-07-22T11:47:00.156Z" w:id="501058499"/>
-              </w:rPr>
+              <w:rPr/>
             </w:pPr>
-            <w:ins w:author="Janou De Buyser" w:date="2026-07-22T11:47:00.156Z" w16du:dateUtc="2026-07-22T11:47:00.156Z" w:id="1110302593">
-              <w:r>
-                <w:t xml:space="preserve">Abnormaal/verdenking PAD: &lt;0,90 </w:t>
-              </w:r>
-            </w:ins>
+            <w:r>
+              <w:t xml:space="preserve">Abnormaal/verdenking PAD: &lt;0,90 </w:t>
+            </w:r>
           </w:p>
           <w:p>
             <w:pPr>
@@ -452,15 +388,11 @@
               <w:spacing w:before="0" w:beforeAutospacing="off" w:after="0" w:afterAutospacing="off" w:line="259" w:lineRule="auto"/>
               <w:ind w:left="0" w:right="0"/>
               <w:jc w:val="left"/>
-              <w:rPr>
-                <w:ins w:author="Janou De Buyser" w:date="2026-07-22T11:47:00.157Z" w16du:dateUtc="2026-07-22T11:47:00.157Z" w:id="310677774"/>
-              </w:rPr>
+              <w:rPr/>
             </w:pPr>
-            <w:ins w:author="Janou De Buyser" w:date="2026-07-22T11:47:00.156Z" w16du:dateUtc="2026-07-22T11:47:00.156Z" w:id="725009965">
-              <w:r>
-                <w:t>Ernstige ischemie: &lt;0,50</w:t>
-              </w:r>
-            </w:ins>
+            <w:r>
+              <w:t>Ernstige ischemie: &lt;0,50</w:t>
+            </w:r>
           </w:p>
           <w:p>
             <w:pPr>
@@ -471,14 +403,12 @@
               <w:ind w:left="0" w:right="0"/>
               <w:jc w:val="left"/>
             </w:pPr>
-            <w:ins w:author="Janou De Buyser" w:date="2026-07-22T11:47:09.526Z" w16du:dateUtc="2026-07-22T11:47:09.526Z" w:id="1758132207">
-              <w:r>
-                <w:t>Links /</w:t>
-              </w:r>
-              <w:r>
-                <w:t xml:space="preserve"> Rechts</w:t>
-              </w:r>
-            </w:ins>
+            <w:r>
+              <w:t>Links /</w:t>
+            </w:r>
+            <w:r>
+              <w:t xml:space="preserve"> Rechts</w:t>
+            </w:r>
           </w:p>
         </w:tc>
       </w:tr>
@@ -1577,7 +1507,6 @@
       <w:tr>
         <w:trPr>
           <w:trHeight w:val="300"/>
-          <w:del w:author="Janou De Buyser" w:date="2026-07-22T11:47:46.132Z" w16du:dateUtc="2026-07-22T11:47:46.132Z" w:id="816257496"/>
         </w:trPr>
         <w:tc>
           <w:tcPr>
@@ -1646,45 +1575,6 @@
 </w:document>
 </file>
 
-<file path=word/comments.xml><?xml version="1.0" encoding="utf-8"?>
-<w:comments xmlns:wpc="http://schemas.microsoft.com/office/word/2010/wordprocessingCanvas" xmlns:cx="http://schemas.microsoft.com/office/drawing/2014/chartex" xmlns:cx1="http://schemas.microsoft.com/office/drawing/2015/9/8/chartex" xmlns:cx2="http://schemas.microsoft.com/office/drawing/2015/10/21/chartex" xmlns:cx3="http://schemas.microsoft.com/office/drawing/2016/5/9/chartex" xmlns:cx4="http://schemas.microsoft.com/office/drawing/2016/5/10/chartex" xmlns:cx5="http://schemas.microsoft.com/office/drawing/2016/5/11/chartex" xmlns:cx6="http://schemas.microsoft.com/office/drawing/2016/5/12/chartex" xmlns:cx7="http://schemas.microsoft.com/office/drawing/2016/5/13/chartex" xmlns:cx8="http://schemas.microsoft.com/office/drawing/2016/5/14/chartex" xmlns:mc="http://schemas.openxmlformats.org/markup-compatibility/2006" xmlns:aink="http://schemas.microsoft.com/office/drawing/2016/ink" xmlns:am3d="http://schemas.microsoft.com/office/drawing/2017/model3d" xmlns:o="urn:schemas-microsoft-com:office:office" xmlns:oel="http://schemas.microsoft.com/office/2019/extlst" xmlns:r="http://schemas.openxmlformats.org/officeDocument/2006/relationships" xmlns:m="http://schemas.openxmlformats.org/officeDocument/2006/math" xmlns:v="urn:schemas-microsoft-com:vml" xmlns:wp14="http://schemas.microsoft.com/office/word/2010/wordprocessingDrawing" xmlns:wp="http://schemas.openxmlformats.org/drawingml/2006/wordprocessingDrawing" xmlns:w10="urn:schemas-microsoft-com:office:word" xmlns:w="http://schemas.openxmlformats.org/wordprocessingml/2006/main" xmlns:w14="http://schemas.microsoft.com/office/word/2010/wordml" xmlns:w15="http://schemas.microsoft.com/office/word/2012/wordml" xmlns:w16cex="http://schemas.microsoft.com/office/word/2018/wordml/cex" xmlns:w16cid="http://schemas.microsoft.com/office/word/2016/wordml/cid" xmlns:w16="http://schemas.microsoft.com/office/word/2018/wordml" xmlns:w16du="http://schemas.microsoft.com/office/word/2023/wordml/word16du" xmlns:w16sdtdh="http://schemas.microsoft.com/office/word/2020/wordml/sdtdatahash" xmlns:w16sdtfl="http://schemas.microsoft.com/office/word/2024/wordml/sdtformatlock" xmlns:w16se="http://schemas.microsoft.com/office/word/2015/wordml/symex" xmlns:wpg="http://schemas.microsoft.com/office/word/2010/wordprocessingGroup" xmlns:wpi="http://schemas.microsoft.com/office/word/2010/wordprocessingInk" xmlns:wne="http://schemas.microsoft.com/office/word/2006/wordml" xmlns:wps="http://schemas.microsoft.com/office/word/2010/wordprocessingShape" mc:Ignorable="w14 w15 w16se w16cid w16 w16cex w16sdtdh w16sdtfl w16du wp14">
-  <w:comment w:initials="GD" w:author="Gillian Debra" w:date="2026-03-30T13:42:00Z" w:id="0">
-    <w:p>
-      <w:pPr>
-        <w:pStyle w:val="CommentText"/>
-      </w:pPr>
-      <w:r>
-        <w:rPr>
-          <w:rStyle w:val="CommentReference"/>
-        </w:rPr>
-        <w:annotationRef/>
-      </w:r>
-      <w:r>
-        <w:t>Gefinaliseerd?</w:t>
-      </w:r>
-    </w:p>
-  </w:comment>
-</w:comments>
-</file>
-
-<file path=word/commentsExtended.xml><?xml version="1.0" encoding="utf-8"?>
-<w15:commentsEx xmlns:mc="http://schemas.openxmlformats.org/markup-compatibility/2006" xmlns:w15="http://schemas.microsoft.com/office/word/2012/wordml" mc:Ignorable="w15">
-  <w15:commentEx w15:done="1" w15:paraId="7C37AC7E"/>
-</w15:commentsEx>
-</file>
-
-<file path=word/commentsExtensible.xml><?xml version="1.0" encoding="utf-8"?>
-<w16cex:commentsExtensible xmlns:w16="http://schemas.microsoft.com/office/word/2018/wordml" xmlns:w16cex="http://schemas.microsoft.com/office/word/2018/wordml/cex" xmlns:mc="http://schemas.openxmlformats.org/markup-compatibility/2006" mc:Ignorable="w16 w16cex">
-  <w16cex:commentExtensible w16cex:durableId="1F514131" w16cex:dateUtc="2026-03-30T11:42:00Z"/>
-</w16cex:commentsExtensible>
-</file>
-
-<file path=word/commentsIds.xml><?xml version="1.0" encoding="utf-8"?>
-<w16cid:commentsIds xmlns:mc="http://schemas.openxmlformats.org/markup-compatibility/2006" xmlns:w16cid="http://schemas.microsoft.com/office/word/2016/wordml/cid" mc:Ignorable="w16cid">
-  <w16cid:commentId w16cid:paraId="7C37AC7E" w16cid:durableId="1F514131"/>
-</w16cid:commentsIds>
-</file>
-
 <file path=word/endnotes.xml><?xml version="1.0" encoding="utf-8"?>
 <w:endnotes xmlns:wpc="http://schemas.microsoft.com/office/word/2010/wordprocessingCanvas" xmlns:cx="http://schemas.microsoft.com/office/drawing/2014/chartex" xmlns:cx1="http://schemas.microsoft.com/office/drawing/2015/9/8/chartex" xmlns:cx2="http://schemas.microsoft.com/office/drawing/2015/10/21/chartex" xmlns:cx3="http://schemas.microsoft.com/office/drawing/2016/5/9/chartex" xmlns:cx4="http://schemas.microsoft.com/office/drawing/2016/5/10/chartex" xmlns:cx5="http://schemas.microsoft.com/office/drawing/2016/5/11/chartex" xmlns:cx6="http://schemas.microsoft.com/office/drawing/2016/5/12/chartex" xmlns:cx7="http://schemas.microsoft.com/office/drawing/2016/5/13/chartex" xmlns:cx8="http://schemas.microsoft.com/office/drawing/2016/5/14/chartex" xmlns:mc="http://schemas.openxmlformats.org/markup-compatibility/2006" xmlns:aink="http://schemas.microsoft.com/office/drawing/2016/ink" xmlns:am3d="http://schemas.microsoft.com/office/drawing/2017/model3d" xmlns:o="urn:schemas-microsoft-com:office:office" xmlns:oel="http://schemas.microsoft.com/office/2019/extlst" xmlns:r="http://schemas.openxmlformats.org/officeDocument/2006/relationships" xmlns:m="http://schemas.openxmlformats.org/officeDocument/2006/math" xmlns:v="urn:schemas-microsoft-com:vml" xmlns:wp14="http://schemas.microsoft.com/office/word/2010/wordprocessingDrawing" xmlns:wp="http://schemas.openxmlformats.org/drawingml/2006/wordprocessingDrawing" xmlns:w10="urn:schemas-microsoft-com:office:word" xmlns:w="http://schemas.openxmlformats.org/wordprocessingml/2006/main" xmlns:w14="http://schemas.microsoft.com/office/word/2010/wordml" xmlns:w15="http://schemas.microsoft.com/office/word/2012/wordml" xmlns:w16cex="http://schemas.microsoft.com/office/word/2018/wordml/cex" xmlns:w16cid="http://schemas.microsoft.com/office/word/2016/wordml/cid" xmlns:w16="http://schemas.microsoft.com/office/word/2018/wordml" xmlns:w16du="http://schemas.microsoft.com/office/word/2023/wordml/word16du" xmlns:w16sdtdh="http://schemas.microsoft.com/office/word/2020/wordml/sdtdatahash" xmlns:w16sdtfl="http://schemas.microsoft.com/office/word/2024/wordml/sdtformatlock" xmlns:w16se="http://schemas.microsoft.com/office/word/2015/wordml/symex" xmlns:wpg="http://schemas.microsoft.com/office/word/2010/wordprocessingGroup" xmlns:wpi="http://schemas.microsoft.com/office/word/2010/wordprocessingInk" xmlns:wne="http://schemas.microsoft.com/office/word/2006/wordml" xmlns:wps="http://schemas.microsoft.com/office/word/2010/wordprocessingShape" mc:Ignorable="w14 w15 w16se w16cid w16 w16cex w16sdtdh w16sdtfl w16du wp14">
   <w:endnote w:type="separator" w:id="-1">
@@ -1692,9 +1582,6 @@
       <w:pPr>
         <w:spacing w:after="0" w:line="240" w:lineRule="auto"/>
       </w:pPr>
-      <w:r>
-        <w:separator/>
-      </w:r>
     </w:p>
   </w:endnote>
   <w:endnote w:type="continuationSeparator" w:id="0">
@@ -1702,9 +1589,6 @@
       <w:pPr>
         <w:spacing w:after="0" w:line="240" w:lineRule="auto"/>
       </w:pPr>
-      <w:r>
-        <w:continuationSeparator/>
-      </w:r>
     </w:p>
   </w:endnote>
 </w:endnotes>
@@ -1792,10 +1676,119 @@
   <w:p>
     <w:pPr>
       <w:pStyle w:val="Footer"/>
+      <w:jc w:val="center"/>
       <w:rPr>
         <w:rFonts w:ascii="Calibri" w:hAnsi="Calibri" w:cs="Calibri"/>
       </w:rPr>
     </w:pPr>
+    <w:r>
+      <w:rPr>
+        <w:rFonts w:ascii="Arial" w:hAnsi="Arial" w:eastAsia="Arial" w:cs="Arial"/>
+        <w:b w:val="0"/>
+        <w:color w:val="59636E"/>
+        <w:sz w:val="18"/>
+      </w:rPr>
+      <w:t xml:space="preserve">Pagina </w:t>
+    </w:r>
+    <w:r>
+      <w:rPr>
+        <w:rFonts w:ascii="Arial" w:hAnsi="Arial" w:eastAsia="Arial" w:cs="Arial"/>
+        <w:b w:val="0"/>
+        <w:color w:val="59636E"/>
+        <w:sz w:val="18"/>
+      </w:rPr>
+      <w:fldChar w:fldCharType="begin"/>
+    </w:r>
+    <w:r>
+      <w:rPr>
+        <w:rFonts w:ascii="Arial" w:hAnsi="Arial" w:eastAsia="Arial" w:cs="Arial"/>
+        <w:b w:val="0"/>
+        <w:color w:val="59636E"/>
+        <w:sz w:val="18"/>
+      </w:rPr>
+      <w:instrText xml:space="preserve"> PAGE </w:instrText>
+    </w:r>
+    <w:r>
+      <w:rPr>
+        <w:rFonts w:ascii="Arial" w:hAnsi="Arial" w:eastAsia="Arial" w:cs="Arial"/>
+        <w:b w:val="0"/>
+        <w:color w:val="59636E"/>
+        <w:sz w:val="18"/>
+      </w:rPr>
+      <w:fldChar w:fldCharType="separate"/>
+    </w:r>
+    <w:r>
+      <w:rPr>
+        <w:rFonts w:ascii="Arial" w:hAnsi="Arial" w:eastAsia="Arial" w:cs="Arial"/>
+        <w:b w:val="0"/>
+        <w:color w:val="59636E"/>
+        <w:sz w:val="18"/>
+      </w:rPr>
+      <w:t>1</w:t>
+    </w:r>
+    <w:r>
+      <w:rPr>
+        <w:rFonts w:ascii="Arial" w:hAnsi="Arial" w:eastAsia="Arial" w:cs="Arial"/>
+        <w:b w:val="0"/>
+        <w:color w:val="59636E"/>
+        <w:sz w:val="18"/>
+      </w:rPr>
+      <w:fldChar w:fldCharType="end"/>
+    </w:r>
+    <w:r>
+      <w:rPr>
+        <w:rFonts w:ascii="Arial" w:hAnsi="Arial" w:eastAsia="Arial" w:cs="Arial"/>
+        <w:b w:val="0"/>
+        <w:color w:val="59636E"/>
+        <w:sz w:val="18"/>
+      </w:rPr>
+      <w:t xml:space="preserve"> van </w:t>
+    </w:r>
+    <w:r>
+      <w:rPr>
+        <w:rFonts w:ascii="Arial" w:hAnsi="Arial" w:eastAsia="Arial" w:cs="Arial"/>
+        <w:b w:val="0"/>
+        <w:color w:val="59636E"/>
+        <w:sz w:val="18"/>
+      </w:rPr>
+      <w:fldChar w:fldCharType="begin"/>
+    </w:r>
+    <w:r>
+      <w:rPr>
+        <w:rFonts w:ascii="Arial" w:hAnsi="Arial" w:eastAsia="Arial" w:cs="Arial"/>
+        <w:b w:val="0"/>
+        <w:color w:val="59636E"/>
+        <w:sz w:val="18"/>
+      </w:rPr>
+      <w:instrText xml:space="preserve"> NUMPAGES </w:instrText>
+    </w:r>
+    <w:r>
+      <w:rPr>
+        <w:rFonts w:ascii="Arial" w:hAnsi="Arial" w:eastAsia="Arial" w:cs="Arial"/>
+        <w:b w:val="0"/>
+        <w:color w:val="59636E"/>
+        <w:sz w:val="18"/>
+      </w:rPr>
+      <w:fldChar w:fldCharType="separate"/>
+    </w:r>
+    <w:r>
+      <w:rPr>
+        <w:rFonts w:ascii="Arial" w:hAnsi="Arial" w:eastAsia="Arial" w:cs="Arial"/>
+        <w:b w:val="0"/>
+        <w:color w:val="59636E"/>
+        <w:sz w:val="18"/>
+      </w:rPr>
+      <w:t>1</w:t>
+    </w:r>
+    <w:r>
+      <w:rPr>
+        <w:rFonts w:ascii="Arial" w:hAnsi="Arial" w:eastAsia="Arial" w:cs="Arial"/>
+        <w:b w:val="0"/>
+        <w:color w:val="59636E"/>
+        <w:sz w:val="18"/>
+      </w:rPr>
+      <w:fldChar w:fldCharType="end"/>
+    </w:r>
   </w:p>
 </w:ftr>
 </file>
@@ -1807,9 +1800,6 @@
       <w:pPr>
         <w:spacing w:after="0" w:line="240" w:lineRule="auto"/>
       </w:pPr>
-      <w:r>
-        <w:separator/>
-      </w:r>
     </w:p>
   </w:footnote>
   <w:footnote w:type="continuationSeparator" w:id="0">
@@ -1817,9 +1807,6 @@
       <w:pPr>
         <w:spacing w:after="0" w:line="240" w:lineRule="auto"/>
       </w:pPr>
-      <w:r>
-        <w:continuationSeparator/>
-      </w:r>
     </w:p>
   </w:footnote>
 </w:footnotes>
@@ -1830,6 +1817,7 @@
   <w:p>
     <w:pPr>
       <w:pStyle w:val="Header"/>
+      <w:jc w:val="left"/>
       <w:rPr>
         <w:color w:val="000000" w:themeColor="text1"/>
         <w:sz w:val="18"/>
@@ -1840,44 +1828,13 @@
     <w:r>
       <w:rPr>
         <w:rFonts w:ascii="Arial" w:hAnsi="Arial" w:cs="Arial" w:eastAsia="Arial"/>
+        <w:b w:val="0"/>
         <w:bCs/>
-        <w:color w:val="000000" w:themeColor="text1"/>
+        <w:color w:val="59636E"/>
+        <w:sz w:val="18"/>
         <w:lang w:val="en-US"/>
       </w:rPr>
-      <w:t>Foot and footwear screening form</w:t>
-    </w:r>
-    <w:r>
-      <w:rPr>
-        <w:rFonts w:ascii="Arial" w:hAnsi="Arial" w:cs="Arial" w:eastAsia="Arial"/>
-        <w:b/>
-        <w:color w:val="000000" w:themeColor="text1"/>
-        <w:lang w:val="en-US"/>
-      </w:rPr>
-      <w:tab/>
-    </w:r>
-    <w:r>
-      <w:rPr>
-        <w:rFonts w:ascii="Arial" w:hAnsi="Arial" w:cs="Arial" w:eastAsia="Arial"/>
-        <w:color w:val="000000" w:themeColor="text1"/>
-        <w:lang w:val="en-US"/>
-      </w:rPr>
-      <w:tab/>
-    </w:r>
-    <w:r>
-      <w:rPr>
-        <w:rFonts w:ascii="Arial" w:hAnsi="Arial" w:cs="Arial" w:eastAsia="Arial"/>
-        <w:color w:val="000000" w:themeColor="text1"/>
-        <w:lang w:val="en-US"/>
-      </w:rPr>
-      <w:t>v</w:t>
-    </w:r>
-    <w:r>
-      <w:rPr>
-        <w:rFonts w:ascii="Arial" w:hAnsi="Arial" w:cs="Arial" w:eastAsia="Arial"/>
-        <w:color w:val="000000" w:themeColor="text1"/>
-        <w:lang w:val="en-US"/>
-      </w:rPr>
-      <w:t>.30_03_2026</w:t>
+      <w:t>PARADISE (S71769) — eCRF 08: Screening voet en schoeisel</w:t>
     </w:r>
   </w:p>
 </w:hdr>

--- a/(e)CRF/Per visite/V6 - Opvolgvisite/08_Screening voet en schoeisel.docx
+++ b/(e)CRF/Per visite/V6 - Opvolgvisite/08_Screening voet en schoeisel.docx
@@ -1596,196 +1596,352 @@
 
 <file path=word/footer1.xml><?xml version="1.0" encoding="utf-8"?>
 <w:ftr xmlns:wpc="http://schemas.microsoft.com/office/word/2010/wordprocessingCanvas" xmlns:cx="http://schemas.microsoft.com/office/drawing/2014/chartex" xmlns:cx1="http://schemas.microsoft.com/office/drawing/2015/9/8/chartex" xmlns:cx2="http://schemas.microsoft.com/office/drawing/2015/10/21/chartex" xmlns:cx3="http://schemas.microsoft.com/office/drawing/2016/5/9/chartex" xmlns:cx4="http://schemas.microsoft.com/office/drawing/2016/5/10/chartex" xmlns:cx5="http://schemas.microsoft.com/office/drawing/2016/5/11/chartex" xmlns:cx6="http://schemas.microsoft.com/office/drawing/2016/5/12/chartex" xmlns:cx7="http://schemas.microsoft.com/office/drawing/2016/5/13/chartex" xmlns:cx8="http://schemas.microsoft.com/office/drawing/2016/5/14/chartex" xmlns:mc="http://schemas.openxmlformats.org/markup-compatibility/2006" xmlns:aink="http://schemas.microsoft.com/office/drawing/2016/ink" xmlns:am3d="http://schemas.microsoft.com/office/drawing/2017/model3d" xmlns:o="urn:schemas-microsoft-com:office:office" xmlns:oel="http://schemas.microsoft.com/office/2019/extlst" xmlns:r="http://schemas.openxmlformats.org/officeDocument/2006/relationships" xmlns:m="http://schemas.openxmlformats.org/officeDocument/2006/math" xmlns:v="urn:schemas-microsoft-com:vml" xmlns:wp14="http://schemas.microsoft.com/office/word/2010/wordprocessingDrawing" xmlns:wp="http://schemas.openxmlformats.org/drawingml/2006/wordprocessingDrawing" xmlns:w10="urn:schemas-microsoft-com:office:word" xmlns:w="http://schemas.openxmlformats.org/wordprocessingml/2006/main" xmlns:w14="http://schemas.microsoft.com/office/word/2010/wordml" xmlns:w15="http://schemas.microsoft.com/office/word/2012/wordml" xmlns:w16cex="http://schemas.microsoft.com/office/word/2018/wordml/cex" xmlns:w16cid="http://schemas.microsoft.com/office/word/2016/wordml/cid" xmlns:w16="http://schemas.microsoft.com/office/word/2018/wordml" xmlns:w16du="http://schemas.microsoft.com/office/word/2023/wordml/word16du" xmlns:w16sdtdh="http://schemas.microsoft.com/office/word/2020/wordml/sdtdatahash" xmlns:w16sdtfl="http://schemas.microsoft.com/office/word/2024/wordml/sdtformatlock" xmlns:w16se="http://schemas.microsoft.com/office/word/2015/wordml/symex" xmlns:wpg="http://schemas.microsoft.com/office/word/2010/wordprocessingGroup" xmlns:wpi="http://schemas.microsoft.com/office/word/2010/wordprocessingInk" xmlns:wne="http://schemas.microsoft.com/office/word/2006/wordml" xmlns:wps="http://schemas.microsoft.com/office/word/2010/wordprocessingShape" mc:Ignorable="w14 w15 w16se w16cid w16 w16cex w16sdtdh w16sdtfl w16du wp14">
-  <w:sdt>
-    <w:sdtPr>
-      <w:id w:val="931316503"/>
-      <w:docPartObj>
-        <w:docPartGallery w:val="Page Numbers (Bottom of Page)"/>
-        <w:docPartUnique/>
-      </w:docPartObj>
-    </w:sdtPr>
-    <w:sdtEndPr>
-      <w:rPr>
-        <w:color w:val="7F7F7F" w:themeColor="background1" w:themeShade="7F"/>
-        <w:spacing w:val="60"/>
-      </w:rPr>
-    </w:sdtEndPr>
-    <w:sdtContent>
-      <w:p>
-        <w:pPr>
-          <w:pStyle w:val="Footer"/>
-          <w:pBdr>
-            <w:top w:val="single" w:color="D9D9D9" w:themeColor="background1" w:themeShade="D9" w:sz="4" w:space="1"/>
-          </w:pBdr>
-          <w:jc w:val="right"/>
-        </w:pPr>
-        <w:r>
-          <w:rPr>
-            <w:rFonts w:ascii="Calibri" w:hAnsi="Calibri" w:cs="Calibri"/>
-            <w:color w:val="000000" w:themeColor="text1"/>
-          </w:rPr>
-          <w:fldChar w:fldCharType="begin"/>
-        </w:r>
-        <w:r>
-          <w:rPr>
-            <w:rFonts w:ascii="Calibri" w:hAnsi="Calibri" w:cs="Calibri"/>
-            <w:color w:val="000000" w:themeColor="text1"/>
-          </w:rPr>
-          <w:instrText xml:space="preserve"> PAGE   \* MERGEFORMAT </w:instrText>
-        </w:r>
-        <w:r>
-          <w:rPr>
-            <w:rFonts w:ascii="Calibri" w:hAnsi="Calibri" w:cs="Calibri"/>
-            <w:color w:val="000000" w:themeColor="text1"/>
-          </w:rPr>
-          <w:fldChar w:fldCharType="separate"/>
-        </w:r>
-        <w:r>
-          <w:rPr>
-            <w:rFonts w:ascii="Calibri" w:hAnsi="Calibri" w:cs="Calibri"/>
-            <w:noProof/>
-            <w:color w:val="000000" w:themeColor="text1"/>
-          </w:rPr>
-          <w:t>2</w:t>
-        </w:r>
-        <w:r>
-          <w:rPr>
-            <w:rFonts w:ascii="Calibri" w:hAnsi="Calibri" w:cs="Calibri"/>
-            <w:noProof/>
-            <w:color w:val="000000" w:themeColor="text1"/>
-          </w:rPr>
-          <w:fldChar w:fldCharType="end"/>
-        </w:r>
-        <w:r>
-          <w:rPr>
-            <w:rFonts w:ascii="Calibri" w:hAnsi="Calibri" w:cs="Calibri"/>
-            <w:color w:val="000000" w:themeColor="text1"/>
-          </w:rPr>
-          <w:t xml:space="preserve"> | </w:t>
-        </w:r>
-        <w:r>
-          <w:rPr>
-            <w:rFonts w:ascii="Calibri" w:hAnsi="Calibri" w:cs="Calibri"/>
-            <w:color w:val="000000" w:themeColor="text1"/>
-          </w:rPr>
-          <w:t>PAGE</w:t>
-        </w:r>
-      </w:p>
-    </w:sdtContent>
-  </w:sdt>
   <w:p>
     <w:pPr>
-      <w:pStyle w:val="Footer"/>
-      <w:jc w:val="center"/>
-      <w:rPr>
-        <w:rFonts w:ascii="Calibri" w:hAnsi="Calibri" w:cs="Calibri"/>
-      </w:rPr>
+      <w:pBdr>
+        <w:top w:val="single" w:sz="6" w:space="6" w:color="C4CED8"/>
+      </w:pBdr>
     </w:pPr>
     <w:r>
       <w:rPr>
-        <w:rFonts w:ascii="Arial" w:hAnsi="Arial" w:eastAsia="Arial" w:cs="Arial"/>
-        <w:b w:val="0"/>
-        <w:color w:val="59636E"/>
-        <w:sz w:val="18"/>
+        <w:noProof/>
       </w:rPr>
-      <w:t xml:space="preserve">Pagina </w:t>
+      <w:drawing>
+        <wp:anchor distT="0" distB="0" distL="114300" distR="114300" simplePos="0" relativeHeight="251659264" behindDoc="0" locked="0" layoutInCell="1" allowOverlap="1" wp14:anchorId="4A8142CD" wp14:editId="6CB4EA88">
+          <wp:simplePos x="0" y="0"/>
+          <wp:positionH relativeFrom="column">
+            <wp:posOffset>5527362</wp:posOffset>
+          </wp:positionH>
+          <wp:positionV relativeFrom="paragraph">
+            <wp:posOffset>66098</wp:posOffset>
+          </wp:positionV>
+          <wp:extent cx="1272540" cy="484505"/>
+          <wp:effectExtent l="0" t="0" r="3810" b="0"/>
+          <wp:wrapSquare wrapText="bothSides"/>
+          <wp:docPr id="1206673644" name="Afbeelding 7"/>
+          <wp:cNvGraphicFramePr>
+            <a:graphicFrameLocks xmlns:a="http://schemas.openxmlformats.org/drawingml/2006/main" noChangeAspect="1"/>
+          </wp:cNvGraphicFramePr>
+          <a:graphic xmlns:a="http://schemas.openxmlformats.org/drawingml/2006/main">
+            <a:graphicData uri="http://schemas.openxmlformats.org/drawingml/2006/picture">
+              <pic:pic xmlns:pic="http://schemas.openxmlformats.org/drawingml/2006/picture">
+                <pic:nvPicPr>
+                  <pic:cNvPr id="1340115081" name="Afbeelding 1340115081"/>
+                  <pic:cNvPicPr/>
+                </pic:nvPicPr>
+                <pic:blipFill rotWithShape="1">
+                  <a:blip r:embed="rIdTplImgC">
+                    <a:extLst>
+                      <a:ext uri="{28A0092B-C50C-407E-A947-70E740481C1C}">
+                        <a14:useLocalDpi xmlns:a14="http://schemas.microsoft.com/office/drawing/2010/main" val="0"/>
+                      </a:ext>
+                    </a:extLst>
+                  </a:blip>
+                  <a:srcRect l="8409" t="28983" b="36048"/>
+                  <a:stretch>
+                    <a:fillRect/>
+                  </a:stretch>
+                </pic:blipFill>
+                <pic:spPr bwMode="auto">
+                  <a:xfrm>
+                    <a:off x="0" y="0"/>
+                    <a:ext cx="1272540" cy="484505"/>
+                  </a:xfrm>
+                  <a:prstGeom prst="rect">
+                    <a:avLst/>
+                  </a:prstGeom>
+                  <a:ln>
+                    <a:noFill/>
+                  </a:ln>
+                  <a:extLst>
+                    <a:ext uri="{53640926-AAD7-44D8-BBD7-CCE9431645EC}">
+                      <a14:shadowObscured xmlns:a14="http://schemas.microsoft.com/office/drawing/2010/main"/>
+                    </a:ext>
+                  </a:extLst>
+                </pic:spPr>
+              </pic:pic>
+            </a:graphicData>
+          </a:graphic>
+          <wp14:sizeRelH relativeFrom="page">
+            <wp14:pctWidth>0</wp14:pctWidth>
+          </wp14:sizeRelH>
+          <wp14:sizeRelV relativeFrom="page">
+            <wp14:pctHeight>0</wp14:pctHeight>
+          </wp14:sizeRelV>
+        </wp:anchor>
+      </w:drawing>
     </w:r>
     <w:r>
       <w:rPr>
-        <w:rFonts w:ascii="Arial" w:hAnsi="Arial" w:eastAsia="Arial" w:cs="Arial"/>
-        <w:b w:val="0"/>
         <w:color w:val="59636E"/>
-        <w:sz w:val="18"/>
+        <w:sz w:val="16"/>
+        <w:szCs w:val="16"/>
+      </w:rPr>
+      <w:t>PARADISE-</w:t>
+    </w:r>
+    <w:proofErr w:type="gramStart"/>
+    <w:r>
+      <w:rPr>
+        <w:color w:val="59636E"/>
+        <w:sz w:val="16"/>
+        <w:szCs w:val="16"/>
+      </w:rPr>
+      <w:t>studie  ·</w:t>
+    </w:r>
+    <w:proofErr w:type="gramEnd"/>
+    <w:r>
+      <w:rPr>
+        <w:color w:val="59636E"/>
+        <w:sz w:val="16"/>
+        <w:szCs w:val="16"/>
+      </w:rPr>
+      <w:t xml:space="preserve">  eCRF 08: Screening voet en schoeisel </w:t>
+    </w:r>
+    <w:proofErr w:type="gramStart"/>
+    <w:r>
+      <w:rPr>
+        <w:color w:val="59636E"/>
+        <w:sz w:val="16"/>
+        <w:szCs w:val="16"/>
+      </w:rPr>
+      <w:t>·</w:t>
+    </w:r>
+    <w:proofErr w:type="gramEnd"/>
+    <w:r>
+      <w:rPr>
+        <w:color w:val="59636E"/>
+        <w:sz w:val="16"/>
+        <w:szCs w:val="16"/>
+      </w:rPr>
+      <w:t xml:space="preserve">  Versie </w:t>
+    </w:r>
+    <w:proofErr w:type="gramStart"/>
+    <w:r>
+      <w:rPr>
+        <w:i/>
+        <w:iCs/>
+        <w:color w:val="59636E"/>
+        <w:sz w:val="16"/>
+        <w:szCs w:val="16"/>
+      </w:rPr>
+      <w:t xml:space="preserve">[ </w:t>
+    </w:r>
+    <w:r>
+      <w:rPr>
+        <w:i/>
+        <w:iCs/>
+        <w:color w:val="59636E"/>
+        <w:sz w:val="16"/>
+        <w:szCs w:val="16"/>
+      </w:rPr>
+      <w:t>1.0</w:t>
+    </w:r>
+    <w:proofErr w:type="gramEnd"/>
+    <w:r>
+      <w:rPr>
+        <w:i/>
+        <w:iCs/>
+        <w:color w:val="59636E"/>
+        <w:sz w:val="16"/>
+        <w:szCs w:val="16"/>
+      </w:rPr>
+      <w:t xml:space="preserve"> </w:t>
+    </w:r>
+    <w:proofErr w:type="gramStart"/>
+    <w:r>
+      <w:rPr>
+        <w:i/>
+        <w:iCs/>
+        <w:color w:val="59636E"/>
+        <w:sz w:val="16"/>
+        <w:szCs w:val="16"/>
+      </w:rPr>
+      <w:t>]</w:t>
+    </w:r>
+    <w:r>
+      <w:rPr>
+        <w:color w:val="59636E"/>
+        <w:sz w:val="16"/>
+        <w:szCs w:val="16"/>
+      </w:rPr>
+      <w:t xml:space="preserve">  ·</w:t>
+    </w:r>
+    <w:proofErr w:type="gramEnd"/>
+    <w:r>
+      <w:rPr>
+        <w:color w:val="59636E"/>
+        <w:sz w:val="16"/>
+        <w:szCs w:val="16"/>
+      </w:rPr>
+      <w:t xml:space="preserve">  </w:t>
+    </w:r>
+    <w:proofErr w:type="gramStart"/>
+    <w:r>
+      <w:rPr>
+        <w:i/>
+        <w:iCs/>
+        <w:color w:val="59636E"/>
+        <w:sz w:val="16"/>
+        <w:szCs w:val="16"/>
+      </w:rPr>
+      <w:t xml:space="preserve">[ </w:t>
+    </w:r>
+    <w:r>
+      <w:rPr>
+        <w:i/>
+        <w:iCs/>
+        <w:color w:val="59636E"/>
+        <w:sz w:val="16"/>
+        <w:szCs w:val="16"/>
+      </w:rPr>
+      <w:t>27</w:t>
+    </w:r>
+    <w:proofErr w:type="gramEnd"/>
+    <w:r>
+      <w:rPr>
+        <w:i/>
+        <w:iCs/>
+        <w:color w:val="59636E"/>
+        <w:sz w:val="16"/>
+        <w:szCs w:val="16"/>
+      </w:rPr>
+      <w:t>/07/</w:t>
+    </w:r>
+    <w:proofErr w:type="gramStart"/>
+    <w:r>
+      <w:rPr>
+        <w:i/>
+        <w:iCs/>
+        <w:color w:val="59636E"/>
+        <w:sz w:val="16"/>
+        <w:szCs w:val="16"/>
+      </w:rPr>
+      <w:t>2026</w:t>
+    </w:r>
+    <w:r>
+      <w:rPr>
+        <w:i/>
+        <w:iCs/>
+        <w:color w:val="59636E"/>
+        <w:sz w:val="16"/>
+        <w:szCs w:val="16"/>
+      </w:rPr>
+      <w:t xml:space="preserve"> ]</w:t>
+    </w:r>
+    <w:proofErr w:type="gramEnd"/>
+    <w:r>
+      <w:rPr>
+        <w:color w:val="59636E"/>
+        <w:sz w:val="16"/>
+        <w:szCs w:val="16"/>
+      </w:rPr>
+      <w:t xml:space="preserve">  </w:t>
+    </w:r>
+    <w:proofErr w:type="gramStart"/>
+    <w:r>
+      <w:rPr>
+        <w:color w:val="59636E"/>
+        <w:sz w:val="16"/>
+        <w:szCs w:val="16"/>
+      </w:rPr>
+      <w:t>·  Pagina</w:t>
+    </w:r>
+    <w:proofErr w:type="gramEnd"/>
+    <w:r>
+      <w:rPr>
+        <w:color w:val="59636E"/>
+        <w:sz w:val="16"/>
+        <w:szCs w:val="16"/>
+      </w:rPr>
+      <w:t xml:space="preserve"> </w:t>
+    </w:r>
+    <w:r>
+      <w:rPr>
+        <w:color w:val="59636E"/>
+        <w:sz w:val="16"/>
+        <w:szCs w:val="16"/>
       </w:rPr>
       <w:fldChar w:fldCharType="begin"/>
     </w:r>
     <w:r>
       <w:rPr>
-        <w:rFonts w:ascii="Arial" w:hAnsi="Arial" w:eastAsia="Arial" w:cs="Arial"/>
-        <w:b w:val="0"/>
         <w:color w:val="59636E"/>
-        <w:sz w:val="18"/>
+        <w:sz w:val="16"/>
+        <w:szCs w:val="16"/>
       </w:rPr>
-      <w:instrText xml:space="preserve"> PAGE </w:instrText>
+      <w:instrText>PAGE</w:instrText>
     </w:r>
     <w:r>
       <w:rPr>
-        <w:rFonts w:ascii="Arial" w:hAnsi="Arial" w:eastAsia="Arial" w:cs="Arial"/>
-        <w:b w:val="0"/>
         <w:color w:val="59636E"/>
-        <w:sz w:val="18"/>
+        <w:sz w:val="16"/>
+        <w:szCs w:val="16"/>
       </w:rPr>
       <w:fldChar w:fldCharType="separate"/>
     </w:r>
     <w:r>
       <w:rPr>
-        <w:rFonts w:ascii="Arial" w:hAnsi="Arial" w:eastAsia="Arial" w:cs="Arial"/>
-        <w:b w:val="0"/>
+        <w:noProof/>
         <w:color w:val="59636E"/>
-        <w:sz w:val="18"/>
+        <w:sz w:val="16"/>
+        <w:szCs w:val="16"/>
       </w:rPr>
       <w:t>1</w:t>
     </w:r>
     <w:r>
       <w:rPr>
-        <w:rFonts w:ascii="Arial" w:hAnsi="Arial" w:eastAsia="Arial" w:cs="Arial"/>
-        <w:b w:val="0"/>
         <w:color w:val="59636E"/>
-        <w:sz w:val="18"/>
+        <w:sz w:val="16"/>
+        <w:szCs w:val="16"/>
       </w:rPr>
       <w:fldChar w:fldCharType="end"/>
     </w:r>
     <w:r>
       <w:rPr>
-        <w:rFonts w:ascii="Arial" w:hAnsi="Arial" w:eastAsia="Arial" w:cs="Arial"/>
-        <w:b w:val="0"/>
         <w:color w:val="59636E"/>
-        <w:sz w:val="18"/>
+        <w:sz w:val="16"/>
+        <w:szCs w:val="16"/>
       </w:rPr>
       <w:t xml:space="preserve"> van </w:t>
     </w:r>
     <w:r>
       <w:rPr>
-        <w:rFonts w:ascii="Arial" w:hAnsi="Arial" w:eastAsia="Arial" w:cs="Arial"/>
-        <w:b w:val="0"/>
         <w:color w:val="59636E"/>
-        <w:sz w:val="18"/>
+        <w:sz w:val="16"/>
+        <w:szCs w:val="16"/>
       </w:rPr>
       <w:fldChar w:fldCharType="begin"/>
     </w:r>
     <w:r>
       <w:rPr>
-        <w:rFonts w:ascii="Arial" w:hAnsi="Arial" w:eastAsia="Arial" w:cs="Arial"/>
-        <w:b w:val="0"/>
         <w:color w:val="59636E"/>
-        <w:sz w:val="18"/>
+        <w:sz w:val="16"/>
+        <w:szCs w:val="16"/>
       </w:rPr>
-      <w:instrText xml:space="preserve"> NUMPAGES </w:instrText>
+      <w:instrText>NUMPAGES</w:instrText>
     </w:r>
     <w:r>
       <w:rPr>
-        <w:rFonts w:ascii="Arial" w:hAnsi="Arial" w:eastAsia="Arial" w:cs="Arial"/>
-        <w:b w:val="0"/>
         <w:color w:val="59636E"/>
-        <w:sz w:val="18"/>
+        <w:sz w:val="16"/>
+        <w:szCs w:val="16"/>
       </w:rPr>
       <w:fldChar w:fldCharType="separate"/>
     </w:r>
     <w:r>
       <w:rPr>
-        <w:rFonts w:ascii="Arial" w:hAnsi="Arial" w:eastAsia="Arial" w:cs="Arial"/>
-        <w:b w:val="0"/>
+        <w:noProof/>
         <w:color w:val="59636E"/>
-        <w:sz w:val="18"/>
+        <w:sz w:val="16"/>
+        <w:szCs w:val="16"/>
       </w:rPr>
-      <w:t>1</w:t>
+      <w:t>2</w:t>
     </w:r>
     <w:r>
       <w:rPr>
-        <w:rFonts w:ascii="Arial" w:hAnsi="Arial" w:eastAsia="Arial" w:cs="Arial"/>
-        <w:b w:val="0"/>
         <w:color w:val="59636E"/>
-        <w:sz w:val="18"/>
+        <w:sz w:val="16"/>
+        <w:szCs w:val="16"/>
       </w:rPr>
       <w:fldChar w:fldCharType="end"/>
     </w:r>
@@ -1816,25 +1972,127 @@
 <w:hdr xmlns:wpc="http://schemas.microsoft.com/office/word/2010/wordprocessingCanvas" xmlns:cx="http://schemas.microsoft.com/office/drawing/2014/chartex" xmlns:cx1="http://schemas.microsoft.com/office/drawing/2015/9/8/chartex" xmlns:cx2="http://schemas.microsoft.com/office/drawing/2015/10/21/chartex" xmlns:cx3="http://schemas.microsoft.com/office/drawing/2016/5/9/chartex" xmlns:cx4="http://schemas.microsoft.com/office/drawing/2016/5/10/chartex" xmlns:cx5="http://schemas.microsoft.com/office/drawing/2016/5/11/chartex" xmlns:cx6="http://schemas.microsoft.com/office/drawing/2016/5/12/chartex" xmlns:cx7="http://schemas.microsoft.com/office/drawing/2016/5/13/chartex" xmlns:cx8="http://schemas.microsoft.com/office/drawing/2016/5/14/chartex" xmlns:mc="http://schemas.openxmlformats.org/markup-compatibility/2006" xmlns:aink="http://schemas.microsoft.com/office/drawing/2016/ink" xmlns:am3d="http://schemas.microsoft.com/office/drawing/2017/model3d" xmlns:o="urn:schemas-microsoft-com:office:office" xmlns:oel="http://schemas.microsoft.com/office/2019/extlst" xmlns:r="http://schemas.openxmlformats.org/officeDocument/2006/relationships" xmlns:m="http://schemas.openxmlformats.org/officeDocument/2006/math" xmlns:v="urn:schemas-microsoft-com:vml" xmlns:wp14="http://schemas.microsoft.com/office/word/2010/wordprocessingDrawing" xmlns:wp="http://schemas.openxmlformats.org/drawingml/2006/wordprocessingDrawing" xmlns:w10="urn:schemas-microsoft-com:office:word" xmlns:w="http://schemas.openxmlformats.org/wordprocessingml/2006/main" xmlns:w14="http://schemas.microsoft.com/office/word/2010/wordml" xmlns:w15="http://schemas.microsoft.com/office/word/2012/wordml" xmlns:w16cex="http://schemas.microsoft.com/office/word/2018/wordml/cex" xmlns:w16cid="http://schemas.microsoft.com/office/word/2016/wordml/cid" xmlns:w16="http://schemas.microsoft.com/office/word/2018/wordml" xmlns:w16du="http://schemas.microsoft.com/office/word/2023/wordml/word16du" xmlns:w16sdtdh="http://schemas.microsoft.com/office/word/2020/wordml/sdtdatahash" xmlns:w16sdtfl="http://schemas.microsoft.com/office/word/2024/wordml/sdtformatlock" xmlns:w16se="http://schemas.microsoft.com/office/word/2015/wordml/symex" xmlns:wpg="http://schemas.microsoft.com/office/word/2010/wordprocessingGroup" xmlns:wpi="http://schemas.microsoft.com/office/word/2010/wordprocessingInk" xmlns:wne="http://schemas.microsoft.com/office/word/2006/wordml" xmlns:wps="http://schemas.microsoft.com/office/word/2010/wordprocessingShape" mc:Ignorable="w14 w15 w16se w16cid w16 w16cex w16sdtdh w16sdtfl w16du wp14">
   <w:p>
     <w:pPr>
-      <w:pStyle w:val="Header"/>
-      <w:jc w:val="left"/>
-      <w:rPr>
-        <w:color w:val="000000" w:themeColor="text1"/>
-        <w:sz w:val="18"/>
-        <w:szCs w:val="18"/>
-        <w:lang w:val="en-US"/>
-      </w:rPr>
+      <w:pStyle w:val="Koptekst"/>
+      <w:jc w:val="right"/>
     </w:pPr>
     <w:r>
       <w:rPr>
-        <w:rFonts w:ascii="Arial" w:hAnsi="Arial" w:cs="Arial" w:eastAsia="Arial"/>
-        <w:b w:val="0"/>
-        <w:bCs/>
-        <w:color w:val="59636E"/>
-        <w:sz w:val="18"/>
-        <w:lang w:val="en-US"/>
+        <w:noProof/>
       </w:rPr>
-      <w:t>PARADISE (S71769) — eCRF 08: Screening voet en schoeisel</w:t>
+      <w:drawing>
+        <wp:anchor distT="0" distB="0" distL="114300" distR="114300" simplePos="0" relativeHeight="251658240" behindDoc="1" locked="0" layoutInCell="1" allowOverlap="1" wp14:anchorId="755D2A89" wp14:editId="42F71064">
+          <wp:simplePos x="0" y="0"/>
+          <wp:positionH relativeFrom="margin">
+            <wp:align>left</wp:align>
+          </wp:positionH>
+          <wp:positionV relativeFrom="paragraph">
+            <wp:posOffset>-20955</wp:posOffset>
+          </wp:positionV>
+          <wp:extent cx="1615079" cy="720000"/>
+          <wp:effectExtent l="0" t="0" r="0" b="0"/>
+          <wp:wrapTight wrapText="bothSides">
+            <wp:wrapPolygon edited="0">
+              <wp:start x="510" y="1716"/>
+              <wp:lineTo x="255" y="5719"/>
+              <wp:lineTo x="764" y="20018"/>
+              <wp:lineTo x="8664" y="20018"/>
+              <wp:lineTo x="13250" y="18874"/>
+              <wp:lineTo x="20895" y="14298"/>
+              <wp:lineTo x="20895" y="9151"/>
+              <wp:lineTo x="14015" y="4004"/>
+              <wp:lineTo x="8664" y="1716"/>
+              <wp:lineTo x="510" y="1716"/>
+            </wp:wrapPolygon>
+          </wp:wrapTight>
+          <wp:docPr id="1820294796" name="Afbeelding 5"/>
+          <wp:cNvGraphicFramePr>
+            <a:graphicFrameLocks xmlns:a="http://schemas.openxmlformats.org/drawingml/2006/main" noChangeAspect="1"/>
+          </wp:cNvGraphicFramePr>
+          <a:graphic xmlns:a="http://schemas.openxmlformats.org/drawingml/2006/main">
+            <a:graphicData uri="http://schemas.openxmlformats.org/drawingml/2006/picture">
+              <pic:pic xmlns:pic="http://schemas.openxmlformats.org/drawingml/2006/picture">
+                <pic:nvPicPr>
+                  <pic:cNvPr id="1820294796" name="Afbeelding 1820294796"/>
+                  <pic:cNvPicPr/>
+                </pic:nvPicPr>
+                <pic:blipFill>
+                  <a:blip r:embed="rIdTplImgA">
+                    <a:extLst>
+                      <a:ext uri="{28A0092B-C50C-407E-A947-70E740481C1C}">
+                        <a14:useLocalDpi xmlns:a14="http://schemas.microsoft.com/office/drawing/2010/main" val="0"/>
+                      </a:ext>
+                    </a:extLst>
+                  </a:blip>
+                  <a:stretch>
+                    <a:fillRect/>
+                  </a:stretch>
+                </pic:blipFill>
+                <pic:spPr>
+                  <a:xfrm>
+                    <a:off x="0" y="0"/>
+                    <a:ext cx="1615079" cy="720000"/>
+                  </a:xfrm>
+                  <a:prstGeom prst="rect">
+                    <a:avLst/>
+                  </a:prstGeom>
+                </pic:spPr>
+              </pic:pic>
+            </a:graphicData>
+          </a:graphic>
+          <wp14:sizeRelH relativeFrom="page">
+            <wp14:pctWidth>0</wp14:pctWidth>
+          </wp14:sizeRelH>
+          <wp14:sizeRelV relativeFrom="page">
+            <wp14:pctHeight>0</wp14:pctHeight>
+          </wp14:sizeRelV>
+        </wp:anchor>
+      </w:drawing>
+    </w:r>
+    <w:r>
+      <w:rPr>
+        <w:noProof/>
+      </w:rPr>
+      <w:drawing>
+        <wp:inline distT="0" distB="0" distL="0" distR="0" wp14:anchorId="4E8F3C53" wp14:editId="680A2799">
+          <wp:extent cx="2525825" cy="720000"/>
+          <wp:effectExtent l="0" t="0" r="0" b="4445"/>
+          <wp:docPr id="328170997" name="Afbeelding 6"/>
+          <wp:cNvGraphicFramePr>
+            <a:graphicFrameLocks xmlns:a="http://schemas.openxmlformats.org/drawingml/2006/main" noChangeAspect="1"/>
+          </wp:cNvGraphicFramePr>
+          <a:graphic xmlns:a="http://schemas.openxmlformats.org/drawingml/2006/main">
+            <a:graphicData uri="http://schemas.openxmlformats.org/drawingml/2006/picture">
+              <pic:pic xmlns:pic="http://schemas.openxmlformats.org/drawingml/2006/picture">
+                <pic:nvPicPr>
+                  <pic:cNvPr id="328170997" name="Afbeelding 328170997"/>
+                  <pic:cNvPicPr/>
+                </pic:nvPicPr>
+                <pic:blipFill>
+                  <a:blip r:embed="rIdTplImgB">
+                    <a:extLst>
+                      <a:ext uri="{28A0092B-C50C-407E-A947-70E740481C1C}">
+                        <a14:useLocalDpi xmlns:a14="http://schemas.microsoft.com/office/drawing/2010/main" val="0"/>
+                      </a:ext>
+                    </a:extLst>
+                  </a:blip>
+                  <a:stretch>
+                    <a:fillRect/>
+                  </a:stretch>
+                </pic:blipFill>
+                <pic:spPr>
+                  <a:xfrm>
+                    <a:off x="0" y="0"/>
+                    <a:ext cx="2525825" cy="720000"/>
+                  </a:xfrm>
+                  <a:prstGeom prst="rect">
+                    <a:avLst/>
+                  </a:prstGeom>
+                </pic:spPr>
+              </pic:pic>
+            </a:graphicData>
+          </a:graphic>
+        </wp:inline>
+      </w:drawing>
     </w:r>
   </w:p>
 </w:hdr>

--- a/(e)CRF/Per visite/V6 - Opvolgvisite/08_Screening voet en schoeisel.docx
+++ b/(e)CRF/Per visite/V6 - Opvolgvisite/08_Screening voet en schoeisel.docx
@@ -1610,7 +1610,7 @@
         <wp:anchor distT="0" distB="0" distL="114300" distR="114300" simplePos="0" relativeHeight="251659264" behindDoc="0" locked="0" layoutInCell="1" allowOverlap="1" wp14:anchorId="4A8142CD" wp14:editId="6CB4EA88">
           <wp:simplePos x="0" y="0"/>
           <wp:positionH relativeFrom="column">
-            <wp:posOffset>5527362</wp:posOffset>
+            <wp:posOffset>5351825</wp:posOffset>
           </wp:positionH>
           <wp:positionV relativeFrom="paragraph">
             <wp:posOffset>66098</wp:posOffset>

--- a/(e)CRF/Per visite/V6 - Opvolgvisite/08_Screening voet en schoeisel.docx
+++ b/(e)CRF/Per visite/V6 - Opvolgvisite/08_Screening voet en schoeisel.docx
@@ -1,6 +1,6 @@
 
 <file path=word/document.xml><?xml version="1.0" encoding="utf-8"?>
-<w:document xmlns:wpc="http://schemas.microsoft.com/office/word/2010/wordprocessingCanvas" xmlns:cx="http://schemas.microsoft.com/office/drawing/2014/chartex" xmlns:cx1="http://schemas.microsoft.com/office/drawing/2015/9/8/chartex" xmlns:cx2="http://schemas.microsoft.com/office/drawing/2015/10/21/chartex" xmlns:cx3="http://schemas.microsoft.com/office/drawing/2016/5/9/chartex" xmlns:cx4="http://schemas.microsoft.com/office/drawing/2016/5/10/chartex" xmlns:cx5="http://schemas.microsoft.com/office/drawing/2016/5/11/chartex" xmlns:cx6="http://schemas.microsoft.com/office/drawing/2016/5/12/chartex" xmlns:cx7="http://schemas.microsoft.com/office/drawing/2016/5/13/chartex" xmlns:cx8="http://schemas.microsoft.com/office/drawing/2016/5/14/chartex" xmlns:mc="http://schemas.openxmlformats.org/markup-compatibility/2006" xmlns:aink="http://schemas.microsoft.com/office/drawing/2016/ink" xmlns:am3d="http://schemas.microsoft.com/office/drawing/2017/model3d" xmlns:o="urn:schemas-microsoft-com:office:office" xmlns:oel="http://schemas.microsoft.com/office/2019/extlst" xmlns:r="http://schemas.openxmlformats.org/officeDocument/2006/relationships" xmlns:m="http://schemas.openxmlformats.org/officeDocument/2006/math" xmlns:v="urn:schemas-microsoft-com:vml" xmlns:wp14="http://schemas.microsoft.com/office/word/2010/wordprocessingDrawing" xmlns:wp="http://schemas.openxmlformats.org/drawingml/2006/wordprocessingDrawing" xmlns:w10="urn:schemas-microsoft-com:office:word" xmlns:w="http://schemas.openxmlformats.org/wordprocessingml/2006/main" xmlns:w14="http://schemas.microsoft.com/office/word/2010/wordml" xmlns:w15="http://schemas.microsoft.com/office/word/2012/wordml" xmlns:w16cex="http://schemas.microsoft.com/office/word/2018/wordml/cex" xmlns:w16cid="http://schemas.microsoft.com/office/word/2016/wordml/cid" xmlns:w16="http://schemas.microsoft.com/office/word/2018/wordml" xmlns:w16du="http://schemas.microsoft.com/office/word/2023/wordml/word16du" xmlns:w16sdtdh="http://schemas.microsoft.com/office/word/2020/wordml/sdtdatahash" xmlns:w16sdtfl="http://schemas.microsoft.com/office/word/2024/wordml/sdtformatlock" xmlns:w16se="http://schemas.microsoft.com/office/word/2015/wordml/symex" xmlns:wpg="http://schemas.microsoft.com/office/word/2010/wordprocessingGroup" xmlns:wpi="http://schemas.microsoft.com/office/word/2010/wordprocessingInk" xmlns:wne="http://schemas.microsoft.com/office/word/2006/wordml" xmlns:wps="http://schemas.microsoft.com/office/word/2010/wordprocessingShape" mc:Ignorable="w14 w15 w16se w16cid w16 w16cex w16sdtdh w16sdtfl w16du wp14">
+<w:document xmlns:wpc="http://schemas.microsoft.com/office/word/2010/wordprocessingCanvas" xmlns:cx="http://schemas.microsoft.com/office/drawing/2014/chartex" xmlns:cx1="http://schemas.microsoft.com/office/drawing/2015/9/8/chartex" xmlns:cx2="http://schemas.microsoft.com/office/drawing/2015/10/21/chartex" xmlns:cx3="http://schemas.microsoft.com/office/drawing/2016/5/9/chartex" xmlns:cx4="http://schemas.microsoft.com/office/drawing/2016/5/10/chartex" xmlns:cx5="http://schemas.microsoft.com/office/drawing/2016/5/11/chartex" xmlns:cx6="http://schemas.microsoft.com/office/drawing/2016/5/12/chartex" xmlns:cx7="http://schemas.microsoft.com/office/drawing/2016/5/13/chartex" xmlns:cx8="http://schemas.microsoft.com/office/drawing/2016/5/14/chartex" xmlns:mc="http://schemas.openxmlformats.org/markup-compatibility/2006" xmlns:aink="http://schemas.microsoft.com/office/drawing/2016/ink" xmlns:am3d="http://schemas.microsoft.com/office/drawing/2017/model3d" xmlns:o="urn:schemas-microsoft-com:office:office" xmlns:oel="http://schemas.microsoft.com/office/2019/extlst" xmlns:r="http://schemas.openxmlformats.org/officeDocument/2006/relationships" xmlns:m="http://schemas.openxmlformats.org/officeDocument/2006/math" xmlns:v="urn:schemas-microsoft-com:vml" xmlns:wp14="http://schemas.microsoft.com/office/word/2010/wordprocessingDrawing" xmlns:wp="http://schemas.openxmlformats.org/drawingml/2006/wordprocessingDrawing" xmlns:w10="urn:schemas-microsoft-com:office:word" xmlns:w="http://schemas.openxmlformats.org/wordprocessingml/2006/main" xmlns:w14="http://schemas.microsoft.com/office/word/2010/wordml" xmlns:w15="http://schemas.microsoft.com/office/word/2012/wordml" xmlns:w16cei="http://schemas.microsoft.com/office/word/2026/wordml/cei" xmlns:w16cex="http://schemas.microsoft.com/office/word/2018/wordml/cex" xmlns:w16cid="http://schemas.microsoft.com/office/word/2016/wordml/cid" xmlns:w16="http://schemas.microsoft.com/office/word/2018/wordml" xmlns:w16du="http://schemas.microsoft.com/office/word/2023/wordml/word16du" xmlns:w16sdtdh="http://schemas.microsoft.com/office/word/2020/wordml/sdtdatahash" xmlns:w16sdtfl="http://schemas.microsoft.com/office/word/2024/wordml/sdtformatlock" xmlns:w16se="http://schemas.microsoft.com/office/word/2015/wordml/symex" xmlns:wpg="http://schemas.microsoft.com/office/word/2010/wordprocessingGroup" xmlns:wpi="http://schemas.microsoft.com/office/word/2010/wordprocessingInk" xmlns:wne="http://schemas.microsoft.com/office/word/2006/wordml" xmlns:wps="http://schemas.microsoft.com/office/word/2010/wordprocessingShape" mc:Ignorable="w14 w15 w16se w16cid w16 w16cex w16sdtdh w16sdtfl w16du wp14">
   <w:body>
     <w:p>
       <w:pPr>
@@ -10,10 +10,9 @@
         <w:spacing w:after="120" w:line="360" w:lineRule="auto"/>
         <w:jc w:val="center"/>
         <w:rPr>
-          <w:rFonts w:ascii="Calibri" w:hAnsi="Calibri" w:cs="Calibri"/>
-          <w:b w:val="1"/>
-          <w:bCs w:val="1"/>
-          <w:color w:val="000000" w:themeColor="text1"/>
+          <w:b/>
+          <w:bCs/>
+          <w:color w:val="123A5F"/>
           <w:sz w:val="28"/>
           <w:szCs w:val="28"/>
           <w:lang w:val="en-US"/>
@@ -21,9 +20,8 @@
       </w:pPr>
       <w:r>
         <w:rPr>
-          <w:rFonts w:ascii="Arial" w:hAnsi="Arial" w:cs="Arial" w:eastAsia="Arial"/>
-          <w:b w:val="1"/>
-          <w:bCs w:val="1"/>
+          <w:b/>
+          <w:bCs/>
           <w:color w:val="123A5F"/>
           <w:sz w:val="28"/>
           <w:szCs w:val="28"/>
@@ -34,9 +32,9 @@
       <w:r>
         <w:rPr>
           <w:rFonts w:ascii="Calibri" w:hAnsi="Calibri" w:cs="Calibri"/>
-          <w:b w:val="1"/>
-          <w:bCs w:val="1"/>
-          <w:color w:val="000000" w:themeColor="text1" w:themeTint="FF" w:themeShade="FF"/>
+          <w:b/>
+          <w:bCs/>
+          <w:color w:val="123A5F"/>
           <w:sz w:val="28"/>
           <w:szCs w:val="28"/>
           <w:lang w:val="en-US"/>
@@ -45,9 +43,8 @@
       </w:r>
       <w:r>
         <w:rPr>
-          <w:rFonts w:ascii="Arial" w:hAnsi="Arial" w:cs="Arial" w:eastAsia="Arial"/>
-          <w:b w:val="1"/>
-          <w:bCs w:val="1"/>
+          <w:b/>
+          <w:bCs/>
           <w:color w:val="123A5F"/>
           <w:sz w:val="28"/>
           <w:szCs w:val="28"/>
@@ -57,32 +54,196 @@
       </w:r>
       <w:r>
         <w:rPr>
-          <w:rFonts w:ascii="Arial" w:hAnsi="Arial" w:cs="Arial" w:eastAsia="Arial"/>
-          <w:b w:val="1"/>
-          <w:bCs w:val="1"/>
+          <w:b/>
+          <w:bCs/>
           <w:color w:val="123A5F"/>
           <w:sz w:val="28"/>
           <w:szCs w:val="28"/>
           <w:lang w:val="en-US"/>
         </w:rPr>
-        <w:t xml:space="preserve">Foot and footwear screening </w:t>
+        <w:t>Foot and footwear</w:t>
       </w:r>
       <w:r>
         <w:rPr>
-          <w:rFonts w:ascii="Arial" w:hAnsi="Arial" w:cs="Arial" w:eastAsia="Arial"/>
-          <w:b w:val="1"/>
-          <w:bCs w:val="1"/>
+          <w:b/>
+          <w:bCs/>
           <w:color w:val="123A5F"/>
           <w:sz w:val="28"/>
           <w:szCs w:val="28"/>
           <w:lang w:val="en-US"/>
         </w:rPr>
-        <w:t>form</w:t>
+        <w:t xml:space="preserve"> screening form</w:t>
+      </w:r>
+    </w:p>
+    <w:p>
+      <w:pPr>
+        <w:tabs>
+          <w:tab w:val="left" w:leader="underscore" w:pos="8505"/>
+        </w:tabs>
+        <w:spacing w:line="360" w:lineRule="auto"/>
+        <w:rPr>
+          <w:rFonts w:ascii="Calibri" w:hAnsi="Calibri" w:cs="Calibri"/>
+          <w:b/>
+          <w:bCs/>
+          <w:sz w:val="24"/>
+          <w:szCs w:val="24"/>
+        </w:rPr>
+      </w:pPr>
+      <w:r>
+        <w:rPr>
+          <w:b/>
+          <w:bCs/>
+          <w:color w:val="123A5F"/>
+          <w:sz w:val="24"/>
+          <w:szCs w:val="24"/>
+        </w:rPr>
+        <w:t>Studie-informatie</w:t>
+      </w:r>
+    </w:p>
+    <w:p>
+      <w:pPr>
+        <w:numPr>
+          <w:ilvl w:val="0"/>
+          <w:numId w:val="2"/>
+        </w:numPr>
+        <w:tabs>
+          <w:tab w:val="left" w:leader="underscore" w:pos="8505"/>
+        </w:tabs>
+        <w:spacing w:line="360" w:lineRule="auto"/>
+        <w:rPr>
+          <w:rFonts w:ascii="Calibri" w:hAnsi="Calibri" w:cs="Calibri"/>
+          <w:lang w:val="en-GB"/>
+        </w:rPr>
+      </w:pPr>
+      <w:r>
+        <w:rPr>
+          <w:color w:val="24303B"/>
+          <w:lang w:val="en-GB"/>
+        </w:rPr>
+        <w:t xml:space="preserve">Studie </w:t>
+      </w:r>
+      <w:proofErr w:type="spellStart"/>
+      <w:r>
+        <w:rPr>
+          <w:color w:val="24303B"/>
+          <w:lang w:val="en-GB"/>
+        </w:rPr>
+        <w:t>titel</w:t>
+      </w:r>
+      <w:proofErr w:type="spellEnd"/>
+      <w:r>
+        <w:rPr>
+          <w:color w:val="24303B"/>
+          <w:lang w:val="en-GB"/>
+        </w:rPr>
+        <w:t>: Towards Pressure-Adherence &amp; Education Driven Service in Diabetic Foot Disease (PARADISE trial)</w:t>
+      </w:r>
+    </w:p>
+    <w:p>
+      <w:pPr>
+        <w:numPr>
+          <w:ilvl w:val="0"/>
+          <w:numId w:val="2"/>
+        </w:numPr>
+        <w:tabs>
+          <w:tab w:val="left" w:leader="underscore" w:pos="8505"/>
+        </w:tabs>
+        <w:spacing w:line="360" w:lineRule="auto"/>
+        <w:rPr>
+          <w:rFonts w:ascii="Calibri" w:hAnsi="Calibri" w:cs="Calibri"/>
+        </w:rPr>
+      </w:pPr>
+      <w:r>
+        <w:rPr>
+          <w:color w:val="24303B"/>
+        </w:rPr>
+        <w:t>Protocolnummer: S71769</w:t>
+      </w:r>
+    </w:p>
+    <w:p>
+      <w:pPr>
+        <w:numPr>
+          <w:ilvl w:val="0"/>
+          <w:numId w:val="2"/>
+        </w:numPr>
+        <w:tabs>
+          <w:tab w:val="left" w:leader="underscore" w:pos="8505"/>
+        </w:tabs>
+        <w:spacing w:line="360" w:lineRule="auto"/>
+        <w:rPr>
+          <w:rFonts w:ascii="Calibri" w:hAnsi="Calibri" w:cs="Calibri"/>
+        </w:rPr>
+      </w:pPr>
+      <w:r>
+        <w:rPr>
+          <w:color w:val="24303B"/>
+        </w:rPr>
+        <w:t xml:space="preserve">Studielocatie: </w:t>
+      </w:r>
+      <w:r>
+        <w:rPr>
+          <w:color w:val="24303B"/>
+        </w:rPr>
+        <w:tab/>
+      </w:r>
+    </w:p>
+    <w:p>
+      <w:pPr>
+        <w:numPr>
+          <w:ilvl w:val="0"/>
+          <w:numId w:val="2"/>
+        </w:numPr>
+        <w:tabs>
+          <w:tab w:val="left" w:leader="underscore" w:pos="8505"/>
+        </w:tabs>
+        <w:spacing w:line="360" w:lineRule="auto"/>
+        <w:rPr>
+          <w:rFonts w:ascii="Calibri" w:hAnsi="Calibri" w:cs="Calibri"/>
+        </w:rPr>
+      </w:pPr>
+      <w:r>
+        <w:rPr>
+          <w:color w:val="24303B"/>
+        </w:rPr>
+        <w:t xml:space="preserve">Hoofdonderzoeker (PI): </w:t>
+      </w:r>
+      <w:r>
+        <w:rPr>
+          <w:color w:val="24303B"/>
+        </w:rPr>
+        <w:tab/>
+      </w:r>
+    </w:p>
+    <w:p>
+      <w:pPr>
+        <w:numPr>
+          <w:ilvl w:val="0"/>
+          <w:numId w:val="2"/>
+        </w:numPr>
+        <w:tabs>
+          <w:tab w:val="left" w:leader="underscore" w:pos="8505"/>
+        </w:tabs>
+        <w:spacing w:line="360" w:lineRule="auto"/>
+        <w:rPr>
+          <w:rFonts w:ascii="Calibri" w:hAnsi="Calibri" w:cs="Calibri"/>
+        </w:rPr>
+      </w:pPr>
+      <w:r>
+        <w:rPr>
+          <w:color w:val="24303B"/>
+        </w:rPr>
+        <w:t xml:space="preserve">Deelnemerscode: </w:t>
+      </w:r>
+      <w:r>
+        <w:rPr>
+          <w:color w:val="24303B"/>
+        </w:rPr>
+        <w:tab/>
       </w:r>
     </w:p>
     <w:tbl>
       <w:tblPr>
-        <w:tblStyle w:val="TableGrid"/>
+        <w:tblStyle w:val="Tabelraster"/>
         <w:tblW w:w="0" w:type="auto"/>
         <w:tblLook w:val="04A0" w:firstRow="1" w:lastRow="0" w:firstColumn="1" w:lastColumn="0" w:noHBand="0" w:noVBand="1"/>
       </w:tblPr>
@@ -95,12 +256,10 @@
         <w:tc>
           <w:tcPr>
             <w:tcW w:w="3005" w:type="dxa"/>
-            <w:tcMar/>
-          </w:tcPr>
-          <w:p>
-            <w:r>
-              <w:rPr>
-                <w:rFonts w:ascii="Arial" w:hAnsi="Arial" w:eastAsia="Arial" w:cs="Arial"/>
+          </w:tcPr>
+          <w:p>
+            <w:r>
+              <w:rPr>
                 <w:color w:val="24303B"/>
               </w:rPr>
               <w:t>Neuropathie</w:t>
@@ -110,14 +269,12 @@
         <w:tc>
           <w:tcPr>
             <w:tcW w:w="3005" w:type="dxa"/>
-            <w:tcMar/>
           </w:tcPr>
           <w:p/>
         </w:tc>
         <w:tc>
           <w:tcPr>
             <w:tcW w:w="3006" w:type="dxa"/>
-            <w:tcMar/>
           </w:tcPr>
           <w:p/>
         </w:tc>
@@ -126,29 +283,33 @@
         <w:tc>
           <w:tcPr>
             <w:tcW w:w="3005" w:type="dxa"/>
-            <w:tcMar/>
-          </w:tcPr>
-          <w:p/>
-        </w:tc>
-        <w:tc>
-          <w:tcPr>
-            <w:tcW w:w="3005" w:type="dxa"/>
-            <w:tcMar/>
-          </w:tcPr>
-          <w:p>
-            <w:r>
-              <w:rPr>
-                <w:rFonts w:ascii="Arial" w:hAnsi="Arial" w:eastAsia="Arial" w:cs="Arial"/>
+          </w:tcPr>
+          <w:p/>
+        </w:tc>
+        <w:tc>
+          <w:tcPr>
+            <w:tcW w:w="3005" w:type="dxa"/>
+          </w:tcPr>
+          <w:p>
+            <w:proofErr w:type="spellStart"/>
+            <w:r>
+              <w:rPr>
                 <w:color w:val="24303B"/>
               </w:rPr>
-              <w:t>Monofilament 10g</w:t>
+              <w:t>Monofilament</w:t>
+            </w:r>
+            <w:proofErr w:type="spellEnd"/>
+            <w:r>
+              <w:rPr>
+                <w:color w:val="24303B"/>
+              </w:rPr>
+              <w:t xml:space="preserve"> 10g</w:t>
             </w:r>
           </w:p>
         </w:tc>
         <w:tc>
           <w:tcPr>
             <w:tcW w:w="3006" w:type="dxa"/>
-            <w:tcMar/>
           </w:tcPr>
           <w:p>
             <w:pPr>
@@ -160,10 +321,65 @@
             </w:pPr>
             <w:r>
               <w:rPr>
-                <w:rFonts w:ascii="Arial" w:hAnsi="Arial" w:eastAsia="Arial" w:cs="Arial"/>
-                <w:color w:val="000000"/>
-              </w:rPr>
-              <w:t>3 sites per voet (plantair hallux, metatatarsaalkop 1, metatarsaalkop 5)</w:t>
+                <w:color w:val="000000"/>
+              </w:rPr>
+              <w:t>3 sites per voet (</w:t>
+            </w:r>
+            <w:proofErr w:type="spellStart"/>
+            <w:r>
+              <w:rPr>
+                <w:color w:val="000000"/>
+              </w:rPr>
+              <w:t>plantair</w:t>
+            </w:r>
+            <w:proofErr w:type="spellEnd"/>
+            <w:r>
+              <w:rPr>
+                <w:color w:val="000000"/>
+              </w:rPr>
+              <w:t xml:space="preserve"> </w:t>
+            </w:r>
+            <w:proofErr w:type="spellStart"/>
+            <w:r>
+              <w:rPr>
+                <w:color w:val="000000"/>
+              </w:rPr>
+              <w:t>hallux</w:t>
+            </w:r>
+            <w:proofErr w:type="spellEnd"/>
+            <w:r>
+              <w:rPr>
+                <w:color w:val="000000"/>
+              </w:rPr>
+              <w:t xml:space="preserve">, </w:t>
+            </w:r>
+            <w:proofErr w:type="spellStart"/>
+            <w:r>
+              <w:rPr>
+                <w:color w:val="000000"/>
+              </w:rPr>
+              <w:t>metatatarsaalkop</w:t>
+            </w:r>
+            <w:proofErr w:type="spellEnd"/>
+            <w:r>
+              <w:rPr>
+                <w:color w:val="000000"/>
+              </w:rPr>
+              <w:t xml:space="preserve"> 1, </w:t>
+            </w:r>
+            <w:proofErr w:type="spellStart"/>
+            <w:r>
+              <w:rPr>
+                <w:color w:val="000000"/>
+              </w:rPr>
+              <w:t>metatarsaalkop</w:t>
+            </w:r>
+            <w:proofErr w:type="spellEnd"/>
+            <w:r>
+              <w:rPr>
+                <w:color w:val="000000"/>
+              </w:rPr>
+              <w:t xml:space="preserve"> 5)</w:t>
             </w:r>
           </w:p>
         </w:tc>
@@ -172,14 +388,12 @@
         <w:tc>
           <w:tcPr>
             <w:tcW w:w="3005" w:type="dxa"/>
-            <w:tcMar/>
-          </w:tcPr>
-          <w:p/>
-        </w:tc>
-        <w:tc>
-          <w:tcPr>
-            <w:tcW w:w="3005" w:type="dxa"/>
-            <w:tcMar/>
+          </w:tcPr>
+          <w:p/>
+        </w:tc>
+        <w:tc>
+          <w:tcPr>
+            <w:tcW w:w="3005" w:type="dxa"/>
           </w:tcPr>
           <w:p>
             <w:pPr>
@@ -191,7 +405,6 @@
             </w:pPr>
             <w:r>
               <w:rPr>
-                <w:rFonts w:ascii="Arial" w:hAnsi="Arial" w:eastAsia="Arial" w:cs="Arial"/>
                 <w:color w:val="000000"/>
               </w:rPr>
               <w:t>Stemvork 128 Hz</w:t>
@@ -201,7 +414,6 @@
         <w:tc>
           <w:tcPr>
             <w:tcW w:w="3006" w:type="dxa"/>
-            <w:tcMar/>
           </w:tcPr>
           <w:p>
             <w:pPr>
@@ -213,10 +425,37 @@
             </w:pPr>
             <w:r>
               <w:rPr>
-                <w:rFonts w:ascii="Arial" w:hAnsi="Arial" w:eastAsia="Arial" w:cs="Arial"/>
-                <w:color w:val="000000"/>
-              </w:rPr>
-              <w:t>Dorsaal distale phalangs hallux of MTP 1</w:t>
+                <w:color w:val="000000"/>
+              </w:rPr>
+              <w:t xml:space="preserve">Dorsaal distale </w:t>
+            </w:r>
+            <w:proofErr w:type="spellStart"/>
+            <w:r>
+              <w:rPr>
+                <w:color w:val="000000"/>
+              </w:rPr>
+              <w:t>phalangs</w:t>
+            </w:r>
+            <w:proofErr w:type="spellEnd"/>
+            <w:r>
+              <w:rPr>
+                <w:color w:val="000000"/>
+              </w:rPr>
+              <w:t xml:space="preserve"> </w:t>
+            </w:r>
+            <w:proofErr w:type="spellStart"/>
+            <w:r>
+              <w:rPr>
+                <w:color w:val="000000"/>
+              </w:rPr>
+              <w:t>hallux</w:t>
+            </w:r>
+            <w:proofErr w:type="spellEnd"/>
+            <w:r>
+              <w:rPr>
+                <w:color w:val="000000"/>
+              </w:rPr>
+              <w:t xml:space="preserve"> of MTP 1</w:t>
             </w:r>
           </w:p>
         </w:tc>
@@ -225,29 +464,27 @@
         <w:tc>
           <w:tcPr>
             <w:tcW w:w="3005" w:type="dxa"/>
-            <w:tcMar/>
-          </w:tcPr>
-          <w:p>
-            <w:r>
-              <w:rPr>
-                <w:rFonts w:ascii="Arial" w:hAnsi="Arial" w:eastAsia="Arial" w:cs="Arial"/>
+          </w:tcPr>
+          <w:p>
+            <w:proofErr w:type="spellStart"/>
+            <w:r>
+              <w:rPr>
                 <w:color w:val="24303B"/>
               </w:rPr>
               <w:t>Vasculopathie</w:t>
             </w:r>
-          </w:p>
-        </w:tc>
-        <w:tc>
-          <w:tcPr>
-            <w:tcW w:w="3005" w:type="dxa"/>
-            <w:tcMar/>
+            <w:proofErr w:type="spellEnd"/>
+          </w:p>
+        </w:tc>
+        <w:tc>
+          <w:tcPr>
+            <w:tcW w:w="3005" w:type="dxa"/>
           </w:tcPr>
           <w:p/>
         </w:tc>
         <w:tc>
           <w:tcPr>
             <w:tcW w:w="3006" w:type="dxa"/>
-            <w:tcMar/>
           </w:tcPr>
           <w:p/>
         </w:tc>
@@ -256,19 +493,16 @@
         <w:tc>
           <w:tcPr>
             <w:tcW w:w="3005" w:type="dxa"/>
-            <w:tcMar/>
-          </w:tcPr>
-          <w:p/>
-        </w:tc>
-        <w:tc>
-          <w:tcPr>
-            <w:tcW w:w="3005" w:type="dxa"/>
-            <w:tcMar/>
-          </w:tcPr>
-          <w:p>
-            <w:r>
-              <w:rPr>
-                <w:rFonts w:ascii="Arial" w:hAnsi="Arial" w:eastAsia="Arial" w:cs="Arial"/>
+          </w:tcPr>
+          <w:p/>
+        </w:tc>
+        <w:tc>
+          <w:tcPr>
+            <w:tcW w:w="3005" w:type="dxa"/>
+          </w:tcPr>
+          <w:p>
+            <w:r>
+              <w:rPr>
                 <w:color w:val="24303B"/>
               </w:rPr>
               <w:t>Pulsaties</w:t>
@@ -278,15 +512,27 @@
         <w:tc>
           <w:tcPr>
             <w:tcW w:w="3006" w:type="dxa"/>
-            <w:tcMar/>
-          </w:tcPr>
-          <w:p>
-            <w:r>
-              <w:rPr>
-                <w:rFonts w:ascii="Arial" w:hAnsi="Arial" w:eastAsia="Arial" w:cs="Arial"/>
+          </w:tcPr>
+          <w:p>
+            <w:proofErr w:type="spellStart"/>
+            <w:r>
+              <w:rPr>
                 <w:color w:val="24303B"/>
               </w:rPr>
-              <w:t>Tib posterior</w:t>
+              <w:t>A.</w:t>
+            </w:r>
+            <w:r>
+              <w:rPr>
+                <w:color w:val="24303B"/>
+              </w:rPr>
+              <w:t>Tib</w:t>
+            </w:r>
+            <w:proofErr w:type="spellEnd"/>
+            <w:r>
+              <w:rPr>
+                <w:color w:val="24303B"/>
+              </w:rPr>
+              <w:t xml:space="preserve"> posterior</w:t>
             </w:r>
           </w:p>
         </w:tc>
@@ -295,29 +541,39 @@
         <w:tc>
           <w:tcPr>
             <w:tcW w:w="3005" w:type="dxa"/>
-            <w:tcMar/>
-          </w:tcPr>
-          <w:p/>
-        </w:tc>
-        <w:tc>
-          <w:tcPr>
-            <w:tcW w:w="3005" w:type="dxa"/>
-            <w:tcMar/>
+          </w:tcPr>
+          <w:p/>
+        </w:tc>
+        <w:tc>
+          <w:tcPr>
+            <w:tcW w:w="3005" w:type="dxa"/>
           </w:tcPr>
           <w:p/>
         </w:tc>
         <w:tc>
           <w:tcPr>
             <w:tcW w:w="3006" w:type="dxa"/>
-            <w:tcMar/>
-          </w:tcPr>
-          <w:p>
-            <w:r>
-              <w:rPr>
-                <w:rFonts w:ascii="Arial" w:hAnsi="Arial" w:eastAsia="Arial" w:cs="Arial"/>
+          </w:tcPr>
+          <w:p>
+            <w:proofErr w:type="spellStart"/>
+            <w:r>
+              <w:rPr>
                 <w:color w:val="24303B"/>
               </w:rPr>
-              <w:t>Dorsalis pedis</w:t>
+              <w:t>A.</w:t>
+            </w:r>
+            <w:r>
+              <w:rPr>
+                <w:color w:val="24303B"/>
+              </w:rPr>
+              <w:t>Dorsalis</w:t>
+            </w:r>
+            <w:proofErr w:type="spellEnd"/>
+            <w:r>
+              <w:rPr>
+                <w:color w:val="24303B"/>
+              </w:rPr>
+              <w:t xml:space="preserve"> pedis</w:t>
             </w:r>
           </w:p>
         </w:tc>
@@ -326,25 +582,15 @@
         <w:tc>
           <w:tcPr>
             <w:tcW w:w="3005" w:type="dxa"/>
-            <w:tcMar/>
-          </w:tcPr>
-          <w:p/>
-        </w:tc>
-        <w:tc>
-          <w:tcPr>
-            <w:tcW w:w="3005" w:type="dxa"/>
-            <w:tcMar/>
-          </w:tcPr>
-          <w:p>
-            <w:pPr>
-              <w:rPr>
-                <w:color w:val="FF0000"/>
-              </w:rPr>
-            </w:pPr>
-            <w:r>
-              <w:rPr>
-                <w:color w:val="FF0000"/>
-              </w:rPr>
+          </w:tcPr>
+          <w:p/>
+        </w:tc>
+        <w:tc>
+          <w:tcPr>
+            <w:tcW w:w="3005" w:type="dxa"/>
+          </w:tcPr>
+          <w:p>
+            <w:r>
               <w:t>Enkel Arm Index</w:t>
             </w:r>
           </w:p>
@@ -352,59 +598,25 @@
         <w:tc>
           <w:tcPr>
             <w:tcW w:w="3006" w:type="dxa"/>
-            <w:tcMar/>
-          </w:tcPr>
-          <w:p>
-            <w:pPr>
-              <w:pStyle w:val="Normal"/>
-              <w:suppressLineNumbers w:val="0"/>
-              <w:bidi w:val="0"/>
-              <w:spacing w:before="0" w:beforeAutospacing="off" w:after="0" w:afterAutospacing="off" w:line="259" w:lineRule="auto"/>
-              <w:ind w:left="0" w:right="0"/>
-              <w:jc w:val="left"/>
-              <w:rPr/>
-            </w:pPr>
+          </w:tcPr>
+          <w:p>
             <w:r>
               <w:t xml:space="preserve">Normaal: 0,90–1,30 </w:t>
             </w:r>
           </w:p>
           <w:p>
-            <w:pPr>
-              <w:pStyle w:val="Normal"/>
-              <w:bidi w:val="0"/>
-              <w:spacing w:before="0" w:beforeAutospacing="off" w:after="0" w:afterAutospacing="off" w:line="259" w:lineRule="auto"/>
-              <w:ind w:left="0" w:right="0"/>
-              <w:jc w:val="left"/>
-              <w:rPr/>
-            </w:pPr>
             <w:r>
               <w:t xml:space="preserve">Abnormaal/verdenking PAD: &lt;0,90 </w:t>
             </w:r>
           </w:p>
           <w:p>
-            <w:pPr>
-              <w:pStyle w:val="Normal"/>
-              <w:bidi w:val="0"/>
-              <w:spacing w:before="0" w:beforeAutospacing="off" w:after="0" w:afterAutospacing="off" w:line="259" w:lineRule="auto"/>
-              <w:ind w:left="0" w:right="0"/>
-              <w:jc w:val="left"/>
-              <w:rPr/>
-            </w:pPr>
             <w:r>
               <w:t>Ernstige ischemie: &lt;0,50</w:t>
             </w:r>
           </w:p>
           <w:p>
-            <w:pPr>
-              <w:pStyle w:val="Normal"/>
-              <w:suppressLineNumbers w:val="0"/>
-              <w:bidi w:val="0"/>
-              <w:spacing w:before="0" w:beforeAutospacing="off" w:after="0" w:afterAutospacing="off" w:line="259" w:lineRule="auto"/>
-              <w:ind w:left="0" w:right="0"/>
-              <w:jc w:val="left"/>
-            </w:pPr>
-            <w:r>
-              <w:t>Links /</w:t>
+            <w:r>
+              <w:t>Links/</w:t>
             </w:r>
             <w:r>
               <w:t xml:space="preserve"> Rechts</w:t>
@@ -416,12 +628,10 @@
         <w:tc>
           <w:tcPr>
             <w:tcW w:w="3005" w:type="dxa"/>
-            <w:tcMar/>
-          </w:tcPr>
-          <w:p>
-            <w:r>
-              <w:rPr>
-                <w:rFonts w:ascii="Arial" w:hAnsi="Arial" w:eastAsia="Arial" w:cs="Arial"/>
+          </w:tcPr>
+          <w:p>
+            <w:r>
+              <w:rPr>
                 <w:color w:val="24303B"/>
               </w:rPr>
               <w:t>Huid</w:t>
@@ -431,14 +641,12 @@
         <w:tc>
           <w:tcPr>
             <w:tcW w:w="3005" w:type="dxa"/>
-            <w:tcMar/>
           </w:tcPr>
           <w:p/>
         </w:tc>
         <w:tc>
           <w:tcPr>
             <w:tcW w:w="3006" w:type="dxa"/>
-            <w:tcMar/>
           </w:tcPr>
           <w:p/>
         </w:tc>
@@ -447,19 +655,16 @@
         <w:tc>
           <w:tcPr>
             <w:tcW w:w="3005" w:type="dxa"/>
-            <w:tcMar/>
-          </w:tcPr>
-          <w:p/>
-        </w:tc>
-        <w:tc>
-          <w:tcPr>
-            <w:tcW w:w="3005" w:type="dxa"/>
-            <w:tcMar/>
-          </w:tcPr>
-          <w:p>
-            <w:r>
-              <w:rPr>
-                <w:rFonts w:ascii="Arial" w:hAnsi="Arial" w:eastAsia="Arial" w:cs="Arial"/>
+          </w:tcPr>
+          <w:p/>
+        </w:tc>
+        <w:tc>
+          <w:tcPr>
+            <w:tcW w:w="3005" w:type="dxa"/>
+          </w:tcPr>
+          <w:p>
+            <w:r>
+              <w:rPr>
                 <w:color w:val="24303B"/>
               </w:rPr>
               <w:t>Kleur</w:t>
@@ -469,7 +674,6 @@
         <w:tc>
           <w:tcPr>
             <w:tcW w:w="3006" w:type="dxa"/>
-            <w:tcMar/>
           </w:tcPr>
           <w:p/>
         </w:tc>
@@ -478,19 +682,16 @@
         <w:tc>
           <w:tcPr>
             <w:tcW w:w="3005" w:type="dxa"/>
-            <w:tcMar/>
-          </w:tcPr>
-          <w:p/>
-        </w:tc>
-        <w:tc>
-          <w:tcPr>
-            <w:tcW w:w="3005" w:type="dxa"/>
-            <w:tcMar/>
-          </w:tcPr>
-          <w:p>
-            <w:r>
-              <w:rPr>
-                <w:rFonts w:ascii="Arial" w:hAnsi="Arial" w:eastAsia="Arial" w:cs="Arial"/>
+          </w:tcPr>
+          <w:p/>
+        </w:tc>
+        <w:tc>
+          <w:tcPr>
+            <w:tcW w:w="3005" w:type="dxa"/>
+          </w:tcPr>
+          <w:p>
+            <w:r>
+              <w:rPr>
                 <w:color w:val="24303B"/>
               </w:rPr>
               <w:t>Temperatuur</w:t>
@@ -500,7 +701,6 @@
         <w:tc>
           <w:tcPr>
             <w:tcW w:w="3006" w:type="dxa"/>
-            <w:tcMar/>
           </w:tcPr>
           <w:p/>
         </w:tc>
@@ -509,19 +709,16 @@
         <w:tc>
           <w:tcPr>
             <w:tcW w:w="3005" w:type="dxa"/>
-            <w:tcMar/>
-          </w:tcPr>
-          <w:p/>
-        </w:tc>
-        <w:tc>
-          <w:tcPr>
-            <w:tcW w:w="3005" w:type="dxa"/>
-            <w:tcMar/>
-          </w:tcPr>
-          <w:p>
-            <w:r>
-              <w:rPr>
-                <w:rFonts w:ascii="Arial" w:hAnsi="Arial" w:eastAsia="Arial" w:cs="Arial"/>
+          </w:tcPr>
+          <w:p/>
+        </w:tc>
+        <w:tc>
+          <w:tcPr>
+            <w:tcW w:w="3005" w:type="dxa"/>
+          </w:tcPr>
+          <w:p>
+            <w:r>
+              <w:rPr>
                 <w:color w:val="24303B"/>
               </w:rPr>
               <w:t>Eeltvorming*</w:t>
@@ -531,7 +728,6 @@
         <w:tc>
           <w:tcPr>
             <w:tcW w:w="3006" w:type="dxa"/>
-            <w:tcMar/>
           </w:tcPr>
           <w:p/>
         </w:tc>
@@ -540,14 +736,12 @@
         <w:tc>
           <w:tcPr>
             <w:tcW w:w="3005" w:type="dxa"/>
-            <w:tcMar/>
-          </w:tcPr>
-          <w:p/>
-        </w:tc>
-        <w:tc>
-          <w:tcPr>
-            <w:tcW w:w="3005" w:type="dxa"/>
-            <w:tcMar/>
+          </w:tcPr>
+          <w:p/>
+        </w:tc>
+        <w:tc>
+          <w:tcPr>
+            <w:tcW w:w="3005" w:type="dxa"/>
           </w:tcPr>
           <w:p>
             <w:pPr>
@@ -559,7 +753,6 @@
             </w:pPr>
             <w:r>
               <w:rPr>
-                <w:rFonts w:ascii="Arial" w:hAnsi="Arial" w:eastAsia="Arial" w:cs="Arial"/>
                 <w:color w:val="000000"/>
               </w:rPr>
               <w:t>Huidletsels? Ulceraties?</w:t>
@@ -569,7 +762,6 @@
         <w:tc>
           <w:tcPr>
             <w:tcW w:w="3006" w:type="dxa"/>
-            <w:tcMar/>
           </w:tcPr>
           <w:p/>
         </w:tc>
@@ -578,14 +770,12 @@
         <w:tc>
           <w:tcPr>
             <w:tcW w:w="3005" w:type="dxa"/>
-            <w:tcMar/>
-          </w:tcPr>
-          <w:p/>
-        </w:tc>
-        <w:tc>
-          <w:tcPr>
-            <w:tcW w:w="3005" w:type="dxa"/>
-            <w:tcMar/>
+          </w:tcPr>
+          <w:p/>
+        </w:tc>
+        <w:tc>
+          <w:tcPr>
+            <w:tcW w:w="3005" w:type="dxa"/>
           </w:tcPr>
           <w:p>
             <w:pPr>
@@ -597,26 +787,15 @@
             </w:pPr>
             <w:r>
               <w:rPr>
-                <w:rFonts w:ascii="Arial" w:hAnsi="Arial" w:eastAsia="Arial" w:cs="Arial"/>
-                <w:color w:val="000000"/>
-              </w:rPr>
-              <w:t xml:space="preserve">Schimmelinfectie </w:t>
-            </w:r>
-            <w:proofErr w:type="gramStart"/>
-            <w:r>
-              <w:rPr>
-                <w:rFonts w:ascii="Arial" w:hAnsi="Arial" w:eastAsia="Arial" w:cs="Arial"/>
-                <w:color w:val="000000"/>
-              </w:rPr>
-              <w:t>huid</w:t>
-            </w:r>
-            <w:proofErr w:type="gramEnd"/>
+                <w:color w:val="000000"/>
+              </w:rPr>
+              <w:t>Schimmelinfectie huid</w:t>
+            </w:r>
           </w:p>
         </w:tc>
         <w:tc>
           <w:tcPr>
             <w:tcW w:w="3006" w:type="dxa"/>
-            <w:tcMar/>
           </w:tcPr>
           <w:p/>
         </w:tc>
@@ -625,14 +804,12 @@
         <w:tc>
           <w:tcPr>
             <w:tcW w:w="3005" w:type="dxa"/>
-            <w:tcMar/>
-          </w:tcPr>
-          <w:p/>
-        </w:tc>
-        <w:tc>
-          <w:tcPr>
-            <w:tcW w:w="3005" w:type="dxa"/>
-            <w:tcMar/>
+          </w:tcPr>
+          <w:p/>
+        </w:tc>
+        <w:tc>
+          <w:tcPr>
+            <w:tcW w:w="3005" w:type="dxa"/>
           </w:tcPr>
           <w:p>
             <w:pPr>
@@ -644,7 +821,6 @@
             </w:pPr>
             <w:r>
               <w:rPr>
-                <w:rFonts w:ascii="Arial" w:hAnsi="Arial" w:eastAsia="Arial" w:cs="Arial"/>
                 <w:color w:val="000000"/>
               </w:rPr>
               <w:t>Status nagels</w:t>
@@ -654,7 +830,6 @@
         <w:tc>
           <w:tcPr>
             <w:tcW w:w="3006" w:type="dxa"/>
-            <w:tcMar/>
           </w:tcPr>
           <w:p/>
         </w:tc>
@@ -663,14 +838,12 @@
         <w:tc>
           <w:tcPr>
             <w:tcW w:w="3005" w:type="dxa"/>
-            <w:tcMar/>
-          </w:tcPr>
-          <w:p/>
-        </w:tc>
-        <w:tc>
-          <w:tcPr>
-            <w:tcW w:w="3005" w:type="dxa"/>
-            <w:tcMar/>
+          </w:tcPr>
+          <w:p/>
+        </w:tc>
+        <w:tc>
+          <w:tcPr>
+            <w:tcW w:w="3005" w:type="dxa"/>
           </w:tcPr>
           <w:p>
             <w:pPr>
@@ -682,7 +855,6 @@
             </w:pPr>
             <w:r>
               <w:rPr>
-                <w:rFonts w:ascii="Arial" w:hAnsi="Arial" w:eastAsia="Arial" w:cs="Arial"/>
                 <w:color w:val="000000"/>
               </w:rPr>
               <w:t>Status huidzorg</w:t>
@@ -692,7 +864,6 @@
         <w:tc>
           <w:tcPr>
             <w:tcW w:w="3006" w:type="dxa"/>
-            <w:tcMar/>
           </w:tcPr>
           <w:p/>
         </w:tc>
@@ -701,26 +872,22 @@
         <w:tc>
           <w:tcPr>
             <w:tcW w:w="3005" w:type="dxa"/>
-            <w:tcMar/>
-          </w:tcPr>
-          <w:p/>
-        </w:tc>
-        <w:tc>
-          <w:tcPr>
-            <w:tcW w:w="3005" w:type="dxa"/>
-            <w:tcMar/>
+          </w:tcPr>
+          <w:p/>
+        </w:tc>
+        <w:tc>
+          <w:tcPr>
+            <w:tcW w:w="3005" w:type="dxa"/>
           </w:tcPr>
           <w:p/>
         </w:tc>
         <w:tc>
           <w:tcPr>
             <w:tcW w:w="3006" w:type="dxa"/>
-            <w:tcMar/>
-          </w:tcPr>
-          <w:p>
-            <w:r>
-              <w:rPr>
-                <w:rFonts w:ascii="Arial" w:hAnsi="Arial" w:eastAsia="Arial" w:cs="Arial"/>
+          </w:tcPr>
+          <w:p>
+            <w:r>
+              <w:rPr>
                 <w:color w:val="24303B"/>
               </w:rPr>
               <w:t>Zeer goed</w:t>
@@ -732,26 +899,22 @@
         <w:tc>
           <w:tcPr>
             <w:tcW w:w="3005" w:type="dxa"/>
-            <w:tcMar/>
-          </w:tcPr>
-          <w:p/>
-        </w:tc>
-        <w:tc>
-          <w:tcPr>
-            <w:tcW w:w="3005" w:type="dxa"/>
-            <w:tcMar/>
+          </w:tcPr>
+          <w:p/>
+        </w:tc>
+        <w:tc>
+          <w:tcPr>
+            <w:tcW w:w="3005" w:type="dxa"/>
           </w:tcPr>
           <w:p/>
         </w:tc>
         <w:tc>
           <w:tcPr>
             <w:tcW w:w="3006" w:type="dxa"/>
-            <w:tcMar/>
-          </w:tcPr>
-          <w:p>
-            <w:r>
-              <w:rPr>
-                <w:rFonts w:ascii="Arial" w:hAnsi="Arial" w:eastAsia="Arial" w:cs="Arial"/>
+          </w:tcPr>
+          <w:p>
+            <w:r>
+              <w:rPr>
                 <w:color w:val="24303B"/>
               </w:rPr>
               <w:t>Goed</w:t>
@@ -763,26 +926,22 @@
         <w:tc>
           <w:tcPr>
             <w:tcW w:w="3005" w:type="dxa"/>
-            <w:tcMar/>
-          </w:tcPr>
-          <w:p/>
-        </w:tc>
-        <w:tc>
-          <w:tcPr>
-            <w:tcW w:w="3005" w:type="dxa"/>
-            <w:tcMar/>
+          </w:tcPr>
+          <w:p/>
+        </w:tc>
+        <w:tc>
+          <w:tcPr>
+            <w:tcW w:w="3005" w:type="dxa"/>
           </w:tcPr>
           <w:p/>
         </w:tc>
         <w:tc>
           <w:tcPr>
             <w:tcW w:w="3006" w:type="dxa"/>
-            <w:tcMar/>
-          </w:tcPr>
-          <w:p>
-            <w:r>
-              <w:rPr>
-                <w:rFonts w:ascii="Arial" w:hAnsi="Arial" w:eastAsia="Arial" w:cs="Arial"/>
+          </w:tcPr>
+          <w:p>
+            <w:r>
+              <w:rPr>
                 <w:color w:val="24303B"/>
               </w:rPr>
               <w:t>Matig</w:t>
@@ -794,26 +953,22 @@
         <w:tc>
           <w:tcPr>
             <w:tcW w:w="3005" w:type="dxa"/>
-            <w:tcMar/>
-          </w:tcPr>
-          <w:p/>
-        </w:tc>
-        <w:tc>
-          <w:tcPr>
-            <w:tcW w:w="3005" w:type="dxa"/>
-            <w:tcMar/>
+          </w:tcPr>
+          <w:p/>
+        </w:tc>
+        <w:tc>
+          <w:tcPr>
+            <w:tcW w:w="3005" w:type="dxa"/>
           </w:tcPr>
           <w:p/>
         </w:tc>
         <w:tc>
           <w:tcPr>
             <w:tcW w:w="3006" w:type="dxa"/>
-            <w:tcMar/>
-          </w:tcPr>
-          <w:p>
-            <w:r>
-              <w:rPr>
-                <w:rFonts w:ascii="Arial" w:hAnsi="Arial" w:eastAsia="Arial" w:cs="Arial"/>
+          </w:tcPr>
+          <w:p>
+            <w:r>
+              <w:rPr>
                 <w:color w:val="24303B"/>
               </w:rPr>
               <w:t>Slecht</w:t>
@@ -825,12 +980,10 @@
         <w:tc>
           <w:tcPr>
             <w:tcW w:w="3005" w:type="dxa"/>
-            <w:tcMar/>
-          </w:tcPr>
-          <w:p>
-            <w:r>
-              <w:rPr>
-                <w:rFonts w:ascii="Arial" w:hAnsi="Arial" w:eastAsia="Arial" w:cs="Arial"/>
+          </w:tcPr>
+          <w:p>
+            <w:r>
+              <w:rPr>
                 <w:color w:val="24303B"/>
               </w:rPr>
               <w:t>Toegepaste huidzorg</w:t>
@@ -840,14 +993,12 @@
         <w:tc>
           <w:tcPr>
             <w:tcW w:w="3005" w:type="dxa"/>
-            <w:tcMar/>
           </w:tcPr>
           <w:p/>
         </w:tc>
         <w:tc>
           <w:tcPr>
             <w:tcW w:w="3006" w:type="dxa"/>
-            <w:tcMar/>
           </w:tcPr>
           <w:p/>
         </w:tc>
@@ -856,19 +1007,16 @@
         <w:tc>
           <w:tcPr>
             <w:tcW w:w="3005" w:type="dxa"/>
-            <w:tcMar/>
-          </w:tcPr>
-          <w:p/>
-        </w:tc>
-        <w:tc>
-          <w:tcPr>
-            <w:tcW w:w="3005" w:type="dxa"/>
-            <w:tcMar/>
-          </w:tcPr>
-          <w:p>
-            <w:r>
-              <w:rPr>
-                <w:rFonts w:ascii="Arial" w:hAnsi="Arial" w:eastAsia="Arial" w:cs="Arial"/>
+          </w:tcPr>
+          <w:p/>
+        </w:tc>
+        <w:tc>
+          <w:tcPr>
+            <w:tcW w:w="3005" w:type="dxa"/>
+          </w:tcPr>
+          <w:p>
+            <w:r>
+              <w:rPr>
                 <w:color w:val="24303B"/>
               </w:rPr>
               <w:t>Nagelzorg</w:t>
@@ -878,7 +1026,6 @@
         <w:tc>
           <w:tcPr>
             <w:tcW w:w="3006" w:type="dxa"/>
-            <w:tcMar/>
           </w:tcPr>
           <w:p/>
         </w:tc>
@@ -887,29 +1034,41 @@
         <w:tc>
           <w:tcPr>
             <w:tcW w:w="3005" w:type="dxa"/>
-            <w:tcMar/>
-          </w:tcPr>
-          <w:p/>
-        </w:tc>
-        <w:tc>
-          <w:tcPr>
-            <w:tcW w:w="3005" w:type="dxa"/>
-            <w:tcMar/>
-          </w:tcPr>
-          <w:p>
-            <w:r>
-              <w:rPr>
-                <w:rFonts w:ascii="Arial" w:hAnsi="Arial" w:eastAsia="Arial" w:cs="Arial"/>
+          </w:tcPr>
+          <w:p/>
+        </w:tc>
+        <w:tc>
+          <w:tcPr>
+            <w:tcW w:w="3005" w:type="dxa"/>
+          </w:tcPr>
+          <w:p>
+            <w:proofErr w:type="spellStart"/>
+            <w:r>
+              <w:rPr>
                 <w:color w:val="24303B"/>
               </w:rPr>
-              <w:t>Debridement eelten</w:t>
-            </w:r>
+              <w:t>Debridement</w:t>
+            </w:r>
+            <w:proofErr w:type="spellEnd"/>
+            <w:r>
+              <w:rPr>
+                <w:color w:val="24303B"/>
+              </w:rPr>
+              <w:t xml:space="preserve"> </w:t>
+            </w:r>
+            <w:proofErr w:type="spellStart"/>
+            <w:r>
+              <w:rPr>
+                <w:color w:val="24303B"/>
+              </w:rPr>
+              <w:t>eelten</w:t>
+            </w:r>
+            <w:proofErr w:type="spellEnd"/>
           </w:p>
         </w:tc>
         <w:tc>
           <w:tcPr>
             <w:tcW w:w="3006" w:type="dxa"/>
-            <w:tcMar/>
           </w:tcPr>
           <w:p/>
         </w:tc>
@@ -918,19 +1077,16 @@
         <w:tc>
           <w:tcPr>
             <w:tcW w:w="3005" w:type="dxa"/>
-            <w:tcMar/>
-          </w:tcPr>
-          <w:p/>
-        </w:tc>
-        <w:tc>
-          <w:tcPr>
-            <w:tcW w:w="3005" w:type="dxa"/>
-            <w:tcMar/>
-          </w:tcPr>
-          <w:p>
-            <w:r>
-              <w:rPr>
-                <w:rFonts w:ascii="Arial" w:hAnsi="Arial" w:eastAsia="Arial" w:cs="Arial"/>
+          </w:tcPr>
+          <w:p/>
+        </w:tc>
+        <w:tc>
+          <w:tcPr>
+            <w:tcW w:w="3005" w:type="dxa"/>
+          </w:tcPr>
+          <w:p>
+            <w:r>
+              <w:rPr>
                 <w:color w:val="24303B"/>
               </w:rPr>
               <w:t>Hydratie</w:t>
@@ -940,7 +1096,6 @@
         <w:tc>
           <w:tcPr>
             <w:tcW w:w="3006" w:type="dxa"/>
-            <w:tcMar/>
           </w:tcPr>
           <w:p/>
         </w:tc>
@@ -949,19 +1104,16 @@
         <w:tc>
           <w:tcPr>
             <w:tcW w:w="3005" w:type="dxa"/>
-            <w:tcMar/>
-          </w:tcPr>
-          <w:p/>
-        </w:tc>
-        <w:tc>
-          <w:tcPr>
-            <w:tcW w:w="3005" w:type="dxa"/>
-            <w:tcMar/>
-          </w:tcPr>
-          <w:p>
-            <w:r>
-              <w:rPr>
-                <w:rFonts w:ascii="Arial" w:hAnsi="Arial" w:eastAsia="Arial" w:cs="Arial"/>
+          </w:tcPr>
+          <w:p/>
+        </w:tc>
+        <w:tc>
+          <w:tcPr>
+            <w:tcW w:w="3005" w:type="dxa"/>
+          </w:tcPr>
+          <w:p>
+            <w:r>
+              <w:rPr>
                 <w:color w:val="24303B"/>
               </w:rPr>
               <w:t>Opvolging via perifere podoloog/pedicure</w:t>
@@ -971,7 +1123,6 @@
         <w:tc>
           <w:tcPr>
             <w:tcW w:w="3006" w:type="dxa"/>
-            <w:tcMar/>
           </w:tcPr>
           <w:p/>
         </w:tc>
@@ -980,21 +1131,18 @@
         <w:tc>
           <w:tcPr>
             <w:tcW w:w="3005" w:type="dxa"/>
-            <w:tcMar/>
-          </w:tcPr>
-          <w:p/>
-        </w:tc>
-        <w:tc>
-          <w:tcPr>
-            <w:tcW w:w="3005" w:type="dxa"/>
-            <w:tcMar/>
+          </w:tcPr>
+          <w:p/>
+        </w:tc>
+        <w:tc>
+          <w:tcPr>
+            <w:tcW w:w="3005" w:type="dxa"/>
           </w:tcPr>
           <w:p/>
         </w:tc>
         <w:tc>
           <w:tcPr>
             <w:tcW w:w="3006" w:type="dxa"/>
-            <w:tcMar/>
           </w:tcPr>
           <w:p/>
         </w:tc>
@@ -1003,12 +1151,10 @@
         <w:tc>
           <w:tcPr>
             <w:tcW w:w="3005" w:type="dxa"/>
-            <w:tcMar/>
-          </w:tcPr>
-          <w:p>
-            <w:r>
-              <w:rPr>
-                <w:rFonts w:ascii="Arial" w:hAnsi="Arial" w:eastAsia="Arial" w:cs="Arial"/>
+          </w:tcPr>
+          <w:p>
+            <w:r>
+              <w:rPr>
                 <w:color w:val="24303B"/>
               </w:rPr>
               <w:t>Digitale foto’s voeten</w:t>
@@ -1018,31 +1164,33 @@
         <w:tc>
           <w:tcPr>
             <w:tcW w:w="3005" w:type="dxa"/>
-            <w:tcMar/>
-          </w:tcPr>
-          <w:p>
-            <w:proofErr w:type="gramStart"/>
-            <w:r>
-              <w:rPr>
-                <w:rFonts w:ascii="Arial" w:hAnsi="Arial" w:eastAsia="Arial" w:cs="Arial"/>
+          </w:tcPr>
+          <w:p>
+            <w:r>
+              <w:rPr>
                 <w:color w:val="24303B"/>
               </w:rPr>
-              <w:t>bilateraal</w:t>
-            </w:r>
-            <w:proofErr w:type="gramEnd"/>
-            <w:r>
-              <w:rPr>
-                <w:rFonts w:ascii="Arial" w:hAnsi="Arial" w:eastAsia="Arial" w:cs="Arial"/>
+              <w:t>bilateraal/</w:t>
+            </w:r>
+            <w:proofErr w:type="spellStart"/>
+            <w:r>
+              <w:rPr>
                 <w:color w:val="24303B"/>
               </w:rPr>
-              <w:t>/plantair, dorsaal, mediaal, lateraal</w:t>
+              <w:t>plantair</w:t>
+            </w:r>
+            <w:proofErr w:type="spellEnd"/>
+            <w:r>
+              <w:rPr>
+                <w:color w:val="24303B"/>
+              </w:rPr>
+              <w:t>, dorsaal, mediaal, lateraal</w:t>
             </w:r>
           </w:p>
         </w:tc>
         <w:tc>
           <w:tcPr>
             <w:tcW w:w="3006" w:type="dxa"/>
-            <w:tcMar/>
           </w:tcPr>
           <w:p/>
         </w:tc>
@@ -1051,21 +1199,18 @@
         <w:tc>
           <w:tcPr>
             <w:tcW w:w="3005" w:type="dxa"/>
-            <w:tcMar/>
-          </w:tcPr>
-          <w:p/>
-        </w:tc>
-        <w:tc>
-          <w:tcPr>
-            <w:tcW w:w="3005" w:type="dxa"/>
-            <w:tcMar/>
+          </w:tcPr>
+          <w:p/>
+        </w:tc>
+        <w:tc>
+          <w:tcPr>
+            <w:tcW w:w="3005" w:type="dxa"/>
           </w:tcPr>
           <w:p/>
         </w:tc>
         <w:tc>
           <w:tcPr>
             <w:tcW w:w="3006" w:type="dxa"/>
-            <w:tcMar/>
           </w:tcPr>
           <w:p/>
         </w:tc>
@@ -1074,7 +1219,6 @@
         <w:tc>
           <w:tcPr>
             <w:tcW w:w="3005" w:type="dxa"/>
-            <w:tcMar/>
           </w:tcPr>
           <w:p>
             <w:pPr>
@@ -1086,7 +1230,6 @@
             </w:pPr>
             <w:r>
               <w:rPr>
-                <w:rFonts w:ascii="Arial" w:hAnsi="Arial" w:eastAsia="Arial" w:cs="Arial"/>
                 <w:color w:val="000000"/>
               </w:rPr>
               <w:t>Screening voetulceraties</w:t>
@@ -1096,7 +1239,6 @@
         <w:tc>
           <w:tcPr>
             <w:tcW w:w="3005" w:type="dxa"/>
-            <w:tcMar/>
           </w:tcPr>
           <w:p>
             <w:pPr>
@@ -1108,33 +1250,43 @@
             </w:pPr>
             <w:r>
               <w:rPr>
-                <w:rFonts w:ascii="Arial" w:hAnsi="Arial" w:eastAsia="Arial" w:cs="Arial"/>
-                <w:color w:val="000000"/>
-              </w:rPr>
-              <w:t xml:space="preserve">Ulcus </w:t>
-            </w:r>
-            <w:proofErr w:type="gramStart"/>
-            <w:r>
-              <w:rPr>
-                <w:rFonts w:ascii="Arial" w:hAnsi="Arial" w:eastAsia="Arial" w:cs="Arial"/>
-                <w:color w:val="000000"/>
-              </w:rPr>
-              <w:t>aanwezig :</w:t>
-            </w:r>
-            <w:proofErr w:type="gramEnd"/>
-            <w:r>
-              <w:rPr>
-                <w:rFonts w:ascii="Arial" w:hAnsi="Arial" w:eastAsia="Arial" w:cs="Arial"/>
-                <w:color w:val="000000"/>
-              </w:rPr>
-              <w:t xml:space="preserve"> indien ja (vervolledig FU evaluation forms)</w:t>
+                <w:color w:val="000000"/>
+              </w:rPr>
+              <w:t xml:space="preserve">Ulcus aanwezig : indien ja (vervolledig FU </w:t>
+            </w:r>
+            <w:proofErr w:type="spellStart"/>
+            <w:r>
+              <w:rPr>
+                <w:color w:val="000000"/>
+              </w:rPr>
+              <w:t>evaluation</w:t>
+            </w:r>
+            <w:proofErr w:type="spellEnd"/>
+            <w:r>
+              <w:rPr>
+                <w:color w:val="000000"/>
+              </w:rPr>
+              <w:t xml:space="preserve"> </w:t>
+            </w:r>
+            <w:proofErr w:type="spellStart"/>
+            <w:r>
+              <w:rPr>
+                <w:color w:val="000000"/>
+              </w:rPr>
+              <w:t>forms</w:t>
+            </w:r>
+            <w:proofErr w:type="spellEnd"/>
+            <w:r>
+              <w:rPr>
+                <w:color w:val="000000"/>
+              </w:rPr>
+              <w:t>)</w:t>
             </w:r>
           </w:p>
         </w:tc>
         <w:tc>
           <w:tcPr>
             <w:tcW w:w="3006" w:type="dxa"/>
-            <w:tcMar/>
           </w:tcPr>
           <w:p/>
         </w:tc>
@@ -1143,21 +1295,18 @@
         <w:tc>
           <w:tcPr>
             <w:tcW w:w="3005" w:type="dxa"/>
-            <w:tcMar/>
-          </w:tcPr>
-          <w:p/>
-        </w:tc>
-        <w:tc>
-          <w:tcPr>
-            <w:tcW w:w="3005" w:type="dxa"/>
-            <w:tcMar/>
+          </w:tcPr>
+          <w:p/>
+        </w:tc>
+        <w:tc>
+          <w:tcPr>
+            <w:tcW w:w="3005" w:type="dxa"/>
           </w:tcPr>
           <w:p/>
         </w:tc>
         <w:tc>
           <w:tcPr>
             <w:tcW w:w="3006" w:type="dxa"/>
-            <w:tcMar/>
           </w:tcPr>
           <w:p/>
         </w:tc>
@@ -1166,21 +1315,18 @@
         <w:tc>
           <w:tcPr>
             <w:tcW w:w="3005" w:type="dxa"/>
-            <w:tcMar/>
-          </w:tcPr>
-          <w:p/>
-        </w:tc>
-        <w:tc>
-          <w:tcPr>
-            <w:tcW w:w="3005" w:type="dxa"/>
-            <w:tcMar/>
+          </w:tcPr>
+          <w:p/>
+        </w:tc>
+        <w:tc>
+          <w:tcPr>
+            <w:tcW w:w="3005" w:type="dxa"/>
           </w:tcPr>
           <w:p/>
         </w:tc>
         <w:tc>
           <w:tcPr>
             <w:tcW w:w="3006" w:type="dxa"/>
-            <w:tcMar/>
           </w:tcPr>
           <w:p/>
         </w:tc>
@@ -1189,7 +1335,6 @@
         <w:tc>
           <w:tcPr>
             <w:tcW w:w="3005" w:type="dxa"/>
-            <w:tcMar/>
           </w:tcPr>
           <w:p>
             <w:pPr>
@@ -1201,7 +1346,6 @@
             </w:pPr>
             <w:r>
               <w:rPr>
-                <w:rFonts w:ascii="Arial" w:hAnsi="Arial" w:eastAsia="Arial" w:cs="Arial"/>
                 <w:color w:val="000000"/>
               </w:rPr>
               <w:t>Gevalideerde orthopedisch schoen</w:t>
@@ -1211,31 +1355,19 @@
         <w:tc>
           <w:tcPr>
             <w:tcW w:w="3005" w:type="dxa"/>
-            <w:tcMar/>
-          </w:tcPr>
-          <w:p>
-            <w:proofErr w:type="gramStart"/>
-            <w:r>
-              <w:rPr>
-                <w:rFonts w:ascii="Arial" w:hAnsi="Arial" w:eastAsia="Arial" w:cs="Arial"/>
+          </w:tcPr>
+          <w:p>
+            <w:r>
+              <w:rPr>
                 <w:color w:val="24303B"/>
               </w:rPr>
-              <w:t>ja</w:t>
-            </w:r>
-            <w:proofErr w:type="gramEnd"/>
-            <w:r>
-              <w:rPr>
-                <w:rFonts w:ascii="Arial" w:hAnsi="Arial" w:eastAsia="Arial" w:cs="Arial"/>
-                <w:color w:val="24303B"/>
-              </w:rPr>
-              <w:t>/nee</w:t>
+              <w:t>ja/nee</w:t>
             </w:r>
           </w:p>
         </w:tc>
         <w:tc>
           <w:tcPr>
             <w:tcW w:w="3006" w:type="dxa"/>
-            <w:tcMar/>
           </w:tcPr>
           <w:p/>
         </w:tc>
@@ -1244,7 +1376,6 @@
         <w:tc>
           <w:tcPr>
             <w:tcW w:w="3005" w:type="dxa"/>
-            <w:tcMar/>
           </w:tcPr>
           <w:p>
             <w:pPr>
@@ -1256,7 +1387,6 @@
             </w:pPr>
             <w:r>
               <w:rPr>
-                <w:rFonts w:ascii="Arial" w:hAnsi="Arial" w:eastAsia="Arial" w:cs="Arial"/>
                 <w:color w:val="000000"/>
               </w:rPr>
               <w:t>Gevalideerde semi-orthopedisch schoen</w:t>
@@ -1266,31 +1396,19 @@
         <w:tc>
           <w:tcPr>
             <w:tcW w:w="3005" w:type="dxa"/>
-            <w:tcMar/>
-          </w:tcPr>
-          <w:p>
-            <w:proofErr w:type="gramStart"/>
-            <w:r>
-              <w:rPr>
-                <w:rFonts w:ascii="Arial" w:hAnsi="Arial" w:eastAsia="Arial" w:cs="Arial"/>
+          </w:tcPr>
+          <w:p>
+            <w:r>
+              <w:rPr>
                 <w:color w:val="24303B"/>
               </w:rPr>
-              <w:t>ja</w:t>
-            </w:r>
-            <w:proofErr w:type="gramEnd"/>
-            <w:r>
-              <w:rPr>
-                <w:rFonts w:ascii="Arial" w:hAnsi="Arial" w:eastAsia="Arial" w:cs="Arial"/>
-                <w:color w:val="24303B"/>
-              </w:rPr>
-              <w:t>/nee</w:t>
+              <w:t>ja/nee</w:t>
             </w:r>
           </w:p>
         </w:tc>
         <w:tc>
           <w:tcPr>
             <w:tcW w:w="3006" w:type="dxa"/>
-            <w:tcMar/>
           </w:tcPr>
           <w:p/>
         </w:tc>
@@ -1299,7 +1417,6 @@
         <w:tc>
           <w:tcPr>
             <w:tcW w:w="3005" w:type="dxa"/>
-            <w:tcMar/>
           </w:tcPr>
           <w:p>
             <w:pPr>
@@ -1311,7 +1428,6 @@
             </w:pPr>
             <w:r>
               <w:rPr>
-                <w:rFonts w:ascii="Arial" w:hAnsi="Arial" w:eastAsia="Arial" w:cs="Arial"/>
                 <w:color w:val="000000"/>
               </w:rPr>
               <w:t>Gevalideerde confectieschoen</w:t>
@@ -1321,31 +1437,19 @@
         <w:tc>
           <w:tcPr>
             <w:tcW w:w="3005" w:type="dxa"/>
-            <w:tcMar/>
-          </w:tcPr>
-          <w:p>
-            <w:proofErr w:type="gramStart"/>
-            <w:r>
-              <w:rPr>
-                <w:rFonts w:ascii="Arial" w:hAnsi="Arial" w:eastAsia="Arial" w:cs="Arial"/>
+          </w:tcPr>
+          <w:p>
+            <w:r>
+              <w:rPr>
                 <w:color w:val="24303B"/>
               </w:rPr>
-              <w:t>ja</w:t>
-            </w:r>
-            <w:proofErr w:type="gramEnd"/>
-            <w:r>
-              <w:rPr>
-                <w:rFonts w:ascii="Arial" w:hAnsi="Arial" w:eastAsia="Arial" w:cs="Arial"/>
-                <w:color w:val="24303B"/>
-              </w:rPr>
-              <w:t>/nee</w:t>
+              <w:t>ja/nee</w:t>
             </w:r>
           </w:p>
         </w:tc>
         <w:tc>
           <w:tcPr>
             <w:tcW w:w="3006" w:type="dxa"/>
-            <w:tcMar/>
           </w:tcPr>
           <w:p/>
         </w:tc>
@@ -1354,7 +1458,6 @@
         <w:tc>
           <w:tcPr>
             <w:tcW w:w="3005" w:type="dxa"/>
-            <w:tcMar/>
           </w:tcPr>
           <w:p>
             <w:pPr>
@@ -1366,7 +1469,6 @@
             </w:pPr>
             <w:r>
               <w:rPr>
-                <w:rFonts w:ascii="Arial" w:hAnsi="Arial" w:eastAsia="Arial" w:cs="Arial"/>
                 <w:color w:val="000000"/>
               </w:rPr>
               <w:t>Nood aan schoenaanpassing(en)</w:t>
@@ -1376,31 +1478,19 @@
         <w:tc>
           <w:tcPr>
             <w:tcW w:w="3005" w:type="dxa"/>
-            <w:tcMar/>
-          </w:tcPr>
-          <w:p>
-            <w:proofErr w:type="gramStart"/>
-            <w:r>
-              <w:rPr>
-                <w:rFonts w:ascii="Arial" w:hAnsi="Arial" w:eastAsia="Arial" w:cs="Arial"/>
+          </w:tcPr>
+          <w:p>
+            <w:r>
+              <w:rPr>
                 <w:color w:val="24303B"/>
               </w:rPr>
-              <w:t>ja</w:t>
-            </w:r>
-            <w:proofErr w:type="gramEnd"/>
-            <w:r>
-              <w:rPr>
-                <w:rFonts w:ascii="Arial" w:hAnsi="Arial" w:eastAsia="Arial" w:cs="Arial"/>
-                <w:color w:val="24303B"/>
-              </w:rPr>
-              <w:t>/nee</w:t>
+              <w:t>ja/nee</w:t>
             </w:r>
           </w:p>
         </w:tc>
         <w:tc>
           <w:tcPr>
             <w:tcW w:w="3006" w:type="dxa"/>
-            <w:tcMar/>
           </w:tcPr>
           <w:p/>
         </w:tc>
@@ -1409,21 +1499,18 @@
         <w:tc>
           <w:tcPr>
             <w:tcW w:w="3005" w:type="dxa"/>
-            <w:tcMar/>
-          </w:tcPr>
-          <w:p/>
-        </w:tc>
-        <w:tc>
-          <w:tcPr>
-            <w:tcW w:w="3005" w:type="dxa"/>
-            <w:tcMar/>
+          </w:tcPr>
+          <w:p/>
+        </w:tc>
+        <w:tc>
+          <w:tcPr>
+            <w:tcW w:w="3005" w:type="dxa"/>
           </w:tcPr>
           <w:p/>
         </w:tc>
         <w:tc>
           <w:tcPr>
             <w:tcW w:w="3006" w:type="dxa"/>
-            <w:tcMar/>
           </w:tcPr>
           <w:p/>
         </w:tc>
@@ -1432,7 +1519,6 @@
         <w:tc>
           <w:tcPr>
             <w:tcW w:w="3005" w:type="dxa"/>
-            <w:tcMar/>
           </w:tcPr>
           <w:p>
             <w:pPr>
@@ -1444,7 +1530,6 @@
             </w:pPr>
             <w:r>
               <w:rPr>
-                <w:rFonts w:ascii="Arial" w:hAnsi="Arial" w:eastAsia="Arial" w:cs="Arial"/>
                 <w:color w:val="000000"/>
               </w:rPr>
               <w:t>Nieuw te valideren orthopedische schoen</w:t>
@@ -1454,14 +1539,12 @@
         <w:tc>
           <w:tcPr>
             <w:tcW w:w="3005" w:type="dxa"/>
-            <w:tcMar/>
           </w:tcPr>
           <w:p/>
         </w:tc>
         <w:tc>
           <w:tcPr>
             <w:tcW w:w="3006" w:type="dxa"/>
-            <w:tcMar/>
           </w:tcPr>
           <w:p/>
         </w:tc>
@@ -1470,7 +1553,6 @@
         <w:tc>
           <w:tcPr>
             <w:tcW w:w="3005" w:type="dxa"/>
-            <w:tcMar/>
           </w:tcPr>
           <w:p>
             <w:pPr>
@@ -1482,7 +1564,6 @@
             </w:pPr>
             <w:r>
               <w:rPr>
-                <w:rFonts w:ascii="Arial" w:hAnsi="Arial" w:eastAsia="Arial" w:cs="Arial"/>
                 <w:color w:val="000000"/>
               </w:rPr>
               <w:t>Nieuw te valideren semi-orthopedische schoen</w:t>
@@ -1492,14 +1573,12 @@
         <w:tc>
           <w:tcPr>
             <w:tcW w:w="3005" w:type="dxa"/>
-            <w:tcMar/>
           </w:tcPr>
           <w:p/>
         </w:tc>
         <w:tc>
           <w:tcPr>
             <w:tcW w:w="3006" w:type="dxa"/>
-            <w:tcMar/>
           </w:tcPr>
           <w:p/>
         </w:tc>
@@ -1511,51 +1590,47 @@
         <w:tc>
           <w:tcPr>
             <w:tcW w:w="3005" w:type="dxa"/>
-            <w:tcMar/>
           </w:tcPr>
           <w:p>
             <w:pPr>
               <w:spacing w:line="240" w:lineRule="auto"/>
               <w:rPr>
                 <w:rFonts w:ascii="Aptos Narrow" w:hAnsi="Aptos Narrow"/>
-                <w:color w:val="000000" w:themeColor="text1" w:themeTint="FF" w:themeShade="FF"/>
+                <w:color w:val="000000" w:themeColor="text1"/>
               </w:rPr>
             </w:pPr>
-            <w:r>
-              <w:rPr>
-                <w:rFonts w:ascii="Arial" w:hAnsi="Arial" w:eastAsia="Arial" w:cs="Arial"/>
-                <w:color w:val="000000" w:themeColor="text1" w:themeTint="FF" w:themeShade="FF"/>
-              </w:rPr>
-              <w:t>Mulitdensiteit Diabetes Steunzool</w:t>
-            </w:r>
-          </w:p>
-        </w:tc>
-        <w:tc>
-          <w:tcPr>
-            <w:tcW w:w="3005" w:type="dxa"/>
-            <w:tcMar/>
-          </w:tcPr>
-          <w:p>
-            <w:r>
-              <w:rPr>
-                <w:rFonts w:ascii="Arial" w:hAnsi="Arial" w:eastAsia="Arial" w:cs="Arial"/>
+            <w:proofErr w:type="spellStart"/>
+            <w:r>
+              <w:rPr>
+                <w:color w:val="000000" w:themeColor="text1"/>
+              </w:rPr>
+              <w:t>Mulitdensiteit</w:t>
+            </w:r>
+            <w:proofErr w:type="spellEnd"/>
+            <w:r>
+              <w:rPr>
+                <w:color w:val="000000" w:themeColor="text1"/>
+              </w:rPr>
+              <w:t xml:space="preserve"> Diabetes Steunzool</w:t>
+            </w:r>
+          </w:p>
+        </w:tc>
+        <w:tc>
+          <w:tcPr>
+            <w:tcW w:w="3005" w:type="dxa"/>
+          </w:tcPr>
+          <w:p>
+            <w:r>
+              <w:rPr>
                 <w:color w:val="24303B"/>
               </w:rPr>
-              <w:t>ja</w:t>
-            </w:r>
-            <w:r>
-              <w:rPr>
-                <w:rFonts w:ascii="Arial" w:hAnsi="Arial" w:eastAsia="Arial" w:cs="Arial"/>
-                <w:color w:val="24303B"/>
-              </w:rPr>
-              <w:t>/nee</w:t>
+              <w:t>ja/nee</w:t>
             </w:r>
           </w:p>
         </w:tc>
         <w:tc>
           <w:tcPr>
             <w:tcW w:w="3006" w:type="dxa"/>
-            <w:tcMar/>
           </w:tcPr>
           <w:p/>
         </w:tc>
@@ -1564,9 +1639,9 @@
     <w:p/>
     <w:p/>
     <w:sectPr>
-      <w:headerReference w:type="default" r:id="rId13"/>
-      <w:footerReference w:type="default" r:id="rId14"/>
-      <w:pgSz w:w="11906" w:h="16838" w:orient="portrait"/>
+      <w:headerReference w:type="default" r:id="rId10"/>
+      <w:footerReference w:type="default" r:id="rId11"/>
+      <w:pgSz w:w="11906" w:h="16838"/>
       <w:pgMar w:top="1440" w:right="1440" w:bottom="1440" w:left="1440" w:header="708" w:footer="708" w:gutter="0"/>
       <w:cols w:space="708"/>
       <w:docGrid w:linePitch="360"/>
@@ -1576,7 +1651,7 @@
 </file>
 
 <file path=word/endnotes.xml><?xml version="1.0" encoding="utf-8"?>
-<w:endnotes xmlns:wpc="http://schemas.microsoft.com/office/word/2010/wordprocessingCanvas" xmlns:cx="http://schemas.microsoft.com/office/drawing/2014/chartex" xmlns:cx1="http://schemas.microsoft.com/office/drawing/2015/9/8/chartex" xmlns:cx2="http://schemas.microsoft.com/office/drawing/2015/10/21/chartex" xmlns:cx3="http://schemas.microsoft.com/office/drawing/2016/5/9/chartex" xmlns:cx4="http://schemas.microsoft.com/office/drawing/2016/5/10/chartex" xmlns:cx5="http://schemas.microsoft.com/office/drawing/2016/5/11/chartex" xmlns:cx6="http://schemas.microsoft.com/office/drawing/2016/5/12/chartex" xmlns:cx7="http://schemas.microsoft.com/office/drawing/2016/5/13/chartex" xmlns:cx8="http://schemas.microsoft.com/office/drawing/2016/5/14/chartex" xmlns:mc="http://schemas.openxmlformats.org/markup-compatibility/2006" xmlns:aink="http://schemas.microsoft.com/office/drawing/2016/ink" xmlns:am3d="http://schemas.microsoft.com/office/drawing/2017/model3d" xmlns:o="urn:schemas-microsoft-com:office:office" xmlns:oel="http://schemas.microsoft.com/office/2019/extlst" xmlns:r="http://schemas.openxmlformats.org/officeDocument/2006/relationships" xmlns:m="http://schemas.openxmlformats.org/officeDocument/2006/math" xmlns:v="urn:schemas-microsoft-com:vml" xmlns:wp14="http://schemas.microsoft.com/office/word/2010/wordprocessingDrawing" xmlns:wp="http://schemas.openxmlformats.org/drawingml/2006/wordprocessingDrawing" xmlns:w10="urn:schemas-microsoft-com:office:word" xmlns:w="http://schemas.openxmlformats.org/wordprocessingml/2006/main" xmlns:w14="http://schemas.microsoft.com/office/word/2010/wordml" xmlns:w15="http://schemas.microsoft.com/office/word/2012/wordml" xmlns:w16cex="http://schemas.microsoft.com/office/word/2018/wordml/cex" xmlns:w16cid="http://schemas.microsoft.com/office/word/2016/wordml/cid" xmlns:w16="http://schemas.microsoft.com/office/word/2018/wordml" xmlns:w16du="http://schemas.microsoft.com/office/word/2023/wordml/word16du" xmlns:w16sdtdh="http://schemas.microsoft.com/office/word/2020/wordml/sdtdatahash" xmlns:w16sdtfl="http://schemas.microsoft.com/office/word/2024/wordml/sdtformatlock" xmlns:w16se="http://schemas.microsoft.com/office/word/2015/wordml/symex" xmlns:wpg="http://schemas.microsoft.com/office/word/2010/wordprocessingGroup" xmlns:wpi="http://schemas.microsoft.com/office/word/2010/wordprocessingInk" xmlns:wne="http://schemas.microsoft.com/office/word/2006/wordml" xmlns:wps="http://schemas.microsoft.com/office/word/2010/wordprocessingShape" mc:Ignorable="w14 w15 w16se w16cid w16 w16cex w16sdtdh w16sdtfl w16du wp14">
+<w:endnotes xmlns:wpc="http://schemas.microsoft.com/office/word/2010/wordprocessingCanvas" xmlns:cx="http://schemas.microsoft.com/office/drawing/2014/chartex" xmlns:cx1="http://schemas.microsoft.com/office/drawing/2015/9/8/chartex" xmlns:cx2="http://schemas.microsoft.com/office/drawing/2015/10/21/chartex" xmlns:cx3="http://schemas.microsoft.com/office/drawing/2016/5/9/chartex" xmlns:cx4="http://schemas.microsoft.com/office/drawing/2016/5/10/chartex" xmlns:cx5="http://schemas.microsoft.com/office/drawing/2016/5/11/chartex" xmlns:cx6="http://schemas.microsoft.com/office/drawing/2016/5/12/chartex" xmlns:cx7="http://schemas.microsoft.com/office/drawing/2016/5/13/chartex" xmlns:cx8="http://schemas.microsoft.com/office/drawing/2016/5/14/chartex" xmlns:mc="http://schemas.openxmlformats.org/markup-compatibility/2006" xmlns:aink="http://schemas.microsoft.com/office/drawing/2016/ink" xmlns:am3d="http://schemas.microsoft.com/office/drawing/2017/model3d" xmlns:o="urn:schemas-microsoft-com:office:office" xmlns:oel="http://schemas.microsoft.com/office/2019/extlst" xmlns:r="http://schemas.openxmlformats.org/officeDocument/2006/relationships" xmlns:m="http://schemas.openxmlformats.org/officeDocument/2006/math" xmlns:v="urn:schemas-microsoft-com:vml" xmlns:wp14="http://schemas.microsoft.com/office/word/2010/wordprocessingDrawing" xmlns:wp="http://schemas.openxmlformats.org/drawingml/2006/wordprocessingDrawing" xmlns:w10="urn:schemas-microsoft-com:office:word" xmlns:w="http://schemas.openxmlformats.org/wordprocessingml/2006/main" xmlns:w14="http://schemas.microsoft.com/office/word/2010/wordml" xmlns:w15="http://schemas.microsoft.com/office/word/2012/wordml" xmlns:w16cei="http://schemas.microsoft.com/office/word/2026/wordml/cei" xmlns:w16cex="http://schemas.microsoft.com/office/word/2018/wordml/cex" xmlns:w16cid="http://schemas.microsoft.com/office/word/2016/wordml/cid" xmlns:w16="http://schemas.microsoft.com/office/word/2018/wordml" xmlns:w16du="http://schemas.microsoft.com/office/word/2023/wordml/word16du" xmlns:w16sdtdh="http://schemas.microsoft.com/office/word/2020/wordml/sdtdatahash" xmlns:w16sdtfl="http://schemas.microsoft.com/office/word/2024/wordml/sdtformatlock" xmlns:w16se="http://schemas.microsoft.com/office/word/2015/wordml/symex" xmlns:wpg="http://schemas.microsoft.com/office/word/2010/wordprocessingGroup" xmlns:wpi="http://schemas.microsoft.com/office/word/2010/wordprocessingInk" xmlns:wne="http://schemas.microsoft.com/office/word/2006/wordml" xmlns:wps="http://schemas.microsoft.com/office/word/2010/wordprocessingShape" mc:Ignorable="w14 w15 w16se w16cid w16 w16cex w16sdtdh w16sdtfl w16du wp14">
   <w:endnote w:type="separator" w:id="-1">
     <w:p>
       <w:pPr>
@@ -1595,7 +1670,7 @@
 </file>
 
 <file path=word/footer1.xml><?xml version="1.0" encoding="utf-8"?>
-<w:ftr xmlns:wpc="http://schemas.microsoft.com/office/word/2010/wordprocessingCanvas" xmlns:cx="http://schemas.microsoft.com/office/drawing/2014/chartex" xmlns:cx1="http://schemas.microsoft.com/office/drawing/2015/9/8/chartex" xmlns:cx2="http://schemas.microsoft.com/office/drawing/2015/10/21/chartex" xmlns:cx3="http://schemas.microsoft.com/office/drawing/2016/5/9/chartex" xmlns:cx4="http://schemas.microsoft.com/office/drawing/2016/5/10/chartex" xmlns:cx5="http://schemas.microsoft.com/office/drawing/2016/5/11/chartex" xmlns:cx6="http://schemas.microsoft.com/office/drawing/2016/5/12/chartex" xmlns:cx7="http://schemas.microsoft.com/office/drawing/2016/5/13/chartex" xmlns:cx8="http://schemas.microsoft.com/office/drawing/2016/5/14/chartex" xmlns:mc="http://schemas.openxmlformats.org/markup-compatibility/2006" xmlns:aink="http://schemas.microsoft.com/office/drawing/2016/ink" xmlns:am3d="http://schemas.microsoft.com/office/drawing/2017/model3d" xmlns:o="urn:schemas-microsoft-com:office:office" xmlns:oel="http://schemas.microsoft.com/office/2019/extlst" xmlns:r="http://schemas.openxmlformats.org/officeDocument/2006/relationships" xmlns:m="http://schemas.openxmlformats.org/officeDocument/2006/math" xmlns:v="urn:schemas-microsoft-com:vml" xmlns:wp14="http://schemas.microsoft.com/office/word/2010/wordprocessingDrawing" xmlns:wp="http://schemas.openxmlformats.org/drawingml/2006/wordprocessingDrawing" xmlns:w10="urn:schemas-microsoft-com:office:word" xmlns:w="http://schemas.openxmlformats.org/wordprocessingml/2006/main" xmlns:w14="http://schemas.microsoft.com/office/word/2010/wordml" xmlns:w15="http://schemas.microsoft.com/office/word/2012/wordml" xmlns:w16cex="http://schemas.microsoft.com/office/word/2018/wordml/cex" xmlns:w16cid="http://schemas.microsoft.com/office/word/2016/wordml/cid" xmlns:w16="http://schemas.microsoft.com/office/word/2018/wordml" xmlns:w16du="http://schemas.microsoft.com/office/word/2023/wordml/word16du" xmlns:w16sdtdh="http://schemas.microsoft.com/office/word/2020/wordml/sdtdatahash" xmlns:w16sdtfl="http://schemas.microsoft.com/office/word/2024/wordml/sdtformatlock" xmlns:w16se="http://schemas.microsoft.com/office/word/2015/wordml/symex" xmlns:wpg="http://schemas.microsoft.com/office/word/2010/wordprocessingGroup" xmlns:wpi="http://schemas.microsoft.com/office/word/2010/wordprocessingInk" xmlns:wne="http://schemas.microsoft.com/office/word/2006/wordml" xmlns:wps="http://schemas.microsoft.com/office/word/2010/wordprocessingShape" mc:Ignorable="w14 w15 w16se w16cid w16 w16cex w16sdtdh w16sdtfl w16du wp14">
+<w:ftr xmlns:wpc="http://schemas.microsoft.com/office/word/2010/wordprocessingCanvas" xmlns:cx="http://schemas.microsoft.com/office/drawing/2014/chartex" xmlns:cx1="http://schemas.microsoft.com/office/drawing/2015/9/8/chartex" xmlns:cx2="http://schemas.microsoft.com/office/drawing/2015/10/21/chartex" xmlns:cx3="http://schemas.microsoft.com/office/drawing/2016/5/9/chartex" xmlns:cx4="http://schemas.microsoft.com/office/drawing/2016/5/10/chartex" xmlns:cx5="http://schemas.microsoft.com/office/drawing/2016/5/11/chartex" xmlns:cx6="http://schemas.microsoft.com/office/drawing/2016/5/12/chartex" xmlns:cx7="http://schemas.microsoft.com/office/drawing/2016/5/13/chartex" xmlns:cx8="http://schemas.microsoft.com/office/drawing/2016/5/14/chartex" xmlns:mc="http://schemas.openxmlformats.org/markup-compatibility/2006" xmlns:aink="http://schemas.microsoft.com/office/drawing/2016/ink" xmlns:am3d="http://schemas.microsoft.com/office/drawing/2017/model3d" xmlns:o="urn:schemas-microsoft-com:office:office" xmlns:oel="http://schemas.microsoft.com/office/2019/extlst" xmlns:r="http://schemas.openxmlformats.org/officeDocument/2006/relationships" xmlns:m="http://schemas.openxmlformats.org/officeDocument/2006/math" xmlns:v="urn:schemas-microsoft-com:vml" xmlns:wp14="http://schemas.microsoft.com/office/word/2010/wordprocessingDrawing" xmlns:wp="http://schemas.openxmlformats.org/drawingml/2006/wordprocessingDrawing" xmlns:w10="urn:schemas-microsoft-com:office:word" xmlns:w="http://schemas.openxmlformats.org/wordprocessingml/2006/main" xmlns:w14="http://schemas.microsoft.com/office/word/2010/wordml" xmlns:w15="http://schemas.microsoft.com/office/word/2012/wordml" xmlns:w16cei="http://schemas.microsoft.com/office/word/2026/wordml/cei" xmlns:w16cex="http://schemas.microsoft.com/office/word/2018/wordml/cex" xmlns:w16cid="http://schemas.microsoft.com/office/word/2016/wordml/cid" xmlns:w16="http://schemas.microsoft.com/office/word/2018/wordml" xmlns:w16du="http://schemas.microsoft.com/office/word/2023/wordml/word16du" xmlns:w16sdtdh="http://schemas.microsoft.com/office/word/2020/wordml/sdtdatahash" xmlns:w16sdtfl="http://schemas.microsoft.com/office/word/2024/wordml/sdtformatlock" xmlns:w16se="http://schemas.microsoft.com/office/word/2015/wordml/symex" xmlns:wpg="http://schemas.microsoft.com/office/word/2010/wordprocessingGroup" xmlns:wpi="http://schemas.microsoft.com/office/word/2010/wordprocessingInk" xmlns:wne="http://schemas.microsoft.com/office/word/2006/wordml" xmlns:wps="http://schemas.microsoft.com/office/word/2010/wordprocessingShape" mc:Ignorable="w14 w15 w16se w16cid w16 w16cex w16sdtdh w16sdtfl w16du wp14">
   <w:p>
     <w:pPr>
       <w:pBdr>
@@ -1630,7 +1705,7 @@
                   <pic:cNvPicPr/>
                 </pic:nvPicPr>
                 <pic:blipFill rotWithShape="1">
-                  <a:blip r:embed="rIdTplImgC">
+                  <a:blip r:embed="rId1">
                     <a:extLst>
                       <a:ext uri="{28A0092B-C50C-407E-A947-70E740481C1C}">
                         <a14:useLocalDpi xmlns:a14="http://schemas.microsoft.com/office/drawing/2010/main" val="0"/>
@@ -1677,54 +1752,7 @@
         <w:sz w:val="16"/>
         <w:szCs w:val="16"/>
       </w:rPr>
-      <w:t>PARADISE-</w:t>
-    </w:r>
-    <w:proofErr w:type="gramStart"/>
-    <w:r>
-      <w:rPr>
-        <w:color w:val="59636E"/>
-        <w:sz w:val="16"/>
-        <w:szCs w:val="16"/>
-      </w:rPr>
-      <w:t>studie  ·</w:t>
-    </w:r>
-    <w:proofErr w:type="gramEnd"/>
-    <w:r>
-      <w:rPr>
-        <w:color w:val="59636E"/>
-        <w:sz w:val="16"/>
-        <w:szCs w:val="16"/>
-      </w:rPr>
-      <w:t xml:space="preserve">  eCRF 08: Screening voet en schoeisel </w:t>
-    </w:r>
-    <w:proofErr w:type="gramStart"/>
-    <w:r>
-      <w:rPr>
-        <w:color w:val="59636E"/>
-        <w:sz w:val="16"/>
-        <w:szCs w:val="16"/>
-      </w:rPr>
-      <w:t>·</w:t>
-    </w:r>
-    <w:proofErr w:type="gramEnd"/>
-    <w:r>
-      <w:rPr>
-        <w:color w:val="59636E"/>
-        <w:sz w:val="16"/>
-        <w:szCs w:val="16"/>
-      </w:rPr>
-      <w:t xml:space="preserve">  Versie </w:t>
-    </w:r>
-    <w:proofErr w:type="gramStart"/>
-    <w:r>
-      <w:rPr>
-        <w:i/>
-        <w:iCs/>
-        <w:color w:val="59636E"/>
-        <w:sz w:val="16"/>
-        <w:szCs w:val="16"/>
-      </w:rPr>
-      <w:t xml:space="preserve">[ </w:t>
+      <w:t xml:space="preserve">PARADISE-studie  ·  eCRF 08: Screening voet en schoeisel ·  Versie </w:t>
     </w:r>
     <w:r>
       <w:rPr>
@@ -1734,29 +1762,7 @@
         <w:sz w:val="16"/>
         <w:szCs w:val="16"/>
       </w:rPr>
-      <w:t>1.0</w:t>
-    </w:r>
-    <w:proofErr w:type="gramEnd"/>
-    <w:r>
-      <w:rPr>
-        <w:i/>
-        <w:iCs/>
-        <w:color w:val="59636E"/>
-        <w:sz w:val="16"/>
-        <w:szCs w:val="16"/>
-      </w:rPr>
-      <w:t xml:space="preserve"> </w:t>
-    </w:r>
-    <w:proofErr w:type="gramStart"/>
-    <w:r>
-      <w:rPr>
-        <w:i/>
-        <w:iCs/>
-        <w:color w:val="59636E"/>
-        <w:sz w:val="16"/>
-        <w:szCs w:val="16"/>
-      </w:rPr>
-      <w:t>]</w:t>
+      <w:t>[ 1.0 ]</w:t>
     </w:r>
     <w:r>
       <w:rPr>
@@ -1764,27 +1770,7 @@
         <w:sz w:val="16"/>
         <w:szCs w:val="16"/>
       </w:rPr>
-      <w:t xml:space="preserve">  ·</w:t>
-    </w:r>
-    <w:proofErr w:type="gramEnd"/>
-    <w:r>
-      <w:rPr>
-        <w:color w:val="59636E"/>
-        <w:sz w:val="16"/>
-        <w:szCs w:val="16"/>
-      </w:rPr>
-      <w:t xml:space="preserve">  </w:t>
-    </w:r>
-    <w:proofErr w:type="gramStart"/>
-    <w:r>
-      <w:rPr>
-        <w:i/>
-        <w:iCs/>
-        <w:color w:val="59636E"/>
-        <w:sz w:val="16"/>
-        <w:szCs w:val="16"/>
-      </w:rPr>
-      <w:t xml:space="preserve">[ </w:t>
+      <w:t xml:space="preserve">  ·  </w:t>
     </w:r>
     <w:r>
       <w:rPr>
@@ -1794,66 +1780,15 @@
         <w:sz w:val="16"/>
         <w:szCs w:val="16"/>
       </w:rPr>
-      <w:t>27</w:t>
+      <w:t>[ 27/07/2026 ]</w:t>
     </w:r>
-    <w:proofErr w:type="gramEnd"/>
-    <w:r>
-      <w:rPr>
-        <w:i/>
-        <w:iCs/>
-        <w:color w:val="59636E"/>
-        <w:sz w:val="16"/>
-        <w:szCs w:val="16"/>
-      </w:rPr>
-      <w:t>/07/</w:t>
-    </w:r>
-    <w:proofErr w:type="gramStart"/>
-    <w:r>
-      <w:rPr>
-        <w:i/>
-        <w:iCs/>
-        <w:color w:val="59636E"/>
-        <w:sz w:val="16"/>
-        <w:szCs w:val="16"/>
-      </w:rPr>
-      <w:t>2026</w:t>
-    </w:r>
-    <w:r>
-      <w:rPr>
-        <w:i/>
-        <w:iCs/>
-        <w:color w:val="59636E"/>
-        <w:sz w:val="16"/>
-        <w:szCs w:val="16"/>
-      </w:rPr>
-      <w:t xml:space="preserve"> ]</w:t>
-    </w:r>
-    <w:proofErr w:type="gramEnd"/>
     <w:r>
       <w:rPr>
         <w:color w:val="59636E"/>
         <w:sz w:val="16"/>
         <w:szCs w:val="16"/>
       </w:rPr>
-      <w:t xml:space="preserve">  </w:t>
-    </w:r>
-    <w:proofErr w:type="gramStart"/>
-    <w:r>
-      <w:rPr>
-        <w:color w:val="59636E"/>
-        <w:sz w:val="16"/>
-        <w:szCs w:val="16"/>
-      </w:rPr>
-      <w:t>·  Pagina</w:t>
-    </w:r>
-    <w:proofErr w:type="gramEnd"/>
-    <w:r>
-      <w:rPr>
-        <w:color w:val="59636E"/>
-        <w:sz w:val="16"/>
-        <w:szCs w:val="16"/>
-      </w:rPr>
-      <w:t xml:space="preserve"> </w:t>
+      <w:t xml:space="preserve">  ·  Pagina </w:t>
     </w:r>
     <w:r>
       <w:rPr>
@@ -1950,7 +1885,7 @@
 </file>
 
 <file path=word/footnotes.xml><?xml version="1.0" encoding="utf-8"?>
-<w:footnotes xmlns:wpc="http://schemas.microsoft.com/office/word/2010/wordprocessingCanvas" xmlns:cx="http://schemas.microsoft.com/office/drawing/2014/chartex" xmlns:cx1="http://schemas.microsoft.com/office/drawing/2015/9/8/chartex" xmlns:cx2="http://schemas.microsoft.com/office/drawing/2015/10/21/chartex" xmlns:cx3="http://schemas.microsoft.com/office/drawing/2016/5/9/chartex" xmlns:cx4="http://schemas.microsoft.com/office/drawing/2016/5/10/chartex" xmlns:cx5="http://schemas.microsoft.com/office/drawing/2016/5/11/chartex" xmlns:cx6="http://schemas.microsoft.com/office/drawing/2016/5/12/chartex" xmlns:cx7="http://schemas.microsoft.com/office/drawing/2016/5/13/chartex" xmlns:cx8="http://schemas.microsoft.com/office/drawing/2016/5/14/chartex" xmlns:mc="http://schemas.openxmlformats.org/markup-compatibility/2006" xmlns:aink="http://schemas.microsoft.com/office/drawing/2016/ink" xmlns:am3d="http://schemas.microsoft.com/office/drawing/2017/model3d" xmlns:o="urn:schemas-microsoft-com:office:office" xmlns:oel="http://schemas.microsoft.com/office/2019/extlst" xmlns:r="http://schemas.openxmlformats.org/officeDocument/2006/relationships" xmlns:m="http://schemas.openxmlformats.org/officeDocument/2006/math" xmlns:v="urn:schemas-microsoft-com:vml" xmlns:wp14="http://schemas.microsoft.com/office/word/2010/wordprocessingDrawing" xmlns:wp="http://schemas.openxmlformats.org/drawingml/2006/wordprocessingDrawing" xmlns:w10="urn:schemas-microsoft-com:office:word" xmlns:w="http://schemas.openxmlformats.org/wordprocessingml/2006/main" xmlns:w14="http://schemas.microsoft.com/office/word/2010/wordml" xmlns:w15="http://schemas.microsoft.com/office/word/2012/wordml" xmlns:w16cex="http://schemas.microsoft.com/office/word/2018/wordml/cex" xmlns:w16cid="http://schemas.microsoft.com/office/word/2016/wordml/cid" xmlns:w16="http://schemas.microsoft.com/office/word/2018/wordml" xmlns:w16du="http://schemas.microsoft.com/office/word/2023/wordml/word16du" xmlns:w16sdtdh="http://schemas.microsoft.com/office/word/2020/wordml/sdtdatahash" xmlns:w16sdtfl="http://schemas.microsoft.com/office/word/2024/wordml/sdtformatlock" xmlns:w16se="http://schemas.microsoft.com/office/word/2015/wordml/symex" xmlns:wpg="http://schemas.microsoft.com/office/word/2010/wordprocessingGroup" xmlns:wpi="http://schemas.microsoft.com/office/word/2010/wordprocessingInk" xmlns:wne="http://schemas.microsoft.com/office/word/2006/wordml" xmlns:wps="http://schemas.microsoft.com/office/word/2010/wordprocessingShape" mc:Ignorable="w14 w15 w16se w16cid w16 w16cex w16sdtdh w16sdtfl w16du wp14">
+<w:footnotes xmlns:wpc="http://schemas.microsoft.com/office/word/2010/wordprocessingCanvas" xmlns:cx="http://schemas.microsoft.com/office/drawing/2014/chartex" xmlns:cx1="http://schemas.microsoft.com/office/drawing/2015/9/8/chartex" xmlns:cx2="http://schemas.microsoft.com/office/drawing/2015/10/21/chartex" xmlns:cx3="http://schemas.microsoft.com/office/drawing/2016/5/9/chartex" xmlns:cx4="http://schemas.microsoft.com/office/drawing/2016/5/10/chartex" xmlns:cx5="http://schemas.microsoft.com/office/drawing/2016/5/11/chartex" xmlns:cx6="http://schemas.microsoft.com/office/drawing/2016/5/12/chartex" xmlns:cx7="http://schemas.microsoft.com/office/drawing/2016/5/13/chartex" xmlns:cx8="http://schemas.microsoft.com/office/drawing/2016/5/14/chartex" xmlns:mc="http://schemas.openxmlformats.org/markup-compatibility/2006" xmlns:aink="http://schemas.microsoft.com/office/drawing/2016/ink" xmlns:am3d="http://schemas.microsoft.com/office/drawing/2017/model3d" xmlns:o="urn:schemas-microsoft-com:office:office" xmlns:oel="http://schemas.microsoft.com/office/2019/extlst" xmlns:r="http://schemas.openxmlformats.org/officeDocument/2006/relationships" xmlns:m="http://schemas.openxmlformats.org/officeDocument/2006/math" xmlns:v="urn:schemas-microsoft-com:vml" xmlns:wp14="http://schemas.microsoft.com/office/word/2010/wordprocessingDrawing" xmlns:wp="http://schemas.openxmlformats.org/drawingml/2006/wordprocessingDrawing" xmlns:w10="urn:schemas-microsoft-com:office:word" xmlns:w="http://schemas.openxmlformats.org/wordprocessingml/2006/main" xmlns:w14="http://schemas.microsoft.com/office/word/2010/wordml" xmlns:w15="http://schemas.microsoft.com/office/word/2012/wordml" xmlns:w16cei="http://schemas.microsoft.com/office/word/2026/wordml/cei" xmlns:w16cex="http://schemas.microsoft.com/office/word/2018/wordml/cex" xmlns:w16cid="http://schemas.microsoft.com/office/word/2016/wordml/cid" xmlns:w16="http://schemas.microsoft.com/office/word/2018/wordml" xmlns:w16du="http://schemas.microsoft.com/office/word/2023/wordml/word16du" xmlns:w16sdtdh="http://schemas.microsoft.com/office/word/2020/wordml/sdtdatahash" xmlns:w16sdtfl="http://schemas.microsoft.com/office/word/2024/wordml/sdtformatlock" xmlns:w16se="http://schemas.microsoft.com/office/word/2015/wordml/symex" xmlns:wpg="http://schemas.microsoft.com/office/word/2010/wordprocessingGroup" xmlns:wpi="http://schemas.microsoft.com/office/word/2010/wordprocessingInk" xmlns:wne="http://schemas.microsoft.com/office/word/2006/wordml" xmlns:wps="http://schemas.microsoft.com/office/word/2010/wordprocessingShape" mc:Ignorable="w14 w15 w16se w16cid w16 w16cex w16sdtdh w16sdtfl w16du wp14">
   <w:footnote w:type="separator" w:id="-1">
     <w:p>
       <w:pPr>
@@ -1969,10 +1904,9 @@
 </file>
 
 <file path=word/header1.xml><?xml version="1.0" encoding="utf-8"?>
-<w:hdr xmlns:wpc="http://schemas.microsoft.com/office/word/2010/wordprocessingCanvas" xmlns:cx="http://schemas.microsoft.com/office/drawing/2014/chartex" xmlns:cx1="http://schemas.microsoft.com/office/drawing/2015/9/8/chartex" xmlns:cx2="http://schemas.microsoft.com/office/drawing/2015/10/21/chartex" xmlns:cx3="http://schemas.microsoft.com/office/drawing/2016/5/9/chartex" xmlns:cx4="http://schemas.microsoft.com/office/drawing/2016/5/10/chartex" xmlns:cx5="http://schemas.microsoft.com/office/drawing/2016/5/11/chartex" xmlns:cx6="http://schemas.microsoft.com/office/drawing/2016/5/12/chartex" xmlns:cx7="http://schemas.microsoft.com/office/drawing/2016/5/13/chartex" xmlns:cx8="http://schemas.microsoft.com/office/drawing/2016/5/14/chartex" xmlns:mc="http://schemas.openxmlformats.org/markup-compatibility/2006" xmlns:aink="http://schemas.microsoft.com/office/drawing/2016/ink" xmlns:am3d="http://schemas.microsoft.com/office/drawing/2017/model3d" xmlns:o="urn:schemas-microsoft-com:office:office" xmlns:oel="http://schemas.microsoft.com/office/2019/extlst" xmlns:r="http://schemas.openxmlformats.org/officeDocument/2006/relationships" xmlns:m="http://schemas.openxmlformats.org/officeDocument/2006/math" xmlns:v="urn:schemas-microsoft-com:vml" xmlns:wp14="http://schemas.microsoft.com/office/word/2010/wordprocessingDrawing" xmlns:wp="http://schemas.openxmlformats.org/drawingml/2006/wordprocessingDrawing" xmlns:w10="urn:schemas-microsoft-com:office:word" xmlns:w="http://schemas.openxmlformats.org/wordprocessingml/2006/main" xmlns:w14="http://schemas.microsoft.com/office/word/2010/wordml" xmlns:w15="http://schemas.microsoft.com/office/word/2012/wordml" xmlns:w16cex="http://schemas.microsoft.com/office/word/2018/wordml/cex" xmlns:w16cid="http://schemas.microsoft.com/office/word/2016/wordml/cid" xmlns:w16="http://schemas.microsoft.com/office/word/2018/wordml" xmlns:w16du="http://schemas.microsoft.com/office/word/2023/wordml/word16du" xmlns:w16sdtdh="http://schemas.microsoft.com/office/word/2020/wordml/sdtdatahash" xmlns:w16sdtfl="http://schemas.microsoft.com/office/word/2024/wordml/sdtformatlock" xmlns:w16se="http://schemas.microsoft.com/office/word/2015/wordml/symex" xmlns:wpg="http://schemas.microsoft.com/office/word/2010/wordprocessingGroup" xmlns:wpi="http://schemas.microsoft.com/office/word/2010/wordprocessingInk" xmlns:wne="http://schemas.microsoft.com/office/word/2006/wordml" xmlns:wps="http://schemas.microsoft.com/office/word/2010/wordprocessingShape" mc:Ignorable="w14 w15 w16se w16cid w16 w16cex w16sdtdh w16sdtfl w16du wp14">
+<w:hdr xmlns:wpc="http://schemas.microsoft.com/office/word/2010/wordprocessingCanvas" xmlns:cx="http://schemas.microsoft.com/office/drawing/2014/chartex" xmlns:cx1="http://schemas.microsoft.com/office/drawing/2015/9/8/chartex" xmlns:cx2="http://schemas.microsoft.com/office/drawing/2015/10/21/chartex" xmlns:cx3="http://schemas.microsoft.com/office/drawing/2016/5/9/chartex" xmlns:cx4="http://schemas.microsoft.com/office/drawing/2016/5/10/chartex" xmlns:cx5="http://schemas.microsoft.com/office/drawing/2016/5/11/chartex" xmlns:cx6="http://schemas.microsoft.com/office/drawing/2016/5/12/chartex" xmlns:cx7="http://schemas.microsoft.com/office/drawing/2016/5/13/chartex" xmlns:cx8="http://schemas.microsoft.com/office/drawing/2016/5/14/chartex" xmlns:mc="http://schemas.openxmlformats.org/markup-compatibility/2006" xmlns:aink="http://schemas.microsoft.com/office/drawing/2016/ink" xmlns:am3d="http://schemas.microsoft.com/office/drawing/2017/model3d" xmlns:o="urn:schemas-microsoft-com:office:office" xmlns:oel="http://schemas.microsoft.com/office/2019/extlst" xmlns:r="http://schemas.openxmlformats.org/officeDocument/2006/relationships" xmlns:m="http://schemas.openxmlformats.org/officeDocument/2006/math" xmlns:v="urn:schemas-microsoft-com:vml" xmlns:wp14="http://schemas.microsoft.com/office/word/2010/wordprocessingDrawing" xmlns:wp="http://schemas.openxmlformats.org/drawingml/2006/wordprocessingDrawing" xmlns:w10="urn:schemas-microsoft-com:office:word" xmlns:w="http://schemas.openxmlformats.org/wordprocessingml/2006/main" xmlns:w14="http://schemas.microsoft.com/office/word/2010/wordml" xmlns:w15="http://schemas.microsoft.com/office/word/2012/wordml" xmlns:w16cei="http://schemas.microsoft.com/office/word/2026/wordml/cei" xmlns:w16cex="http://schemas.microsoft.com/office/word/2018/wordml/cex" xmlns:w16cid="http://schemas.microsoft.com/office/word/2016/wordml/cid" xmlns:w16="http://schemas.microsoft.com/office/word/2018/wordml" xmlns:w16du="http://schemas.microsoft.com/office/word/2023/wordml/word16du" xmlns:w16sdtdh="http://schemas.microsoft.com/office/word/2020/wordml/sdtdatahash" xmlns:w16sdtfl="http://schemas.microsoft.com/office/word/2024/wordml/sdtformatlock" xmlns:w16se="http://schemas.microsoft.com/office/word/2015/wordml/symex" xmlns:wpg="http://schemas.microsoft.com/office/word/2010/wordprocessingGroup" xmlns:wpi="http://schemas.microsoft.com/office/word/2010/wordprocessingInk" xmlns:wne="http://schemas.microsoft.com/office/word/2006/wordml" xmlns:wps="http://schemas.microsoft.com/office/word/2010/wordprocessingShape" mc:Ignorable="w14 w15 w16se w16cid w16 w16cex w16sdtdh w16sdtfl w16du wp14">
   <w:p>
     <w:pPr>
-      <w:pStyle w:val="Koptekst"/>
       <w:jc w:val="right"/>
     </w:pPr>
     <w:r>
@@ -2016,7 +1950,7 @@
                   <pic:cNvPicPr/>
                 </pic:nvPicPr>
                 <pic:blipFill>
-                  <a:blip r:embed="rIdTplImgA">
+                  <a:blip r:embed="rId1">
                     <a:extLst>
                       <a:ext uri="{28A0092B-C50C-407E-A947-70E740481C1C}">
                         <a14:useLocalDpi xmlns:a14="http://schemas.microsoft.com/office/drawing/2010/main" val="0"/>
@@ -2068,7 +2002,7 @@
                   <pic:cNvPicPr/>
                 </pic:nvPicPr>
                 <pic:blipFill>
-                  <a:blip r:embed="rIdTplImgB">
+                  <a:blip r:embed="rId2">
                     <a:extLst>
                       <a:ext uri="{28A0092B-C50C-407E-A947-70E740481C1C}">
                         <a14:useLocalDpi xmlns:a14="http://schemas.microsoft.com/office/drawing/2010/main" val="0"/>
@@ -2098,20 +2032,271 @@
 </w:hdr>
 </file>
 
-<file path=word/people.xml><?xml version="1.0" encoding="utf-8"?>
-<w15:people xmlns:wpc="http://schemas.microsoft.com/office/word/2010/wordprocessingCanvas" xmlns:cx="http://schemas.microsoft.com/office/drawing/2014/chartex" xmlns:cx1="http://schemas.microsoft.com/office/drawing/2015/9/8/chartex" xmlns:cx2="http://schemas.microsoft.com/office/drawing/2015/10/21/chartex" xmlns:cx3="http://schemas.microsoft.com/office/drawing/2016/5/9/chartex" xmlns:cx4="http://schemas.microsoft.com/office/drawing/2016/5/10/chartex" xmlns:cx5="http://schemas.microsoft.com/office/drawing/2016/5/11/chartex" xmlns:cx6="http://schemas.microsoft.com/office/drawing/2016/5/12/chartex" xmlns:cx7="http://schemas.microsoft.com/office/drawing/2016/5/13/chartex" xmlns:cx8="http://schemas.microsoft.com/office/drawing/2016/5/14/chartex" xmlns:mc="http://schemas.openxmlformats.org/markup-compatibility/2006" xmlns:aink="http://schemas.microsoft.com/office/drawing/2016/ink" xmlns:am3d="http://schemas.microsoft.com/office/drawing/2017/model3d" xmlns:o="urn:schemas-microsoft-com:office:office" xmlns:oel="http://schemas.microsoft.com/office/2019/extlst" xmlns:r="http://schemas.openxmlformats.org/officeDocument/2006/relationships" xmlns:m="http://schemas.openxmlformats.org/officeDocument/2006/math" xmlns:v="urn:schemas-microsoft-com:vml" xmlns:wp14="http://schemas.microsoft.com/office/word/2010/wordprocessingDrawing" xmlns:wp="http://schemas.openxmlformats.org/drawingml/2006/wordprocessingDrawing" xmlns:w10="urn:schemas-microsoft-com:office:word" xmlns:w="http://schemas.openxmlformats.org/wordprocessingml/2006/main" xmlns:w14="http://schemas.microsoft.com/office/word/2010/wordml" xmlns:w15="http://schemas.microsoft.com/office/word/2012/wordml" xmlns:w16cex="http://schemas.microsoft.com/office/word/2018/wordml/cex" xmlns:w16cid="http://schemas.microsoft.com/office/word/2016/wordml/cid" xmlns:w16="http://schemas.microsoft.com/office/word/2018/wordml" xmlns:w16du="http://schemas.microsoft.com/office/word/2023/wordml/word16du" xmlns:w16sdtdh="http://schemas.microsoft.com/office/word/2020/wordml/sdtdatahash" xmlns:w16sdtfl="http://schemas.microsoft.com/office/word/2024/wordml/sdtformatlock" xmlns:w16se="http://schemas.microsoft.com/office/word/2015/wordml/symex" xmlns:wpg="http://schemas.microsoft.com/office/word/2010/wordprocessingGroup" xmlns:wpi="http://schemas.microsoft.com/office/word/2010/wordprocessingInk" xmlns:wne="http://schemas.microsoft.com/office/word/2006/wordml" xmlns:wps="http://schemas.microsoft.com/office/word/2010/wordprocessingShape" mc:Ignorable="w14 w15 w16se w16cid w16 w16cex w16sdtdh w16sdtfl w16du wp14">
-  <w15:person w15:author="Gillian Debra">
-    <w15:presenceInfo w15:providerId="AD" w15:userId="S::gillian.debra@kuleuven.be::584977cf-6248-46a3-b263-67924b9a1d7c"/>
-  </w15:person>
-</w15:people>
+<file path=word/numbering.xml><?xml version="1.0" encoding="utf-8"?>
+<w:numbering xmlns:wpc="http://schemas.microsoft.com/office/word/2010/wordprocessingCanvas" xmlns:cx="http://schemas.microsoft.com/office/drawing/2014/chartex" xmlns:cx1="http://schemas.microsoft.com/office/drawing/2015/9/8/chartex" xmlns:cx2="http://schemas.microsoft.com/office/drawing/2015/10/21/chartex" xmlns:cx3="http://schemas.microsoft.com/office/drawing/2016/5/9/chartex" xmlns:cx4="http://schemas.microsoft.com/office/drawing/2016/5/10/chartex" xmlns:cx5="http://schemas.microsoft.com/office/drawing/2016/5/11/chartex" xmlns:cx6="http://schemas.microsoft.com/office/drawing/2016/5/12/chartex" xmlns:cx7="http://schemas.microsoft.com/office/drawing/2016/5/13/chartex" xmlns:cx8="http://schemas.microsoft.com/office/drawing/2016/5/14/chartex" xmlns:mc="http://schemas.openxmlformats.org/markup-compatibility/2006" xmlns:aink="http://schemas.microsoft.com/office/drawing/2016/ink" xmlns:am3d="http://schemas.microsoft.com/office/drawing/2017/model3d" xmlns:o="urn:schemas-microsoft-com:office:office" xmlns:oel="http://schemas.microsoft.com/office/2019/extlst" xmlns:r="http://schemas.openxmlformats.org/officeDocument/2006/relationships" xmlns:m="http://schemas.openxmlformats.org/officeDocument/2006/math" xmlns:v="urn:schemas-microsoft-com:vml" xmlns:wp14="http://schemas.microsoft.com/office/word/2010/wordprocessingDrawing" xmlns:wp="http://schemas.openxmlformats.org/drawingml/2006/wordprocessingDrawing" xmlns:w10="urn:schemas-microsoft-com:office:word" xmlns:w="http://schemas.openxmlformats.org/wordprocessingml/2006/main" xmlns:w14="http://schemas.microsoft.com/office/word/2010/wordml" xmlns:w15="http://schemas.microsoft.com/office/word/2012/wordml" xmlns:w16cei="http://schemas.microsoft.com/office/word/2026/wordml/cei" xmlns:w16cex="http://schemas.microsoft.com/office/word/2018/wordml/cex" xmlns:w16cid="http://schemas.microsoft.com/office/word/2016/wordml/cid" xmlns:w16="http://schemas.microsoft.com/office/word/2018/wordml" xmlns:w16du="http://schemas.microsoft.com/office/word/2023/wordml/word16du" xmlns:w16sdtdh="http://schemas.microsoft.com/office/word/2020/wordml/sdtdatahash" xmlns:w16sdtfl="http://schemas.microsoft.com/office/word/2024/wordml/sdtformatlock" xmlns:w16se="http://schemas.microsoft.com/office/word/2015/wordml/symex" xmlns:wpg="http://schemas.microsoft.com/office/word/2010/wordprocessingGroup" xmlns:wpi="http://schemas.microsoft.com/office/word/2010/wordprocessingInk" xmlns:wne="http://schemas.microsoft.com/office/word/2006/wordml" xmlns:wps="http://schemas.microsoft.com/office/word/2010/wordprocessingShape" mc:Ignorable="w14 w15 w16se w16cid w16 w16cex w16sdtdh w16sdtfl w16du wp14">
+  <w:abstractNum w:abstractNumId="0" w15:restartNumberingAfterBreak="0">
+    <w:nsid w:val="27CB5B9E"/>
+    <w:multiLevelType w:val="hybridMultilevel"/>
+    <w:tmpl w:val="218EC2A0"/>
+    <w:lvl w:ilvl="0" w:tplc="C5B66C9C">
+      <w:start w:val="1"/>
+      <w:numFmt w:val="upperLetter"/>
+      <w:lvlText w:val="%1."/>
+      <w:lvlJc w:val="left"/>
+      <w:pPr>
+        <w:ind w:left="720" w:hanging="360"/>
+      </w:pPr>
+      <w:rPr>
+        <w:rFonts w:hint="default"/>
+        <w:color w:val="24303B"/>
+      </w:rPr>
+    </w:lvl>
+    <w:lvl w:ilvl="1" w:tplc="08130019" w:tentative="1">
+      <w:start w:val="1"/>
+      <w:numFmt w:val="lowerLetter"/>
+      <w:lvlText w:val="%2."/>
+      <w:lvlJc w:val="left"/>
+      <w:pPr>
+        <w:ind w:left="1440" w:hanging="360"/>
+      </w:pPr>
+    </w:lvl>
+    <w:lvl w:ilvl="2" w:tplc="0813001B" w:tentative="1">
+      <w:start w:val="1"/>
+      <w:numFmt w:val="lowerRoman"/>
+      <w:lvlText w:val="%3."/>
+      <w:lvlJc w:val="right"/>
+      <w:pPr>
+        <w:ind w:left="2160" w:hanging="180"/>
+      </w:pPr>
+    </w:lvl>
+    <w:lvl w:ilvl="3" w:tplc="0813000F" w:tentative="1">
+      <w:start w:val="1"/>
+      <w:numFmt w:val="decimal"/>
+      <w:lvlText w:val="%4."/>
+      <w:lvlJc w:val="left"/>
+      <w:pPr>
+        <w:ind w:left="2880" w:hanging="360"/>
+      </w:pPr>
+    </w:lvl>
+    <w:lvl w:ilvl="4" w:tplc="08130019" w:tentative="1">
+      <w:start w:val="1"/>
+      <w:numFmt w:val="lowerLetter"/>
+      <w:lvlText w:val="%5."/>
+      <w:lvlJc w:val="left"/>
+      <w:pPr>
+        <w:ind w:left="3600" w:hanging="360"/>
+      </w:pPr>
+    </w:lvl>
+    <w:lvl w:ilvl="5" w:tplc="0813001B" w:tentative="1">
+      <w:start w:val="1"/>
+      <w:numFmt w:val="lowerRoman"/>
+      <w:lvlText w:val="%6."/>
+      <w:lvlJc w:val="right"/>
+      <w:pPr>
+        <w:ind w:left="4320" w:hanging="180"/>
+      </w:pPr>
+    </w:lvl>
+    <w:lvl w:ilvl="6" w:tplc="0813000F" w:tentative="1">
+      <w:start w:val="1"/>
+      <w:numFmt w:val="decimal"/>
+      <w:lvlText w:val="%7."/>
+      <w:lvlJc w:val="left"/>
+      <w:pPr>
+        <w:ind w:left="5040" w:hanging="360"/>
+      </w:pPr>
+    </w:lvl>
+    <w:lvl w:ilvl="7" w:tplc="08130019" w:tentative="1">
+      <w:start w:val="1"/>
+      <w:numFmt w:val="lowerLetter"/>
+      <w:lvlText w:val="%8."/>
+      <w:lvlJc w:val="left"/>
+      <w:pPr>
+        <w:ind w:left="5760" w:hanging="360"/>
+      </w:pPr>
+    </w:lvl>
+    <w:lvl w:ilvl="8" w:tplc="0813001B" w:tentative="1">
+      <w:start w:val="1"/>
+      <w:numFmt w:val="lowerRoman"/>
+      <w:lvlText w:val="%9."/>
+      <w:lvlJc w:val="right"/>
+      <w:pPr>
+        <w:ind w:left="6480" w:hanging="180"/>
+      </w:pPr>
+    </w:lvl>
+  </w:abstractNum>
+  <w:abstractNum w:abstractNumId="1" w15:restartNumberingAfterBreak="0">
+    <w:nsid w:val="308B0DDF"/>
+    <w:multiLevelType w:val="multilevel"/>
+    <w:tmpl w:val="B712BA32"/>
+    <w:lvl w:ilvl="0">
+      <w:start w:val="1"/>
+      <w:numFmt w:val="bullet"/>
+      <w:lvlText w:val=""/>
+      <w:lvlJc w:val="left"/>
+      <w:pPr>
+        <w:tabs>
+          <w:tab w:val="num" w:pos="720"/>
+        </w:tabs>
+        <w:ind w:left="720" w:hanging="360"/>
+      </w:pPr>
+      <w:rPr>
+        <w:rFonts w:ascii="Symbol" w:hAnsi="Symbol" w:hint="default"/>
+        <w:sz w:val="20"/>
+      </w:rPr>
+    </w:lvl>
+    <w:lvl w:ilvl="1">
+      <w:start w:val="1"/>
+      <w:numFmt w:val="bullet"/>
+      <w:lvlText w:val="o"/>
+      <w:lvlJc w:val="left"/>
+      <w:pPr>
+        <w:tabs>
+          <w:tab w:val="num" w:pos="1440"/>
+        </w:tabs>
+        <w:ind w:left="1440" w:hanging="360"/>
+      </w:pPr>
+      <w:rPr>
+        <w:rFonts w:ascii="Courier New" w:hAnsi="Courier New" w:cs="Times New Roman" w:hint="default"/>
+        <w:sz w:val="20"/>
+      </w:rPr>
+    </w:lvl>
+    <w:lvl w:ilvl="2">
+      <w:start w:val="1"/>
+      <w:numFmt w:val="bullet"/>
+      <w:lvlText w:val=""/>
+      <w:lvlJc w:val="left"/>
+      <w:pPr>
+        <w:tabs>
+          <w:tab w:val="num" w:pos="2160"/>
+        </w:tabs>
+        <w:ind w:left="2160" w:hanging="360"/>
+      </w:pPr>
+      <w:rPr>
+        <w:rFonts w:ascii="Wingdings" w:hAnsi="Wingdings" w:hint="default"/>
+        <w:sz w:val="20"/>
+      </w:rPr>
+    </w:lvl>
+    <w:lvl w:ilvl="3">
+      <w:start w:val="1"/>
+      <w:numFmt w:val="bullet"/>
+      <w:lvlText w:val=""/>
+      <w:lvlJc w:val="left"/>
+      <w:pPr>
+        <w:tabs>
+          <w:tab w:val="num" w:pos="2880"/>
+        </w:tabs>
+        <w:ind w:left="2880" w:hanging="360"/>
+      </w:pPr>
+      <w:rPr>
+        <w:rFonts w:ascii="Wingdings" w:hAnsi="Wingdings" w:hint="default"/>
+        <w:sz w:val="20"/>
+      </w:rPr>
+    </w:lvl>
+    <w:lvl w:ilvl="4">
+      <w:start w:val="1"/>
+      <w:numFmt w:val="bullet"/>
+      <w:lvlText w:val=""/>
+      <w:lvlJc w:val="left"/>
+      <w:pPr>
+        <w:tabs>
+          <w:tab w:val="num" w:pos="3600"/>
+        </w:tabs>
+        <w:ind w:left="3600" w:hanging="360"/>
+      </w:pPr>
+      <w:rPr>
+        <w:rFonts w:ascii="Wingdings" w:hAnsi="Wingdings" w:hint="default"/>
+        <w:sz w:val="20"/>
+      </w:rPr>
+    </w:lvl>
+    <w:lvl w:ilvl="5">
+      <w:start w:val="1"/>
+      <w:numFmt w:val="bullet"/>
+      <w:lvlText w:val=""/>
+      <w:lvlJc w:val="left"/>
+      <w:pPr>
+        <w:tabs>
+          <w:tab w:val="num" w:pos="4320"/>
+        </w:tabs>
+        <w:ind w:left="4320" w:hanging="360"/>
+      </w:pPr>
+      <w:rPr>
+        <w:rFonts w:ascii="Wingdings" w:hAnsi="Wingdings" w:hint="default"/>
+        <w:sz w:val="20"/>
+      </w:rPr>
+    </w:lvl>
+    <w:lvl w:ilvl="6">
+      <w:start w:val="1"/>
+      <w:numFmt w:val="bullet"/>
+      <w:lvlText w:val=""/>
+      <w:lvlJc w:val="left"/>
+      <w:pPr>
+        <w:tabs>
+          <w:tab w:val="num" w:pos="5040"/>
+        </w:tabs>
+        <w:ind w:left="5040" w:hanging="360"/>
+      </w:pPr>
+      <w:rPr>
+        <w:rFonts w:ascii="Wingdings" w:hAnsi="Wingdings" w:hint="default"/>
+        <w:sz w:val="20"/>
+      </w:rPr>
+    </w:lvl>
+    <w:lvl w:ilvl="7">
+      <w:start w:val="1"/>
+      <w:numFmt w:val="bullet"/>
+      <w:lvlText w:val=""/>
+      <w:lvlJc w:val="left"/>
+      <w:pPr>
+        <w:tabs>
+          <w:tab w:val="num" w:pos="5760"/>
+        </w:tabs>
+        <w:ind w:left="5760" w:hanging="360"/>
+      </w:pPr>
+      <w:rPr>
+        <w:rFonts w:ascii="Wingdings" w:hAnsi="Wingdings" w:hint="default"/>
+        <w:sz w:val="20"/>
+      </w:rPr>
+    </w:lvl>
+    <w:lvl w:ilvl="8">
+      <w:start w:val="1"/>
+      <w:numFmt w:val="bullet"/>
+      <w:lvlText w:val=""/>
+      <w:lvlJc w:val="left"/>
+      <w:pPr>
+        <w:tabs>
+          <w:tab w:val="num" w:pos="6480"/>
+        </w:tabs>
+        <w:ind w:left="6480" w:hanging="360"/>
+      </w:pPr>
+      <w:rPr>
+        <w:rFonts w:ascii="Wingdings" w:hAnsi="Wingdings" w:hint="default"/>
+        <w:sz w:val="20"/>
+      </w:rPr>
+    </w:lvl>
+  </w:abstractNum>
+  <w:num w:numId="1" w16cid:durableId="2145350188">
+    <w:abstractNumId w:val="0"/>
+  </w:num>
+  <w:num w:numId="2" w16cid:durableId="400447493">
+    <w:abstractNumId w:val="1"/>
+    <w:lvlOverride w:ilvl="0"/>
+    <w:lvlOverride w:ilvl="1"/>
+    <w:lvlOverride w:ilvl="2"/>
+    <w:lvlOverride w:ilvl="3"/>
+    <w:lvlOverride w:ilvl="4"/>
+    <w:lvlOverride w:ilvl="5"/>
+    <w:lvlOverride w:ilvl="6"/>
+    <w:lvlOverride w:ilvl="7"/>
+    <w:lvlOverride w:ilvl="8"/>
+  </w:num>
+</w:numbering>
 </file>
 
 <file path=word/styles.xml><?xml version="1.0" encoding="utf-8"?>
-<w:styles xmlns:wp14="http://schemas.microsoft.com/office/word/2010/wordprocessingDrawing" xmlns:mc="http://schemas.openxmlformats.org/markup-compatibility/2006" xmlns:r="http://schemas.openxmlformats.org/officeDocument/2006/relationships" xmlns:w="http://schemas.openxmlformats.org/wordprocessingml/2006/main" xmlns:w14="http://schemas.microsoft.com/office/word/2010/wordml" xmlns:w15="http://schemas.microsoft.com/office/word/2012/wordml" xmlns:w16cex="http://schemas.microsoft.com/office/word/2018/wordml/cex" xmlns:w16cid="http://schemas.microsoft.com/office/word/2016/wordml/cid" xmlns:w16="http://schemas.microsoft.com/office/word/2018/wordml" xmlns:w16du="http://schemas.microsoft.com/office/word/2023/wordml/word16du" xmlns:w16sdtdh="http://schemas.microsoft.com/office/word/2020/wordml/sdtdatahash" xmlns:w16sdtfl="http://schemas.microsoft.com/office/word/2024/wordml/sdtformatlock" xmlns:w16se="http://schemas.microsoft.com/office/word/2015/wordml/symex" mc:Ignorable="w14 w15 w16se w16cid w16 w16cex w16sdtdh w16sdtfl w16du wp14">
+<w:styles xmlns:mc="http://schemas.openxmlformats.org/markup-compatibility/2006" xmlns:r="http://schemas.openxmlformats.org/officeDocument/2006/relationships" xmlns:w="http://schemas.openxmlformats.org/wordprocessingml/2006/main" xmlns:w14="http://schemas.microsoft.com/office/word/2010/wordml" xmlns:w15="http://schemas.microsoft.com/office/word/2012/wordml" xmlns:w16cex="http://schemas.microsoft.com/office/word/2018/wordml/cex" xmlns:w16cid="http://schemas.microsoft.com/office/word/2016/wordml/cid" xmlns:w16="http://schemas.microsoft.com/office/word/2018/wordml" xmlns:w16du="http://schemas.microsoft.com/office/word/2023/wordml/word16du" xmlns:w16sdtdh="http://schemas.microsoft.com/office/word/2020/wordml/sdtdatahash" xmlns:w16sdtfl="http://schemas.microsoft.com/office/word/2024/wordml/sdtformatlock" xmlns:w16se="http://schemas.microsoft.com/office/word/2015/wordml/symex" mc:Ignorable="w14 w15 w16se w16cid w16 w16cex w16sdtdh w16sdtfl w16du">
   <w:docDefaults>
     <w:rPrDefault>
       <w:rPr>
-        <w:rFonts w:asciiTheme="minorHAnsi" w:hAnsiTheme="minorHAnsi" w:eastAsiaTheme="minorHAnsi" w:cstheme="minorBidi"/>
+        <w:rFonts w:asciiTheme="minorHAnsi" w:eastAsiaTheme="minorHAnsi" w:hAnsiTheme="minorHAnsi" w:cstheme="minorBidi"/>
         <w:kern w:val="2"/>
         <w:sz w:val="24"/>
         <w:szCs w:val="24"/>
@@ -2128,14 +2313,14 @@
   <w:latentStyles w:defLockedState="0" w:defUIPriority="99" w:defSemiHidden="0" w:defUnhideWhenUsed="0" w:defQFormat="0" w:count="376">
     <w:lsdException w:name="Normal" w:uiPriority="0" w:qFormat="1"/>
     <w:lsdException w:name="heading 1" w:uiPriority="9" w:qFormat="1"/>
-    <w:lsdException w:name="heading 2" w:uiPriority="9" w:semiHidden="1" w:unhideWhenUsed="1" w:qFormat="1"/>
-    <w:lsdException w:name="heading 3" w:uiPriority="9" w:semiHidden="1" w:unhideWhenUsed="1" w:qFormat="1"/>
-    <w:lsdException w:name="heading 4" w:uiPriority="9" w:semiHidden="1" w:unhideWhenUsed="1" w:qFormat="1"/>
-    <w:lsdException w:name="heading 5" w:uiPriority="9" w:semiHidden="1" w:unhideWhenUsed="1" w:qFormat="1"/>
-    <w:lsdException w:name="heading 6" w:uiPriority="9" w:semiHidden="1" w:unhideWhenUsed="1" w:qFormat="1"/>
-    <w:lsdException w:name="heading 7" w:uiPriority="9" w:semiHidden="1" w:unhideWhenUsed="1" w:qFormat="1"/>
-    <w:lsdException w:name="heading 8" w:uiPriority="9" w:semiHidden="1" w:unhideWhenUsed="1" w:qFormat="1"/>
-    <w:lsdException w:name="heading 9" w:uiPriority="9" w:semiHidden="1" w:unhideWhenUsed="1" w:qFormat="1"/>
+    <w:lsdException w:name="heading 2" w:semiHidden="1" w:uiPriority="9" w:unhideWhenUsed="1" w:qFormat="1"/>
+    <w:lsdException w:name="heading 3" w:semiHidden="1" w:uiPriority="9" w:unhideWhenUsed="1" w:qFormat="1"/>
+    <w:lsdException w:name="heading 4" w:semiHidden="1" w:uiPriority="9" w:unhideWhenUsed="1" w:qFormat="1"/>
+    <w:lsdException w:name="heading 5" w:semiHidden="1" w:uiPriority="9" w:unhideWhenUsed="1" w:qFormat="1"/>
+    <w:lsdException w:name="heading 6" w:semiHidden="1" w:uiPriority="9" w:unhideWhenUsed="1" w:qFormat="1"/>
+    <w:lsdException w:name="heading 7" w:semiHidden="1" w:uiPriority="9" w:unhideWhenUsed="1" w:qFormat="1"/>
+    <w:lsdException w:name="heading 8" w:semiHidden="1" w:uiPriority="9" w:unhideWhenUsed="1" w:qFormat="1"/>
+    <w:lsdException w:name="heading 9" w:semiHidden="1" w:uiPriority="9" w:unhideWhenUsed="1" w:qFormat="1"/>
     <w:lsdException w:name="index 1" w:semiHidden="1" w:unhideWhenUsed="1"/>
     <w:lsdException w:name="index 2" w:semiHidden="1" w:unhideWhenUsed="1"/>
     <w:lsdException w:name="index 3" w:semiHidden="1" w:unhideWhenUsed="1"/>
@@ -2145,22 +2330,22 @@
     <w:lsdException w:name="index 7" w:semiHidden="1" w:unhideWhenUsed="1"/>
     <w:lsdException w:name="index 8" w:semiHidden="1" w:unhideWhenUsed="1"/>
     <w:lsdException w:name="index 9" w:semiHidden="1" w:unhideWhenUsed="1"/>
-    <w:lsdException w:name="toc 1" w:uiPriority="39" w:semiHidden="1" w:unhideWhenUsed="1"/>
-    <w:lsdException w:name="toc 2" w:uiPriority="39" w:semiHidden="1" w:unhideWhenUsed="1"/>
-    <w:lsdException w:name="toc 3" w:uiPriority="39" w:semiHidden="1" w:unhideWhenUsed="1"/>
-    <w:lsdException w:name="toc 4" w:uiPriority="39" w:semiHidden="1" w:unhideWhenUsed="1"/>
-    <w:lsdException w:name="toc 5" w:uiPriority="39" w:semiHidden="1" w:unhideWhenUsed="1"/>
-    <w:lsdException w:name="toc 6" w:uiPriority="39" w:semiHidden="1" w:unhideWhenUsed="1"/>
-    <w:lsdException w:name="toc 7" w:uiPriority="39" w:semiHidden="1" w:unhideWhenUsed="1"/>
-    <w:lsdException w:name="toc 8" w:uiPriority="39" w:semiHidden="1" w:unhideWhenUsed="1"/>
-    <w:lsdException w:name="toc 9" w:uiPriority="39" w:semiHidden="1" w:unhideWhenUsed="1"/>
+    <w:lsdException w:name="toc 1" w:semiHidden="1" w:uiPriority="39" w:unhideWhenUsed="1"/>
+    <w:lsdException w:name="toc 2" w:semiHidden="1" w:uiPriority="39" w:unhideWhenUsed="1"/>
+    <w:lsdException w:name="toc 3" w:semiHidden="1" w:uiPriority="39" w:unhideWhenUsed="1"/>
+    <w:lsdException w:name="toc 4" w:semiHidden="1" w:uiPriority="39" w:unhideWhenUsed="1"/>
+    <w:lsdException w:name="toc 5" w:semiHidden="1" w:uiPriority="39" w:unhideWhenUsed="1"/>
+    <w:lsdException w:name="toc 6" w:semiHidden="1" w:uiPriority="39" w:unhideWhenUsed="1"/>
+    <w:lsdException w:name="toc 7" w:semiHidden="1" w:uiPriority="39" w:unhideWhenUsed="1"/>
+    <w:lsdException w:name="toc 8" w:semiHidden="1" w:uiPriority="39" w:unhideWhenUsed="1"/>
+    <w:lsdException w:name="toc 9" w:semiHidden="1" w:uiPriority="39" w:unhideWhenUsed="1"/>
     <w:lsdException w:name="Normal Indent" w:semiHidden="1" w:unhideWhenUsed="1"/>
     <w:lsdException w:name="footnote text" w:semiHidden="1" w:unhideWhenUsed="1"/>
     <w:lsdException w:name="annotation text" w:semiHidden="1" w:unhideWhenUsed="1"/>
     <w:lsdException w:name="header" w:semiHidden="1" w:unhideWhenUsed="1"/>
     <w:lsdException w:name="footer" w:semiHidden="1" w:unhideWhenUsed="1"/>
     <w:lsdException w:name="index heading" w:semiHidden="1" w:unhideWhenUsed="1"/>
-    <w:lsdException w:name="caption" w:uiPriority="35" w:semiHidden="1" w:unhideWhenUsed="1" w:qFormat="1"/>
+    <w:lsdException w:name="caption" w:semiHidden="1" w:uiPriority="35" w:unhideWhenUsed="1" w:qFormat="1"/>
     <w:lsdException w:name="table of figures" w:semiHidden="1" w:unhideWhenUsed="1"/>
     <w:lsdException w:name="envelope address" w:semiHidden="1" w:unhideWhenUsed="1"/>
     <w:lsdException w:name="envelope return" w:semiHidden="1" w:unhideWhenUsed="1"/>
@@ -2191,7 +2376,7 @@
     <w:lsdException w:name="Title" w:uiPriority="10" w:qFormat="1"/>
     <w:lsdException w:name="Closing" w:semiHidden="1" w:unhideWhenUsed="1"/>
     <w:lsdException w:name="Signature" w:semiHidden="1" w:unhideWhenUsed="1"/>
-    <w:lsdException w:name="Default Paragraph Font" w:uiPriority="1" w:semiHidden="1" w:unhideWhenUsed="1"/>
+    <w:lsdException w:name="Default Paragraph Font" w:semiHidden="1" w:uiPriority="1" w:unhideWhenUsed="1"/>
     <w:lsdException w:name="Body Text" w:semiHidden="1" w:unhideWhenUsed="1"/>
     <w:lsdException w:name="Body Text Indent" w:semiHidden="1" w:unhideWhenUsed="1"/>
     <w:lsdException w:name="List Continue" w:semiHidden="1" w:unhideWhenUsed="1"/>
@@ -2391,8 +2576,8 @@
     <w:lsdException w:name="Subtle Reference" w:uiPriority="31" w:qFormat="1"/>
     <w:lsdException w:name="Intense Reference" w:uiPriority="32" w:qFormat="1"/>
     <w:lsdException w:name="Book Title" w:uiPriority="33" w:qFormat="1"/>
-    <w:lsdException w:name="Bibliography" w:uiPriority="37" w:semiHidden="1" w:unhideWhenUsed="1"/>
-    <w:lsdException w:name="TOC Heading" w:uiPriority="39" w:semiHidden="1" w:unhideWhenUsed="1" w:qFormat="1"/>
+    <w:lsdException w:name="Bibliography" w:semiHidden="1" w:uiPriority="37" w:unhideWhenUsed="1"/>
+    <w:lsdException w:name="TOC Heading" w:semiHidden="1" w:uiPriority="39" w:unhideWhenUsed="1" w:qFormat="1"/>
     <w:lsdException w:name="Plain Table 1" w:uiPriority="41"/>
     <w:lsdException w:name="Plain Table 2" w:uiPriority="42"/>
     <w:lsdException w:name="Plain Table 3" w:uiPriority="43"/>
@@ -2503,7 +2688,7 @@
     <w:lsdException w:name="Unresolved Mention" w:semiHidden="1" w:unhideWhenUsed="1"/>
     <w:lsdException w:name="Smart Link" w:semiHidden="1" w:unhideWhenUsed="1"/>
   </w:latentStyles>
-  <w:style w:type="paragraph" w:styleId="Normal" w:default="1">
+  <w:style w:type="paragraph" w:default="1" w:styleId="Standaard">
     <w:name w:val="Normal"/>
     <w:qFormat/>
     <w:rsid w:val="00C22F06"/>
@@ -2511,16 +2696,16 @@
       <w:spacing w:line="259" w:lineRule="auto"/>
     </w:pPr>
     <w:rPr>
-      <w:rFonts w:ascii="Arial" w:hAnsi="Arial" w:eastAsia="Arial" w:cs="Arial"/>
+      <w:rFonts w:ascii="Arial" w:eastAsia="Arial" w:hAnsi="Arial" w:cs="Arial"/>
       <w:sz w:val="22"/>
       <w:szCs w:val="22"/>
     </w:rPr>
   </w:style>
-  <w:style w:type="paragraph" w:styleId="Heading1">
+  <w:style w:type="paragraph" w:styleId="Kop1">
     <w:name w:val="heading 1"/>
-    <w:basedOn w:val="Normal"/>
-    <w:next w:val="Normal"/>
-    <w:link w:val="Heading1Char"/>
+    <w:basedOn w:val="Standaard"/>
+    <w:next w:val="Standaard"/>
+    <w:link w:val="Kop1Char"/>
     <w:uiPriority w:val="9"/>
     <w:qFormat/>
     <w:rsid w:val="003539DF"/>
@@ -2531,17 +2716,17 @@
       <w:outlineLvl w:val="0"/>
     </w:pPr>
     <w:rPr>
-      <w:rFonts w:asciiTheme="majorHAnsi" w:hAnsiTheme="majorHAnsi" w:eastAsiaTheme="majorEastAsia" w:cstheme="majorBidi"/>
+      <w:rFonts w:asciiTheme="majorHAnsi" w:eastAsiaTheme="majorEastAsia" w:hAnsiTheme="majorHAnsi" w:cstheme="majorBidi"/>
       <w:color w:val="0F4761" w:themeColor="accent1" w:themeShade="BF"/>
       <w:sz w:val="40"/>
       <w:szCs w:val="40"/>
     </w:rPr>
   </w:style>
-  <w:style w:type="paragraph" w:styleId="Heading2">
+  <w:style w:type="paragraph" w:styleId="Kop2">
     <w:name w:val="heading 2"/>
-    <w:basedOn w:val="Normal"/>
-    <w:next w:val="Normal"/>
-    <w:link w:val="Heading2Char"/>
+    <w:basedOn w:val="Standaard"/>
+    <w:next w:val="Standaard"/>
+    <w:link w:val="Kop2Char"/>
     <w:uiPriority w:val="9"/>
     <w:semiHidden/>
     <w:unhideWhenUsed/>
@@ -2554,17 +2739,17 @@
       <w:outlineLvl w:val="1"/>
     </w:pPr>
     <w:rPr>
-      <w:rFonts w:asciiTheme="majorHAnsi" w:hAnsiTheme="majorHAnsi" w:eastAsiaTheme="majorEastAsia" w:cstheme="majorBidi"/>
+      <w:rFonts w:asciiTheme="majorHAnsi" w:eastAsiaTheme="majorEastAsia" w:hAnsiTheme="majorHAnsi" w:cstheme="majorBidi"/>
       <w:color w:val="0F4761" w:themeColor="accent1" w:themeShade="BF"/>
       <w:sz w:val="32"/>
       <w:szCs w:val="32"/>
     </w:rPr>
   </w:style>
-  <w:style w:type="paragraph" w:styleId="Heading3">
+  <w:style w:type="paragraph" w:styleId="Kop3">
     <w:name w:val="heading 3"/>
-    <w:basedOn w:val="Normal"/>
-    <w:next w:val="Normal"/>
-    <w:link w:val="Heading3Char"/>
+    <w:basedOn w:val="Standaard"/>
+    <w:next w:val="Standaard"/>
+    <w:link w:val="Kop3Char"/>
     <w:uiPriority w:val="9"/>
     <w:semiHidden/>
     <w:unhideWhenUsed/>
@@ -2583,11 +2768,11 @@
       <w:szCs w:val="28"/>
     </w:rPr>
   </w:style>
-  <w:style w:type="paragraph" w:styleId="Heading4">
+  <w:style w:type="paragraph" w:styleId="Kop4">
     <w:name w:val="heading 4"/>
-    <w:basedOn w:val="Normal"/>
-    <w:next w:val="Normal"/>
-    <w:link w:val="Heading4Char"/>
+    <w:basedOn w:val="Standaard"/>
+    <w:next w:val="Standaard"/>
+    <w:link w:val="Kop4Char"/>
     <w:uiPriority w:val="9"/>
     <w:semiHidden/>
     <w:unhideWhenUsed/>
@@ -2606,11 +2791,11 @@
       <w:color w:val="0F4761" w:themeColor="accent1" w:themeShade="BF"/>
     </w:rPr>
   </w:style>
-  <w:style w:type="paragraph" w:styleId="Heading5">
+  <w:style w:type="paragraph" w:styleId="Kop5">
     <w:name w:val="heading 5"/>
-    <w:basedOn w:val="Normal"/>
-    <w:next w:val="Normal"/>
-    <w:link w:val="Heading5Char"/>
+    <w:basedOn w:val="Standaard"/>
+    <w:next w:val="Standaard"/>
+    <w:link w:val="Kop5Char"/>
     <w:uiPriority w:val="9"/>
     <w:semiHidden/>
     <w:unhideWhenUsed/>
@@ -2627,11 +2812,11 @@
       <w:color w:val="0F4761" w:themeColor="accent1" w:themeShade="BF"/>
     </w:rPr>
   </w:style>
-  <w:style w:type="paragraph" w:styleId="Heading6">
+  <w:style w:type="paragraph" w:styleId="Kop6">
     <w:name w:val="heading 6"/>
-    <w:basedOn w:val="Normal"/>
-    <w:next w:val="Normal"/>
-    <w:link w:val="Heading6Char"/>
+    <w:basedOn w:val="Standaard"/>
+    <w:next w:val="Standaard"/>
+    <w:link w:val="Kop6Char"/>
     <w:uiPriority w:val="9"/>
     <w:semiHidden/>
     <w:unhideWhenUsed/>
@@ -2650,11 +2835,11 @@
       <w:color w:val="595959" w:themeColor="text1" w:themeTint="A6"/>
     </w:rPr>
   </w:style>
-  <w:style w:type="paragraph" w:styleId="Heading7">
+  <w:style w:type="paragraph" w:styleId="Kop7">
     <w:name w:val="heading 7"/>
-    <w:basedOn w:val="Normal"/>
-    <w:next w:val="Normal"/>
-    <w:link w:val="Heading7Char"/>
+    <w:basedOn w:val="Standaard"/>
+    <w:next w:val="Standaard"/>
+    <w:link w:val="Kop7Char"/>
     <w:uiPriority w:val="9"/>
     <w:semiHidden/>
     <w:unhideWhenUsed/>
@@ -2671,11 +2856,11 @@
       <w:color w:val="595959" w:themeColor="text1" w:themeTint="A6"/>
     </w:rPr>
   </w:style>
-  <w:style w:type="paragraph" w:styleId="Heading8">
+  <w:style w:type="paragraph" w:styleId="Kop8">
     <w:name w:val="heading 8"/>
-    <w:basedOn w:val="Normal"/>
-    <w:next w:val="Normal"/>
-    <w:link w:val="Heading8Char"/>
+    <w:basedOn w:val="Standaard"/>
+    <w:next w:val="Standaard"/>
+    <w:link w:val="Kop8Char"/>
     <w:uiPriority w:val="9"/>
     <w:semiHidden/>
     <w:unhideWhenUsed/>
@@ -2694,11 +2879,11 @@
       <w:color w:val="272727" w:themeColor="text1" w:themeTint="D8"/>
     </w:rPr>
   </w:style>
-  <w:style w:type="paragraph" w:styleId="Heading9">
+  <w:style w:type="paragraph" w:styleId="Kop9">
     <w:name w:val="heading 9"/>
-    <w:basedOn w:val="Normal"/>
-    <w:next w:val="Normal"/>
-    <w:link w:val="Heading9Char"/>
+    <w:basedOn w:val="Standaard"/>
+    <w:next w:val="Standaard"/>
+    <w:link w:val="Kop9Char"/>
     <w:uiPriority w:val="9"/>
     <w:semiHidden/>
     <w:unhideWhenUsed/>
@@ -2715,13 +2900,13 @@
       <w:color w:val="272727" w:themeColor="text1" w:themeTint="D8"/>
     </w:rPr>
   </w:style>
-  <w:style w:type="character" w:styleId="DefaultParagraphFont" w:default="1">
+  <w:style w:type="character" w:default="1" w:styleId="Standaardalinea-lettertype">
     <w:name w:val="Default Paragraph Font"/>
     <w:uiPriority w:val="1"/>
     <w:semiHidden/>
     <w:unhideWhenUsed/>
   </w:style>
-  <w:style w:type="table" w:styleId="TableNormal" w:default="1">
+  <w:style w:type="table" w:default="1" w:styleId="Standaardtabel">
     <w:name w:val="Normal Table"/>
     <w:uiPriority w:val="99"/>
     <w:semiHidden/>
@@ -2736,43 +2921,43 @@
       </w:tblCellMar>
     </w:tblPr>
   </w:style>
-  <w:style w:type="numbering" w:styleId="NoList" w:default="1">
+  <w:style w:type="numbering" w:default="1" w:styleId="Geenlijst">
     <w:name w:val="No List"/>
     <w:uiPriority w:val="99"/>
     <w:semiHidden/>
     <w:unhideWhenUsed/>
   </w:style>
-  <w:style w:type="character" w:styleId="Heading1Char" w:customStyle="1">
-    <w:name w:val="Heading 1 Char"/>
-    <w:basedOn w:val="DefaultParagraphFont"/>
-    <w:link w:val="Heading1"/>
+  <w:style w:type="character" w:customStyle="1" w:styleId="Kop1Char">
+    <w:name w:val="Kop 1 Char"/>
+    <w:basedOn w:val="Standaardalinea-lettertype"/>
+    <w:link w:val="Kop1"/>
     <w:uiPriority w:val="9"/>
     <w:rsid w:val="003539DF"/>
     <w:rPr>
-      <w:rFonts w:asciiTheme="majorHAnsi" w:hAnsiTheme="majorHAnsi" w:eastAsiaTheme="majorEastAsia" w:cstheme="majorBidi"/>
+      <w:rFonts w:asciiTheme="majorHAnsi" w:eastAsiaTheme="majorEastAsia" w:hAnsiTheme="majorHAnsi" w:cstheme="majorBidi"/>
       <w:color w:val="0F4761" w:themeColor="accent1" w:themeShade="BF"/>
       <w:sz w:val="40"/>
       <w:szCs w:val="40"/>
     </w:rPr>
   </w:style>
-  <w:style w:type="character" w:styleId="Heading2Char" w:customStyle="1">
-    <w:name w:val="Heading 2 Char"/>
-    <w:basedOn w:val="DefaultParagraphFont"/>
-    <w:link w:val="Heading2"/>
+  <w:style w:type="character" w:customStyle="1" w:styleId="Kop2Char">
+    <w:name w:val="Kop 2 Char"/>
+    <w:basedOn w:val="Standaardalinea-lettertype"/>
+    <w:link w:val="Kop2"/>
     <w:uiPriority w:val="9"/>
     <w:semiHidden/>
     <w:rsid w:val="003539DF"/>
     <w:rPr>
-      <w:rFonts w:asciiTheme="majorHAnsi" w:hAnsiTheme="majorHAnsi" w:eastAsiaTheme="majorEastAsia" w:cstheme="majorBidi"/>
+      <w:rFonts w:asciiTheme="majorHAnsi" w:eastAsiaTheme="majorEastAsia" w:hAnsiTheme="majorHAnsi" w:cstheme="majorBidi"/>
       <w:color w:val="0F4761" w:themeColor="accent1" w:themeShade="BF"/>
       <w:sz w:val="32"/>
       <w:szCs w:val="32"/>
     </w:rPr>
   </w:style>
-  <w:style w:type="character" w:styleId="Heading3Char" w:customStyle="1">
-    <w:name w:val="Heading 3 Char"/>
-    <w:basedOn w:val="DefaultParagraphFont"/>
-    <w:link w:val="Heading3"/>
+  <w:style w:type="character" w:customStyle="1" w:styleId="Kop3Char">
+    <w:name w:val="Kop 3 Char"/>
+    <w:basedOn w:val="Standaardalinea-lettertype"/>
+    <w:link w:val="Kop3"/>
     <w:uiPriority w:val="9"/>
     <w:semiHidden/>
     <w:rsid w:val="003539DF"/>
@@ -2783,10 +2968,10 @@
       <w:szCs w:val="28"/>
     </w:rPr>
   </w:style>
-  <w:style w:type="character" w:styleId="Heading4Char" w:customStyle="1">
-    <w:name w:val="Heading 4 Char"/>
-    <w:basedOn w:val="DefaultParagraphFont"/>
-    <w:link w:val="Heading4"/>
+  <w:style w:type="character" w:customStyle="1" w:styleId="Kop4Char">
+    <w:name w:val="Kop 4 Char"/>
+    <w:basedOn w:val="Standaardalinea-lettertype"/>
+    <w:link w:val="Kop4"/>
     <w:uiPriority w:val="9"/>
     <w:semiHidden/>
     <w:rsid w:val="003539DF"/>
@@ -2797,10 +2982,10 @@
       <w:color w:val="0F4761" w:themeColor="accent1" w:themeShade="BF"/>
     </w:rPr>
   </w:style>
-  <w:style w:type="character" w:styleId="Heading5Char" w:customStyle="1">
-    <w:name w:val="Heading 5 Char"/>
-    <w:basedOn w:val="DefaultParagraphFont"/>
-    <w:link w:val="Heading5"/>
+  <w:style w:type="character" w:customStyle="1" w:styleId="Kop5Char">
+    <w:name w:val="Kop 5 Char"/>
+    <w:basedOn w:val="Standaardalinea-lettertype"/>
+    <w:link w:val="Kop5"/>
     <w:uiPriority w:val="9"/>
     <w:semiHidden/>
     <w:rsid w:val="003539DF"/>
@@ -2809,10 +2994,10 @@
       <w:color w:val="0F4761" w:themeColor="accent1" w:themeShade="BF"/>
     </w:rPr>
   </w:style>
-  <w:style w:type="character" w:styleId="Heading6Char" w:customStyle="1">
-    <w:name w:val="Heading 6 Char"/>
-    <w:basedOn w:val="DefaultParagraphFont"/>
-    <w:link w:val="Heading6"/>
+  <w:style w:type="character" w:customStyle="1" w:styleId="Kop6Char">
+    <w:name w:val="Kop 6 Char"/>
+    <w:basedOn w:val="Standaardalinea-lettertype"/>
+    <w:link w:val="Kop6"/>
     <w:uiPriority w:val="9"/>
     <w:semiHidden/>
     <w:rsid w:val="003539DF"/>
@@ -2823,10 +3008,10 @@
       <w:color w:val="595959" w:themeColor="text1" w:themeTint="A6"/>
     </w:rPr>
   </w:style>
-  <w:style w:type="character" w:styleId="Heading7Char" w:customStyle="1">
-    <w:name w:val="Heading 7 Char"/>
-    <w:basedOn w:val="DefaultParagraphFont"/>
-    <w:link w:val="Heading7"/>
+  <w:style w:type="character" w:customStyle="1" w:styleId="Kop7Char">
+    <w:name w:val="Kop 7 Char"/>
+    <w:basedOn w:val="Standaardalinea-lettertype"/>
+    <w:link w:val="Kop7"/>
     <w:uiPriority w:val="9"/>
     <w:semiHidden/>
     <w:rsid w:val="003539DF"/>
@@ -2835,10 +3020,10 @@
       <w:color w:val="595959" w:themeColor="text1" w:themeTint="A6"/>
     </w:rPr>
   </w:style>
-  <w:style w:type="character" w:styleId="Heading8Char" w:customStyle="1">
-    <w:name w:val="Heading 8 Char"/>
-    <w:basedOn w:val="DefaultParagraphFont"/>
-    <w:link w:val="Heading8"/>
+  <w:style w:type="character" w:customStyle="1" w:styleId="Kop8Char">
+    <w:name w:val="Kop 8 Char"/>
+    <w:basedOn w:val="Standaardalinea-lettertype"/>
+    <w:link w:val="Kop8"/>
     <w:uiPriority w:val="9"/>
     <w:semiHidden/>
     <w:rsid w:val="003539DF"/>
@@ -2849,10 +3034,10 @@
       <w:color w:val="272727" w:themeColor="text1" w:themeTint="D8"/>
     </w:rPr>
   </w:style>
-  <w:style w:type="character" w:styleId="Heading9Char" w:customStyle="1">
-    <w:name w:val="Heading 9 Char"/>
-    <w:basedOn w:val="DefaultParagraphFont"/>
-    <w:link w:val="Heading9"/>
+  <w:style w:type="character" w:customStyle="1" w:styleId="Kop9Char">
+    <w:name w:val="Kop 9 Char"/>
+    <w:basedOn w:val="Standaardalinea-lettertype"/>
+    <w:link w:val="Kop9"/>
     <w:uiPriority w:val="9"/>
     <w:semiHidden/>
     <w:rsid w:val="003539DF"/>
@@ -2861,11 +3046,11 @@
       <w:color w:val="272727" w:themeColor="text1" w:themeTint="D8"/>
     </w:rPr>
   </w:style>
-  <w:style w:type="paragraph" w:styleId="Title">
+  <w:style w:type="paragraph" w:styleId="Titel">
     <w:name w:val="Title"/>
-    <w:basedOn w:val="Normal"/>
-    <w:next w:val="Normal"/>
-    <w:link w:val="TitleChar"/>
+    <w:basedOn w:val="Standaard"/>
+    <w:next w:val="Standaard"/>
+    <w:link w:val="TitelChar"/>
     <w:uiPriority w:val="10"/>
     <w:qFormat/>
     <w:rsid w:val="003539DF"/>
@@ -2874,32 +3059,32 @@
       <w:contextualSpacing/>
     </w:pPr>
     <w:rPr>
-      <w:rFonts w:asciiTheme="majorHAnsi" w:hAnsiTheme="majorHAnsi" w:eastAsiaTheme="majorEastAsia" w:cstheme="majorBidi"/>
+      <w:rFonts w:asciiTheme="majorHAnsi" w:eastAsiaTheme="majorEastAsia" w:hAnsiTheme="majorHAnsi" w:cstheme="majorBidi"/>
       <w:spacing w:val="-10"/>
       <w:kern w:val="28"/>
       <w:sz w:val="56"/>
       <w:szCs w:val="56"/>
     </w:rPr>
   </w:style>
-  <w:style w:type="character" w:styleId="TitleChar" w:customStyle="1">
-    <w:name w:val="Title Char"/>
-    <w:basedOn w:val="DefaultParagraphFont"/>
-    <w:link w:val="Title"/>
+  <w:style w:type="character" w:customStyle="1" w:styleId="TitelChar">
+    <w:name w:val="Titel Char"/>
+    <w:basedOn w:val="Standaardalinea-lettertype"/>
+    <w:link w:val="Titel"/>
     <w:uiPriority w:val="10"/>
     <w:rsid w:val="003539DF"/>
     <w:rPr>
-      <w:rFonts w:asciiTheme="majorHAnsi" w:hAnsiTheme="majorHAnsi" w:eastAsiaTheme="majorEastAsia" w:cstheme="majorBidi"/>
+      <w:rFonts w:asciiTheme="majorHAnsi" w:eastAsiaTheme="majorEastAsia" w:hAnsiTheme="majorHAnsi" w:cstheme="majorBidi"/>
       <w:spacing w:val="-10"/>
       <w:kern w:val="28"/>
       <w:sz w:val="56"/>
       <w:szCs w:val="56"/>
     </w:rPr>
   </w:style>
-  <w:style w:type="paragraph" w:styleId="Subtitle">
+  <w:style w:type="paragraph" w:styleId="Ondertitel">
     <w:name w:val="Subtitle"/>
-    <w:basedOn w:val="Normal"/>
-    <w:next w:val="Normal"/>
-    <w:link w:val="SubtitleChar"/>
+    <w:basedOn w:val="Standaard"/>
+    <w:next w:val="Standaard"/>
+    <w:link w:val="OndertitelChar"/>
     <w:uiPriority w:val="11"/>
     <w:qFormat/>
     <w:rsid w:val="003539DF"/>
@@ -2916,10 +3101,10 @@
       <w:szCs w:val="28"/>
     </w:rPr>
   </w:style>
-  <w:style w:type="character" w:styleId="SubtitleChar" w:customStyle="1">
-    <w:name w:val="Subtitle Char"/>
-    <w:basedOn w:val="DefaultParagraphFont"/>
-    <w:link w:val="Subtitle"/>
+  <w:style w:type="character" w:customStyle="1" w:styleId="OndertitelChar">
+    <w:name w:val="Ondertitel Char"/>
+    <w:basedOn w:val="Standaardalinea-lettertype"/>
+    <w:link w:val="Ondertitel"/>
     <w:uiPriority w:val="11"/>
     <w:rsid w:val="003539DF"/>
     <w:rPr>
@@ -2930,11 +3115,11 @@
       <w:szCs w:val="28"/>
     </w:rPr>
   </w:style>
-  <w:style w:type="paragraph" w:styleId="Quote">
+  <w:style w:type="paragraph" w:styleId="Citaat">
     <w:name w:val="Quote"/>
-    <w:basedOn w:val="Normal"/>
-    <w:next w:val="Normal"/>
-    <w:link w:val="QuoteChar"/>
+    <w:basedOn w:val="Standaard"/>
+    <w:next w:val="Standaard"/>
+    <w:link w:val="CitaatChar"/>
     <w:uiPriority w:val="29"/>
     <w:qFormat/>
     <w:rsid w:val="003539DF"/>
@@ -2948,10 +3133,10 @@
       <w:color w:val="404040" w:themeColor="text1" w:themeTint="BF"/>
     </w:rPr>
   </w:style>
-  <w:style w:type="character" w:styleId="QuoteChar" w:customStyle="1">
-    <w:name w:val="Quote Char"/>
-    <w:basedOn w:val="DefaultParagraphFont"/>
-    <w:link w:val="Quote"/>
+  <w:style w:type="character" w:customStyle="1" w:styleId="CitaatChar">
+    <w:name w:val="Citaat Char"/>
+    <w:basedOn w:val="Standaardalinea-lettertype"/>
+    <w:link w:val="Citaat"/>
     <w:uiPriority w:val="29"/>
     <w:rsid w:val="003539DF"/>
     <w:rPr>
@@ -2960,10 +3145,10 @@
       <w:color w:val="404040" w:themeColor="text1" w:themeTint="BF"/>
     </w:rPr>
   </w:style>
-  <w:style w:type="paragraph" w:styleId="ListParagraph">
+  <w:style w:type="paragraph" w:styleId="Lijstalinea">
     <w:name w:val="List Paragraph"/>
-    <w:basedOn w:val="Normal"/>
-    <w:link w:val="ListParagraphChar"/>
+    <w:basedOn w:val="Standaard"/>
+    <w:link w:val="LijstalineaChar"/>
     <w:uiPriority w:val="34"/>
     <w:qFormat/>
     <w:rsid w:val="003539DF"/>
@@ -2972,9 +3157,9 @@
       <w:contextualSpacing/>
     </w:pPr>
   </w:style>
-  <w:style w:type="character" w:styleId="IntenseEmphasis">
+  <w:style w:type="character" w:styleId="Intensievebenadrukking">
     <w:name w:val="Intense Emphasis"/>
-    <w:basedOn w:val="DefaultParagraphFont"/>
+    <w:basedOn w:val="Standaardalinea-lettertype"/>
     <w:uiPriority w:val="21"/>
     <w:qFormat/>
     <w:rsid w:val="003539DF"/>
@@ -2984,18 +3169,18 @@
       <w:color w:val="0F4761" w:themeColor="accent1" w:themeShade="BF"/>
     </w:rPr>
   </w:style>
-  <w:style w:type="paragraph" w:styleId="IntenseQuote">
+  <w:style w:type="paragraph" w:styleId="Duidelijkcitaat">
     <w:name w:val="Intense Quote"/>
-    <w:basedOn w:val="Normal"/>
-    <w:next w:val="Normal"/>
-    <w:link w:val="IntenseQuoteChar"/>
+    <w:basedOn w:val="Standaard"/>
+    <w:next w:val="Standaard"/>
+    <w:link w:val="DuidelijkcitaatChar"/>
     <w:uiPriority w:val="30"/>
     <w:qFormat/>
     <w:rsid w:val="003539DF"/>
     <w:pPr>
       <w:pBdr>
-        <w:top w:val="single" w:color="0F4761" w:themeColor="accent1" w:themeShade="BF" w:sz="4" w:space="10"/>
-        <w:bottom w:val="single" w:color="0F4761" w:themeColor="accent1" w:themeShade="BF" w:sz="4" w:space="10"/>
+        <w:top w:val="single" w:sz="4" w:space="10" w:color="0F4761" w:themeColor="accent1" w:themeShade="BF"/>
+        <w:bottom w:val="single" w:sz="4" w:space="10" w:color="0F4761" w:themeColor="accent1" w:themeShade="BF"/>
       </w:pBdr>
       <w:spacing w:before="360" w:after="360"/>
       <w:ind w:left="864" w:right="864"/>
@@ -3007,10 +3192,10 @@
       <w:color w:val="0F4761" w:themeColor="accent1" w:themeShade="BF"/>
     </w:rPr>
   </w:style>
-  <w:style w:type="character" w:styleId="IntenseQuoteChar" w:customStyle="1">
-    <w:name w:val="Intense Quote Char"/>
-    <w:basedOn w:val="DefaultParagraphFont"/>
-    <w:link w:val="IntenseQuote"/>
+  <w:style w:type="character" w:customStyle="1" w:styleId="DuidelijkcitaatChar">
+    <w:name w:val="Duidelijk citaat Char"/>
+    <w:basedOn w:val="Standaardalinea-lettertype"/>
+    <w:link w:val="Duidelijkcitaat"/>
     <w:uiPriority w:val="30"/>
     <w:rsid w:val="003539DF"/>
     <w:rPr>
@@ -3019,9 +3204,9 @@
       <w:color w:val="0F4761" w:themeColor="accent1" w:themeShade="BF"/>
     </w:rPr>
   </w:style>
-  <w:style w:type="character" w:styleId="IntenseReference">
+  <w:style w:type="character" w:styleId="Intensieveverwijzing">
     <w:name w:val="Intense Reference"/>
-    <w:basedOn w:val="DefaultParagraphFont"/>
+    <w:basedOn w:val="Standaardalinea-lettertype"/>
     <w:uiPriority w:val="32"/>
     <w:qFormat/>
     <w:rsid w:val="003539DF"/>
@@ -3033,17 +3218,17 @@
       <w:spacing w:val="5"/>
     </w:rPr>
   </w:style>
-  <w:style w:type="character" w:styleId="ListParagraphChar" w:customStyle="1">
-    <w:name w:val="List Paragraph Char"/>
-    <w:basedOn w:val="DefaultParagraphFont"/>
-    <w:link w:val="ListParagraph"/>
+  <w:style w:type="character" w:customStyle="1" w:styleId="LijstalineaChar">
+    <w:name w:val="Lijstalinea Char"/>
+    <w:basedOn w:val="Standaardalinea-lettertype"/>
+    <w:link w:val="Lijstalinea"/>
     <w:uiPriority w:val="34"/>
     <w:qFormat/>
     <w:rsid w:val="00C22F06"/>
   </w:style>
-  <w:style w:type="table" w:styleId="TableGrid">
+  <w:style w:type="table" w:styleId="Tabelraster">
     <w:name w:val="Table Grid"/>
-    <w:basedOn w:val="TableNormal"/>
+    <w:basedOn w:val="Standaardtabel"/>
     <w:uiPriority w:val="39"/>
     <w:rsid w:val="00C22F06"/>
     <w:pPr>
@@ -3055,19 +3240,19 @@
     </w:rPr>
     <w:tblPr>
       <w:tblBorders>
-        <w:top w:val="single" w:color="auto" w:sz="4" w:space="0"/>
-        <w:left w:val="single" w:color="auto" w:sz="4" w:space="0"/>
-        <w:bottom w:val="single" w:color="auto" w:sz="4" w:space="0"/>
-        <w:right w:val="single" w:color="auto" w:sz="4" w:space="0"/>
-        <w:insideH w:val="single" w:color="auto" w:sz="4" w:space="0"/>
-        <w:insideV w:val="single" w:color="auto" w:sz="4" w:space="0"/>
+        <w:top w:val="single" w:sz="4" w:space="0" w:color="auto"/>
+        <w:left w:val="single" w:sz="4" w:space="0" w:color="auto"/>
+        <w:bottom w:val="single" w:sz="4" w:space="0" w:color="auto"/>
+        <w:right w:val="single" w:sz="4" w:space="0" w:color="auto"/>
+        <w:insideH w:val="single" w:sz="4" w:space="0" w:color="auto"/>
+        <w:insideV w:val="single" w:sz="4" w:space="0" w:color="auto"/>
       </w:tblBorders>
     </w:tblPr>
   </w:style>
-  <w:style w:type="paragraph" w:styleId="Header">
+  <w:style w:type="paragraph" w:styleId="Koptekst">
     <w:name w:val="header"/>
-    <w:basedOn w:val="Normal"/>
-    <w:link w:val="HeaderChar"/>
+    <w:basedOn w:val="Standaard"/>
+    <w:link w:val="KoptekstChar"/>
     <w:uiPriority w:val="99"/>
     <w:unhideWhenUsed/>
     <w:rsid w:val="00F65961"/>
@@ -3079,10 +3264,10 @@
       <w:spacing w:after="0" w:line="240" w:lineRule="auto"/>
     </w:pPr>
   </w:style>
-  <w:style w:type="character" w:styleId="HeaderChar" w:customStyle="1">
-    <w:name w:val="Header Char"/>
-    <w:basedOn w:val="DefaultParagraphFont"/>
-    <w:link w:val="Header"/>
+  <w:style w:type="character" w:customStyle="1" w:styleId="KoptekstChar">
+    <w:name w:val="Koptekst Char"/>
+    <w:basedOn w:val="Standaardalinea-lettertype"/>
+    <w:link w:val="Koptekst"/>
     <w:uiPriority w:val="99"/>
     <w:rsid w:val="00F65961"/>
     <w:rPr>
@@ -3091,10 +3276,10 @@
       <w:lang w:val="en-GB"/>
     </w:rPr>
   </w:style>
-  <w:style w:type="paragraph" w:styleId="Footer">
+  <w:style w:type="paragraph" w:styleId="Voettekst">
     <w:name w:val="footer"/>
-    <w:basedOn w:val="Normal"/>
-    <w:link w:val="FooterChar"/>
+    <w:basedOn w:val="Standaard"/>
+    <w:link w:val="VoettekstChar"/>
     <w:uiPriority w:val="99"/>
     <w:unhideWhenUsed/>
     <w:rsid w:val="00F65961"/>
@@ -3106,10 +3291,10 @@
       <w:spacing w:after="0" w:line="240" w:lineRule="auto"/>
     </w:pPr>
   </w:style>
-  <w:style w:type="character" w:styleId="FooterChar" w:customStyle="1">
-    <w:name w:val="Footer Char"/>
-    <w:basedOn w:val="DefaultParagraphFont"/>
-    <w:link w:val="Footer"/>
+  <w:style w:type="character" w:customStyle="1" w:styleId="VoettekstChar">
+    <w:name w:val="Voettekst Char"/>
+    <w:basedOn w:val="Standaardalinea-lettertype"/>
+    <w:link w:val="Voettekst"/>
     <w:uiPriority w:val="99"/>
     <w:rsid w:val="00F65961"/>
     <w:rPr>
@@ -3118,9 +3303,9 @@
       <w:lang w:val="en-GB"/>
     </w:rPr>
   </w:style>
-  <w:style w:type="character" w:styleId="CommentReference">
+  <w:style w:type="character" w:customStyle="1" w:styleId="CommentReference">
     <w:name w:val="Comment Reference"/>
-    <w:basedOn w:val="DefaultParagraphFont"/>
+    <w:basedOn w:val="Standaardalinea-lettertype"/>
     <w:uiPriority w:val="99"/>
     <w:semiHidden/>
     <w:unhideWhenUsed/>
@@ -3130,9 +3315,9 @@
       <w:szCs w:val="16"/>
     </w:rPr>
   </w:style>
-  <w:style w:type="paragraph" w:styleId="CommentText">
+  <w:style w:type="paragraph" w:customStyle="1" w:styleId="CommentText">
     <w:name w:val="Comment Text"/>
-    <w:basedOn w:val="Normal"/>
+    <w:basedOn w:val="Standaard"/>
     <w:link w:val="CommentTextChar"/>
     <w:uiPriority w:val="99"/>
     <w:unhideWhenUsed/>
@@ -3146,9 +3331,9 @@
       <w:lang w:val="en-GB"/>
     </w:rPr>
   </w:style>
-  <w:style w:type="character" w:styleId="CommentTextChar" w:customStyle="1">
+  <w:style w:type="character" w:customStyle="1" w:styleId="CommentTextChar">
     <w:name w:val="Comment Text Char"/>
-    <w:basedOn w:val="DefaultParagraphFont"/>
+    <w:basedOn w:val="Standaardalinea-lettertype"/>
     <w:link w:val="CommentText"/>
     <w:uiPriority w:val="99"/>
     <w:rsid w:val="002C3698"/>
@@ -3158,7 +3343,7 @@
       <w:lang w:val="en-GB"/>
     </w:rPr>
   </w:style>
-  <w:style w:type="paragraph" w:styleId="CommentSubject">
+  <w:style w:type="paragraph" w:customStyle="1" w:styleId="CommentSubject">
     <w:name w:val="Comment Subject"/>
     <w:basedOn w:val="CommentText"/>
     <w:next w:val="CommentText"/>
@@ -3173,7 +3358,7 @@
       <w:lang w:val="nl-BE"/>
     </w:rPr>
   </w:style>
-  <w:style w:type="character" w:styleId="CommentSubjectChar" w:customStyle="1">
+  <w:style w:type="character" w:customStyle="1" w:styleId="CommentSubjectChar">
     <w:name w:val="Comment Subject Char"/>
     <w:basedOn w:val="CommentTextChar"/>
     <w:link w:val="CommentSubject"/>
@@ -3188,11 +3373,26 @@
       <w:lang w:val="en-GB"/>
     </w:rPr>
   </w:style>
+  <w:style w:type="paragraph" w:styleId="Revisie">
+    <w:name w:val="Revision"/>
+    <w:hidden/>
+    <w:uiPriority w:val="99"/>
+    <w:semiHidden/>
+    <w:rsid w:val="00D60912"/>
+    <w:pPr>
+      <w:spacing w:after="0" w:line="240" w:lineRule="auto"/>
+    </w:pPr>
+    <w:rPr>
+      <w:rFonts w:ascii="Arial" w:eastAsia="Arial" w:hAnsi="Arial" w:cs="Arial"/>
+      <w:sz w:val="22"/>
+      <w:szCs w:val="22"/>
+    </w:rPr>
+  </w:style>
 </w:styles>
 </file>
 
 <file path=word/theme/theme1.xml><?xml version="1.0" encoding="utf-8"?>
-<a:theme xmlns:a="http://schemas.openxmlformats.org/drawingml/2006/main" xmlns:thm15="http://schemas.microsoft.com/office/thememl/2012/main" name="Office Theme">
+<a:theme xmlns:a="http://schemas.openxmlformats.org/drawingml/2006/main" name="Office Theme">
   <a:themeElements>
     <a:clrScheme name="Office">
       <a:dk1>
@@ -3678,7 +3878,21 @@
 </file>
 
 <file path=customXml/itemProps1.xml><?xml version="1.0" encoding="utf-8"?>
-<ds:datastoreItem xmlns:ds="http://schemas.openxmlformats.org/officeDocument/2006/customXml" ds:itemID="{B88535C2-676D-4280-8B7F-66B88C965BBA}"/>
+<ds:datastoreItem xmlns:ds="http://schemas.openxmlformats.org/officeDocument/2006/customXml" ds:itemID="{B88535C2-676D-4280-8B7F-66B88C965BBA}">
+  <ds:schemaRefs>
+    <ds:schemaRef ds:uri="http://schemas.microsoft.com/office/2006/metadata/contentType"/>
+    <ds:schemaRef ds:uri="http://schemas.microsoft.com/office/2006/metadata/properties/metaAttributes"/>
+    <ds:schemaRef ds:uri="http://www.w3.org/2001/XMLSchema"/>
+    <ds:schemaRef ds:uri="http://schemas.microsoft.com/office/2006/metadata/properties"/>
+    <ds:schemaRef ds:uri="f44e6bd5-09db-4117-8b15-adf399208dc6"/>
+    <ds:schemaRef ds:uri="http://schemas.microsoft.com/office/2006/documentManagement/types"/>
+    <ds:schemaRef ds:uri="http://schemas.microsoft.com/office/infopath/2007/PartnerControls"/>
+    <ds:schemaRef ds:uri="http://schemas.openxmlformats.org/package/2006/metadata/core-properties"/>
+    <ds:schemaRef ds:uri="http://purl.org/dc/elements/1.1/"/>
+    <ds:schemaRef ds:uri="http://purl.org/dc/terms/"/>
+    <ds:schemaRef ds:uri="http://schemas.microsoft.com/internal/obd"/>
+  </ds:schemaRefs>
+</ds:datastoreItem>
 </file>
 
 <file path=customXml/itemProps2.xml><?xml version="1.0" encoding="utf-8"?>
